--- a/软件工程实验项目/实验一需求规格说明书/实验报告1-需求规格说明书.docx
+++ b/软件工程实验项目/实验一需求规格说明书/实验报告1-需求规格说明书.docx
@@ -488,13 +488,18 @@
     <w:p>
       <w:pPr>
         <w:rPr>
+          <w:rFonts w:asciiTheme="minorEastAsia" w:hAnsiTheme="minorEastAsia" w:hint="eastAsia"/>
+          <w:color w:val="FF0000"/>
+          <w:sz w:val="24"/>
+          <w:szCs w:val="24"/>
+        </w:rPr>
+      </w:pPr>
+      <w:bookmarkStart w:id="0" w:name="OLE_LINK3"/>
+      <w:r>
+        <w:rPr>
           <w:rFonts w:asciiTheme="minorEastAsia" w:hAnsiTheme="minorEastAsia"/>
-          <w:color w:val="FF0000"/>
-        </w:rPr>
-      </w:pPr>
-      <w:r>
-        <w:rPr>
-          <w:rFonts w:asciiTheme="minorEastAsia" w:hAnsiTheme="minorEastAsia"/>
+          <w:sz w:val="24"/>
+          <w:szCs w:val="24"/>
         </w:rPr>
         <w:t>本产品是为攀枝花学院量身打造的高校年度综合考核测评系统，面向</w:t>
       </w:r>
@@ -503,16 +508,21 @@
           <w:rFonts w:asciiTheme="minorEastAsia" w:hAnsiTheme="minorEastAsia"/>
           <w:b/>
           <w:bCs/>
+          <w:sz w:val="24"/>
+          <w:szCs w:val="24"/>
         </w:rPr>
         <w:t>系统管理员、评分用户、满意度评价用户</w:t>
       </w:r>
       <w:r>
         <w:rPr>
           <w:rFonts w:asciiTheme="minorEastAsia" w:hAnsiTheme="minorEastAsia"/>
+          <w:sz w:val="24"/>
+          <w:szCs w:val="24"/>
         </w:rPr>
         <w:t>三类核心用户，提供高校职能部门年度绩效考核全流程的信息化、智能化管理服务。系统覆盖考核周期设置、报告管理、评分与满意度评价任务发布、数据统计分析、结果应用等全环节，解决攀枝花学院传统考核方式中流程复杂、数据量大、统计繁琐、效率低下、数据分析困难、反馈机制薄弱等问题，实现职能部门考核工作的线上化管控。同时为学校人事处、考核办等管理部门提供多维度的考核数据支撑，让考核结果成为部门评优评先、干部考核的重要依据，助力学校管理决策科学化。</w:t>
       </w:r>
     </w:p>
+    <w:bookmarkEnd w:id="0"/>
     <w:p>
       <w:pPr>
         <w:pStyle w:val="2"/>
@@ -595,8 +605,8 @@
           <w:noProof/>
         </w:rPr>
         <w:drawing>
-          <wp:inline distT="0" distB="0" distL="0" distR="0" wp14:anchorId="1CB1643D" wp14:editId="49581DA8">
-            <wp:extent cx="5715000" cy="4610100"/>
+          <wp:inline distT="0" distB="0" distL="0" distR="0" wp14:anchorId="1CB1643D" wp14:editId="157F66BF">
+            <wp:extent cx="5715000" cy="4441372"/>
             <wp:effectExtent l="0" t="0" r="0" b="0"/>
             <wp:docPr id="850584465" name="图片 3"/>
             <wp:cNvGraphicFramePr>
@@ -627,7 +637,7 @@
                   <pic:spPr bwMode="auto">
                     <a:xfrm>
                       <a:off x="0" y="0"/>
-                      <a:ext cx="5715000" cy="4610100"/>
+                      <a:ext cx="5715785" cy="4441982"/>
                     </a:xfrm>
                     <a:prstGeom prst="rect">
                       <a:avLst/>
@@ -648,32 +658,27 @@
       <w:pPr>
         <w:jc w:val="center"/>
         <w:rPr>
-          <w:rFonts w:hint="eastAsia"/>
-          <w:sz w:val="18"/>
-          <w:szCs w:val="18"/>
-        </w:rPr>
-      </w:pPr>
-      <w:r>
-        <w:rPr>
-          <w:rFonts w:hint="eastAsia"/>
-          <w:sz w:val="18"/>
-          <w:szCs w:val="18"/>
+          <w:szCs w:val="21"/>
+        </w:rPr>
+      </w:pPr>
+      <w:r>
+        <w:rPr>
+          <w:rFonts w:hint="eastAsia"/>
+          <w:szCs w:val="21"/>
         </w:rPr>
         <w:t>图</w:t>
       </w:r>
       <w:r>
         <w:rPr>
           <w:rFonts w:hint="eastAsia"/>
-          <w:sz w:val="18"/>
-          <w:szCs w:val="18"/>
+          <w:szCs w:val="21"/>
         </w:rPr>
         <w:t xml:space="preserve">1 </w:t>
       </w:r>
       <w:r>
         <w:rPr>
           <w:rFonts w:hint="eastAsia"/>
-          <w:sz w:val="18"/>
-          <w:szCs w:val="18"/>
+          <w:szCs w:val="21"/>
         </w:rPr>
         <w:t>用户用例图</w:t>
       </w:r>
@@ -688,13 +693,15 @@
         <w:ind w:firstLineChars="0"/>
         <w:rPr>
           <w:rFonts w:asciiTheme="minorEastAsia" w:hAnsiTheme="minorEastAsia" w:hint="eastAsia"/>
-          <w:szCs w:val="21"/>
+          <w:sz w:val="24"/>
+          <w:szCs w:val="24"/>
         </w:rPr>
       </w:pPr>
       <w:r>
         <w:rPr>
           <w:rFonts w:asciiTheme="minorEastAsia" w:hAnsiTheme="minorEastAsia"/>
-          <w:szCs w:val="21"/>
+          <w:sz w:val="24"/>
+          <w:szCs w:val="24"/>
         </w:rPr>
         <w:lastRenderedPageBreak/>
         <w:t>系统管理员用例</w:t>
@@ -708,22 +715,26 @@
         </w:numPr>
         <w:rPr>
           <w:rFonts w:asciiTheme="minorEastAsia" w:hAnsiTheme="minorEastAsia" w:hint="eastAsia"/>
-          <w:szCs w:val="21"/>
-        </w:rPr>
-      </w:pPr>
+          <w:sz w:val="24"/>
+          <w:szCs w:val="24"/>
+        </w:rPr>
+      </w:pPr>
+      <w:bookmarkStart w:id="1" w:name="OLE_LINK4"/>
       <w:r>
         <w:rPr>
           <w:rFonts w:asciiTheme="minorEastAsia" w:hAnsiTheme="minorEastAsia"/>
           <w:b/>
           <w:bCs/>
-          <w:szCs w:val="21"/>
+          <w:sz w:val="24"/>
+          <w:szCs w:val="24"/>
         </w:rPr>
         <w:t>基础信息管理</w:t>
       </w:r>
       <w:r>
         <w:rPr>
           <w:rFonts w:asciiTheme="minorEastAsia" w:hAnsiTheme="minorEastAsia"/>
-          <w:szCs w:val="21"/>
+          <w:sz w:val="24"/>
+          <w:szCs w:val="24"/>
         </w:rPr>
         <w:t>：维护用户账户（增删改查、启用 / 禁用、筛选）、管理组织结构（职能部门、教学单位增删改查、状态管理）、维护职位信息（增删改查）；</w:t>
       </w:r>
@@ -736,7 +747,8 @@
         </w:numPr>
         <w:rPr>
           <w:rFonts w:asciiTheme="minorEastAsia" w:hAnsiTheme="minorEastAsia" w:hint="eastAsia"/>
-          <w:szCs w:val="21"/>
+          <w:sz w:val="24"/>
+          <w:szCs w:val="24"/>
         </w:rPr>
       </w:pPr>
       <w:r>
@@ -744,14 +756,16 @@
           <w:rFonts w:asciiTheme="minorEastAsia" w:hAnsiTheme="minorEastAsia"/>
           <w:b/>
           <w:bCs/>
-          <w:szCs w:val="21"/>
+          <w:sz w:val="24"/>
+          <w:szCs w:val="24"/>
         </w:rPr>
         <w:t>考核周期管理</w:t>
       </w:r>
       <w:r>
         <w:rPr>
           <w:rFonts w:asciiTheme="minorEastAsia" w:hAnsiTheme="minorEastAsia"/>
-          <w:szCs w:val="21"/>
+          <w:sz w:val="24"/>
+          <w:szCs w:val="24"/>
         </w:rPr>
         <w:t>：按学年度 / 自然年度设置考核周期，配置考核各环节时间节点，系统自动切换任务状态；</w:t>
       </w:r>
@@ -764,7 +778,8 @@
         </w:numPr>
         <w:rPr>
           <w:rFonts w:asciiTheme="minorEastAsia" w:hAnsiTheme="minorEastAsia" w:hint="eastAsia"/>
-          <w:szCs w:val="21"/>
+          <w:sz w:val="24"/>
+          <w:szCs w:val="24"/>
         </w:rPr>
       </w:pPr>
       <w:r>
@@ -772,14 +787,16 @@
           <w:rFonts w:asciiTheme="minorEastAsia" w:hAnsiTheme="minorEastAsia"/>
           <w:b/>
           <w:bCs/>
-          <w:szCs w:val="21"/>
+          <w:sz w:val="24"/>
+          <w:szCs w:val="24"/>
         </w:rPr>
         <w:t>报告管理</w:t>
       </w:r>
       <w:r>
         <w:rPr>
           <w:rFonts w:asciiTheme="minorEastAsia" w:hAnsiTheme="minorEastAsia"/>
-          <w:szCs w:val="21"/>
+          <w:sz w:val="24"/>
+          <w:szCs w:val="24"/>
         </w:rPr>
         <w:t>：上</w:t>
       </w:r>
@@ -787,7 +804,8 @@
       <w:r>
         <w:rPr>
           <w:rFonts w:asciiTheme="minorEastAsia" w:hAnsiTheme="minorEastAsia"/>
-          <w:szCs w:val="21"/>
+          <w:sz w:val="24"/>
+          <w:szCs w:val="24"/>
         </w:rPr>
         <w:t>传职能</w:t>
       </w:r>
@@ -795,7 +813,8 @@
       <w:r>
         <w:rPr>
           <w:rFonts w:asciiTheme="minorEastAsia" w:hAnsiTheme="minorEastAsia"/>
-          <w:szCs w:val="21"/>
+          <w:sz w:val="24"/>
+          <w:szCs w:val="24"/>
         </w:rPr>
         <w:t>部门年度 PDF 工作报告、记录文件信息、在线预览、催报逾期未提交报告的部门，报告与评分任务自动关联；</w:t>
       </w:r>
@@ -808,7 +827,8 @@
         </w:numPr>
         <w:rPr>
           <w:rFonts w:asciiTheme="minorEastAsia" w:hAnsiTheme="minorEastAsia" w:hint="eastAsia"/>
-          <w:szCs w:val="21"/>
+          <w:sz w:val="24"/>
+          <w:szCs w:val="24"/>
         </w:rPr>
       </w:pPr>
       <w:r>
@@ -816,14 +836,16 @@
           <w:rFonts w:asciiTheme="minorEastAsia" w:hAnsiTheme="minorEastAsia"/>
           <w:b/>
           <w:bCs/>
-          <w:szCs w:val="21"/>
+          <w:sz w:val="24"/>
+          <w:szCs w:val="24"/>
         </w:rPr>
         <w:t>评分任务管理</w:t>
       </w:r>
       <w:r>
         <w:rPr>
           <w:rFonts w:asciiTheme="minorEastAsia" w:hAnsiTheme="minorEastAsia"/>
-          <w:szCs w:val="21"/>
+          <w:sz w:val="24"/>
+          <w:szCs w:val="24"/>
         </w:rPr>
         <w:t>：发布 / 编辑 / 删除评分任务，关联考核年度、被评部门及报告，系统自动生成用户个人评分任务，实时查看任务完成进度、审核异常评分并提醒用户复核；</w:t>
       </w:r>
@@ -836,7 +858,8 @@
         </w:numPr>
         <w:rPr>
           <w:rFonts w:asciiTheme="minorEastAsia" w:hAnsiTheme="minorEastAsia" w:hint="eastAsia"/>
-          <w:szCs w:val="21"/>
+          <w:sz w:val="24"/>
+          <w:szCs w:val="24"/>
         </w:rPr>
       </w:pPr>
       <w:r>
@@ -844,14 +867,16 @@
           <w:rFonts w:asciiTheme="minorEastAsia" w:hAnsiTheme="minorEastAsia"/>
           <w:b/>
           <w:bCs/>
-          <w:szCs w:val="21"/>
+          <w:sz w:val="24"/>
+          <w:szCs w:val="24"/>
         </w:rPr>
         <w:t>满意度任务管理</w:t>
       </w:r>
       <w:r>
         <w:rPr>
           <w:rFonts w:asciiTheme="minorEastAsia" w:hAnsiTheme="minorEastAsia"/>
-          <w:szCs w:val="21"/>
+          <w:sz w:val="24"/>
+          <w:szCs w:val="24"/>
         </w:rPr>
         <w:t>：单条 / 批量发布 / 编辑 / 删除满意度评价任务，设置极端评价个数限制、评价修改次数限制，系统自动生成用户个人评价任务，查看评价完成情况及多维</w:t>
       </w:r>
@@ -859,7 +884,8 @@
       <w:r>
         <w:rPr>
           <w:rFonts w:asciiTheme="minorEastAsia" w:hAnsiTheme="minorEastAsia"/>
-          <w:szCs w:val="21"/>
+          <w:sz w:val="24"/>
+          <w:szCs w:val="24"/>
         </w:rPr>
         <w:t>度统计</w:t>
       </w:r>
@@ -867,7 +893,8 @@
       <w:r>
         <w:rPr>
           <w:rFonts w:asciiTheme="minorEastAsia" w:hAnsiTheme="minorEastAsia"/>
-          <w:szCs w:val="21"/>
+          <w:sz w:val="24"/>
+          <w:szCs w:val="24"/>
         </w:rPr>
         <w:t>数据；</w:t>
       </w:r>
@@ -880,7 +907,8 @@
         </w:numPr>
         <w:rPr>
           <w:rFonts w:asciiTheme="minorEastAsia" w:hAnsiTheme="minorEastAsia" w:hint="eastAsia"/>
-          <w:szCs w:val="21"/>
+          <w:sz w:val="24"/>
+          <w:szCs w:val="24"/>
         </w:rPr>
       </w:pPr>
       <w:r>
@@ -888,14 +916,16 @@
           <w:rFonts w:asciiTheme="minorEastAsia" w:hAnsiTheme="minorEastAsia"/>
           <w:b/>
           <w:bCs/>
-          <w:szCs w:val="21"/>
+          <w:sz w:val="24"/>
+          <w:szCs w:val="24"/>
         </w:rPr>
         <w:t>数据统计与可视化</w:t>
       </w:r>
       <w:r>
         <w:rPr>
           <w:rFonts w:asciiTheme="minorEastAsia" w:hAnsiTheme="minorEastAsia"/>
-          <w:szCs w:val="21"/>
+          <w:sz w:val="24"/>
+          <w:szCs w:val="24"/>
         </w:rPr>
         <w:t>：查看多维</w:t>
       </w:r>
@@ -903,7 +933,8 @@
       <w:r>
         <w:rPr>
           <w:rFonts w:asciiTheme="minorEastAsia" w:hAnsiTheme="minorEastAsia"/>
-          <w:szCs w:val="21"/>
+          <w:sz w:val="24"/>
+          <w:szCs w:val="24"/>
         </w:rPr>
         <w:t>度统计</w:t>
       </w:r>
@@ -911,7 +942,8 @@
       <w:r>
         <w:rPr>
           <w:rFonts w:asciiTheme="minorEastAsia" w:hAnsiTheme="minorEastAsia"/>
-          <w:szCs w:val="21"/>
+          <w:sz w:val="24"/>
+          <w:szCs w:val="24"/>
         </w:rPr>
         <w:t>报表及可视化图表，按条件筛选数据，导出 Excel/PDF 格式考核结果；</w:t>
       </w:r>
@@ -924,7 +956,8 @@
         </w:numPr>
         <w:rPr>
           <w:rFonts w:asciiTheme="minorEastAsia" w:hAnsiTheme="minorEastAsia" w:hint="eastAsia"/>
-          <w:szCs w:val="21"/>
+          <w:sz w:val="24"/>
+          <w:szCs w:val="24"/>
         </w:rPr>
       </w:pPr>
       <w:r>
@@ -932,14 +965,16 @@
           <w:rFonts w:asciiTheme="minorEastAsia" w:hAnsiTheme="minorEastAsia"/>
           <w:b/>
           <w:bCs/>
-          <w:szCs w:val="21"/>
+          <w:sz w:val="24"/>
+          <w:szCs w:val="24"/>
         </w:rPr>
         <w:t>公告与消息通知管理</w:t>
       </w:r>
       <w:r>
         <w:rPr>
           <w:rFonts w:asciiTheme="minorEastAsia" w:hAnsiTheme="minorEastAsia"/>
-          <w:szCs w:val="21"/>
+          <w:sz w:val="24"/>
+          <w:szCs w:val="24"/>
         </w:rPr>
         <w:t>：编辑、置顶、定时发布系统公告，在关键节点向用户发送站内 / 邮件提醒，管理消息已读 / 未读状态；</w:t>
       </w:r>
@@ -952,7 +987,8 @@
         </w:numPr>
         <w:rPr>
           <w:rFonts w:asciiTheme="minorEastAsia" w:hAnsiTheme="minorEastAsia" w:hint="eastAsia"/>
-          <w:szCs w:val="21"/>
+          <w:sz w:val="24"/>
+          <w:szCs w:val="24"/>
         </w:rPr>
       </w:pPr>
       <w:r>
@@ -960,14 +996,16 @@
           <w:rFonts w:asciiTheme="minorEastAsia" w:hAnsiTheme="minorEastAsia"/>
           <w:b/>
           <w:bCs/>
-          <w:szCs w:val="21"/>
+          <w:sz w:val="24"/>
+          <w:szCs w:val="24"/>
         </w:rPr>
         <w:t>权限与安全管理</w:t>
       </w:r>
       <w:r>
         <w:rPr>
           <w:rFonts w:asciiTheme="minorEastAsia" w:hAnsiTheme="minorEastAsia"/>
-          <w:szCs w:val="21"/>
+          <w:sz w:val="24"/>
+          <w:szCs w:val="24"/>
         </w:rPr>
         <w:t>：配置基于角色的访问权限，查看敏感操作日志，设置登录失败次数限制、会话超时时间；</w:t>
       </w:r>
@@ -980,7 +1018,8 @@
         </w:numPr>
         <w:rPr>
           <w:rFonts w:asciiTheme="minorEastAsia" w:hAnsiTheme="minorEastAsia" w:hint="eastAsia"/>
-          <w:szCs w:val="21"/>
+          <w:sz w:val="24"/>
+          <w:szCs w:val="24"/>
         </w:rPr>
       </w:pPr>
       <w:r>
@@ -988,14 +1027,16 @@
           <w:rFonts w:asciiTheme="minorEastAsia" w:hAnsiTheme="minorEastAsia"/>
           <w:b/>
           <w:bCs/>
-          <w:szCs w:val="21"/>
+          <w:sz w:val="24"/>
+          <w:szCs w:val="24"/>
         </w:rPr>
         <w:t>考核结果应用</w:t>
       </w:r>
       <w:r>
         <w:rPr>
           <w:rFonts w:asciiTheme="minorEastAsia" w:hAnsiTheme="minorEastAsia"/>
-          <w:szCs w:val="21"/>
+          <w:sz w:val="24"/>
+          <w:szCs w:val="24"/>
         </w:rPr>
         <w:t>：按权重核算绩效考核总分，生成部门考核反馈报告，支撑评优评先、干部考核工作；</w:t>
       </w:r>
@@ -1008,7 +1049,8 @@
         </w:numPr>
         <w:rPr>
           <w:rFonts w:asciiTheme="minorEastAsia" w:hAnsiTheme="minorEastAsia" w:hint="eastAsia"/>
-          <w:szCs w:val="21"/>
+          <w:sz w:val="24"/>
+          <w:szCs w:val="24"/>
         </w:rPr>
       </w:pPr>
       <w:r>
@@ -1016,18 +1058,21 @@
           <w:rFonts w:asciiTheme="minorEastAsia" w:hAnsiTheme="minorEastAsia"/>
           <w:b/>
           <w:bCs/>
-          <w:szCs w:val="21"/>
+          <w:sz w:val="24"/>
+          <w:szCs w:val="24"/>
         </w:rPr>
         <w:t>日志管理</w:t>
       </w:r>
       <w:r>
         <w:rPr>
           <w:rFonts w:asciiTheme="minorEastAsia" w:hAnsiTheme="minorEastAsia"/>
-          <w:szCs w:val="21"/>
+          <w:sz w:val="24"/>
+          <w:szCs w:val="24"/>
         </w:rPr>
         <w:t>：查看所有敏感操作的操作人、时间、内容、IP 地址等日志信息。</w:t>
       </w:r>
     </w:p>
+    <w:bookmarkEnd w:id="1"/>
     <w:p>
       <w:pPr>
         <w:pStyle w:val="a3"/>
@@ -1038,13 +1083,15 @@
         <w:ind w:firstLineChars="0"/>
         <w:rPr>
           <w:rFonts w:asciiTheme="minorEastAsia" w:hAnsiTheme="minorEastAsia" w:hint="eastAsia"/>
-          <w:szCs w:val="21"/>
+          <w:sz w:val="24"/>
+          <w:szCs w:val="24"/>
         </w:rPr>
       </w:pPr>
       <w:r>
         <w:rPr>
           <w:rFonts w:asciiTheme="minorEastAsia" w:hAnsiTheme="minorEastAsia"/>
-          <w:szCs w:val="21"/>
+          <w:sz w:val="24"/>
+          <w:szCs w:val="24"/>
         </w:rPr>
         <w:t>评分用户用例</w:t>
       </w:r>
@@ -1057,22 +1104,26 @@
         </w:numPr>
         <w:rPr>
           <w:rFonts w:asciiTheme="minorEastAsia" w:hAnsiTheme="minorEastAsia" w:hint="eastAsia"/>
-          <w:szCs w:val="21"/>
-        </w:rPr>
-      </w:pPr>
+          <w:sz w:val="24"/>
+          <w:szCs w:val="24"/>
+        </w:rPr>
+      </w:pPr>
+      <w:bookmarkStart w:id="2" w:name="OLE_LINK5"/>
       <w:r>
         <w:rPr>
           <w:rFonts w:asciiTheme="minorEastAsia" w:hAnsiTheme="minorEastAsia"/>
           <w:b/>
           <w:bCs/>
-          <w:szCs w:val="21"/>
+          <w:sz w:val="24"/>
+          <w:szCs w:val="24"/>
         </w:rPr>
         <w:t>评分任务查看</w:t>
       </w:r>
       <w:r>
         <w:rPr>
           <w:rFonts w:asciiTheme="minorEastAsia" w:hAnsiTheme="minorEastAsia"/>
-          <w:szCs w:val="21"/>
+          <w:sz w:val="24"/>
+          <w:szCs w:val="24"/>
         </w:rPr>
         <w:t>：查看系统分配的个人年度评分任务，关联查阅职能部门年度 PDF 工作报告；</w:t>
       </w:r>
@@ -1085,7 +1136,8 @@
         </w:numPr>
         <w:rPr>
           <w:rFonts w:asciiTheme="minorEastAsia" w:hAnsiTheme="minorEastAsia" w:hint="eastAsia"/>
-          <w:szCs w:val="21"/>
+          <w:sz w:val="24"/>
+          <w:szCs w:val="24"/>
         </w:rPr>
       </w:pPr>
       <w:r>
@@ -1093,14 +1145,16 @@
           <w:rFonts w:asciiTheme="minorEastAsia" w:hAnsiTheme="minorEastAsia"/>
           <w:b/>
           <w:bCs/>
-          <w:szCs w:val="21"/>
+          <w:sz w:val="24"/>
+          <w:szCs w:val="24"/>
         </w:rPr>
         <w:t>评分提交</w:t>
       </w:r>
       <w:r>
         <w:rPr>
           <w:rFonts w:asciiTheme="minorEastAsia" w:hAnsiTheme="minorEastAsia"/>
-          <w:szCs w:val="21"/>
+          <w:sz w:val="24"/>
+          <w:szCs w:val="24"/>
         </w:rPr>
         <w:t>：在评分周期内对指定部门提交 0-100 分整数评分，填写不少于 20 字的改进建议，系统校验信息有效性；</w:t>
       </w:r>
@@ -1113,7 +1167,8 @@
         </w:numPr>
         <w:rPr>
           <w:rFonts w:asciiTheme="minorEastAsia" w:hAnsiTheme="minorEastAsia" w:hint="eastAsia"/>
-          <w:szCs w:val="21"/>
+          <w:sz w:val="24"/>
+          <w:szCs w:val="24"/>
         </w:rPr>
       </w:pPr>
       <w:r>
@@ -1121,14 +1176,16 @@
           <w:rFonts w:asciiTheme="minorEastAsia" w:hAnsiTheme="minorEastAsia"/>
           <w:b/>
           <w:bCs/>
-          <w:szCs w:val="21"/>
+          <w:sz w:val="24"/>
+          <w:szCs w:val="24"/>
         </w:rPr>
         <w:t>评分修改</w:t>
       </w:r>
       <w:r>
         <w:rPr>
           <w:rFonts w:asciiTheme="minorEastAsia" w:hAnsiTheme="minorEastAsia"/>
-          <w:szCs w:val="21"/>
+          <w:sz w:val="24"/>
+          <w:szCs w:val="24"/>
         </w:rPr>
         <w:t>：在截止日期前且修改次数允许的情况下，修改已提交的评分，系统保留修改记录；</w:t>
       </w:r>
@@ -1141,7 +1198,8 @@
         </w:numPr>
         <w:rPr>
           <w:rFonts w:asciiTheme="minorEastAsia" w:hAnsiTheme="minorEastAsia" w:hint="eastAsia"/>
-          <w:szCs w:val="21"/>
+          <w:sz w:val="24"/>
+          <w:szCs w:val="24"/>
         </w:rPr>
       </w:pPr>
       <w:r>
@@ -1149,14 +1207,16 @@
           <w:rFonts w:asciiTheme="minorEastAsia" w:hAnsiTheme="minorEastAsia"/>
           <w:b/>
           <w:bCs/>
-          <w:szCs w:val="21"/>
+          <w:sz w:val="24"/>
+          <w:szCs w:val="24"/>
         </w:rPr>
         <w:t>历史记录查询</w:t>
       </w:r>
       <w:r>
         <w:rPr>
           <w:rFonts w:asciiTheme="minorEastAsia" w:hAnsiTheme="minorEastAsia"/>
-          <w:szCs w:val="21"/>
+          <w:sz w:val="24"/>
+          <w:szCs w:val="24"/>
         </w:rPr>
         <w:t>：查看个人所有历史评分记录及修改轨迹；</w:t>
       </w:r>
@@ -1169,7 +1229,8 @@
         </w:numPr>
         <w:rPr>
           <w:rFonts w:asciiTheme="minorEastAsia" w:hAnsiTheme="minorEastAsia" w:hint="eastAsia"/>
-          <w:szCs w:val="21"/>
+          <w:sz w:val="24"/>
+          <w:szCs w:val="24"/>
         </w:rPr>
       </w:pPr>
       <w:r>
@@ -1177,14 +1238,16 @@
           <w:rFonts w:asciiTheme="minorEastAsia" w:hAnsiTheme="minorEastAsia"/>
           <w:b/>
           <w:bCs/>
-          <w:szCs w:val="21"/>
+          <w:sz w:val="24"/>
+          <w:szCs w:val="24"/>
         </w:rPr>
         <w:t>消息接收</w:t>
       </w:r>
       <w:r>
         <w:rPr>
           <w:rFonts w:asciiTheme="minorEastAsia" w:hAnsiTheme="minorEastAsia"/>
-          <w:szCs w:val="21"/>
+          <w:sz w:val="24"/>
+          <w:szCs w:val="24"/>
         </w:rPr>
         <w:t>：接收系统发送的任务发布、截止提醒、复核通知等站内 / 邮件消息；</w:t>
       </w:r>
@@ -1197,7 +1260,8 @@
         </w:numPr>
         <w:rPr>
           <w:rFonts w:asciiTheme="minorEastAsia" w:hAnsiTheme="minorEastAsia" w:hint="eastAsia"/>
-          <w:szCs w:val="21"/>
+          <w:sz w:val="24"/>
+          <w:szCs w:val="24"/>
         </w:rPr>
       </w:pPr>
       <w:r>
@@ -1205,18 +1269,21 @@
           <w:rFonts w:asciiTheme="minorEastAsia" w:hAnsiTheme="minorEastAsia"/>
           <w:b/>
           <w:bCs/>
-          <w:szCs w:val="21"/>
+          <w:sz w:val="24"/>
+          <w:szCs w:val="24"/>
         </w:rPr>
         <w:t>公告查看</w:t>
       </w:r>
       <w:r>
         <w:rPr>
           <w:rFonts w:asciiTheme="minorEastAsia" w:hAnsiTheme="minorEastAsia"/>
-          <w:szCs w:val="21"/>
+          <w:sz w:val="24"/>
+          <w:szCs w:val="24"/>
         </w:rPr>
         <w:t>：查看系统发布的各类考核相关公告。</w:t>
       </w:r>
     </w:p>
+    <w:bookmarkEnd w:id="2"/>
     <w:p>
       <w:pPr>
         <w:pStyle w:val="a3"/>
@@ -1227,13 +1294,15 @@
         <w:ind w:firstLineChars="0"/>
         <w:rPr>
           <w:rFonts w:asciiTheme="minorEastAsia" w:hAnsiTheme="minorEastAsia" w:hint="eastAsia"/>
-          <w:szCs w:val="21"/>
+          <w:sz w:val="24"/>
+          <w:szCs w:val="24"/>
         </w:rPr>
       </w:pPr>
       <w:r>
         <w:rPr>
           <w:rFonts w:asciiTheme="minorEastAsia" w:hAnsiTheme="minorEastAsia"/>
-          <w:szCs w:val="21"/>
+          <w:sz w:val="24"/>
+          <w:szCs w:val="24"/>
         </w:rPr>
         <w:t>满意度评价用户用例</w:t>
       </w:r>
@@ -1246,7 +1315,8 @@
         </w:numPr>
         <w:rPr>
           <w:rFonts w:asciiTheme="minorEastAsia" w:hAnsiTheme="minorEastAsia" w:hint="eastAsia"/>
-          <w:szCs w:val="21"/>
+          <w:sz w:val="24"/>
+          <w:szCs w:val="24"/>
         </w:rPr>
       </w:pPr>
       <w:r>
@@ -1254,14 +1324,16 @@
           <w:rFonts w:asciiTheme="minorEastAsia" w:hAnsiTheme="minorEastAsia"/>
           <w:b/>
           <w:bCs/>
-          <w:szCs w:val="21"/>
+          <w:sz w:val="24"/>
+          <w:szCs w:val="24"/>
         </w:rPr>
         <w:t>评价任务查看</w:t>
       </w:r>
       <w:r>
         <w:rPr>
           <w:rFonts w:asciiTheme="minorEastAsia" w:hAnsiTheme="minorEastAsia"/>
-          <w:szCs w:val="21"/>
+          <w:sz w:val="24"/>
+          <w:szCs w:val="24"/>
         </w:rPr>
         <w:t>：查看系统分配的个人满意度评价任务；</w:t>
       </w:r>
@@ -1274,7 +1346,8 @@
         </w:numPr>
         <w:rPr>
           <w:rFonts w:asciiTheme="minorEastAsia" w:hAnsiTheme="minorEastAsia" w:hint="eastAsia"/>
-          <w:szCs w:val="21"/>
+          <w:sz w:val="24"/>
+          <w:szCs w:val="24"/>
         </w:rPr>
       </w:pPr>
       <w:r>
@@ -1282,14 +1355,16 @@
           <w:rFonts w:asciiTheme="minorEastAsia" w:hAnsiTheme="minorEastAsia"/>
           <w:b/>
           <w:bCs/>
-          <w:szCs w:val="21"/>
+          <w:sz w:val="24"/>
+          <w:szCs w:val="24"/>
         </w:rPr>
         <w:t>满意度提交</w:t>
       </w:r>
       <w:r>
         <w:rPr>
           <w:rFonts w:asciiTheme="minorEastAsia" w:hAnsiTheme="minorEastAsia"/>
-          <w:szCs w:val="21"/>
+          <w:sz w:val="24"/>
+          <w:szCs w:val="24"/>
         </w:rPr>
         <w:t>：在评价周期内对指定部门选择满意度等级（非常满意 / 满意 / 基本满意 / 不满意），可选</w:t>
       </w:r>
@@ -1297,7 +1372,8 @@
       <w:r>
         <w:rPr>
           <w:rFonts w:asciiTheme="minorEastAsia" w:hAnsiTheme="minorEastAsia"/>
-          <w:szCs w:val="21"/>
+          <w:sz w:val="24"/>
+          <w:szCs w:val="24"/>
         </w:rPr>
         <w:t>填评价</w:t>
       </w:r>
@@ -1305,7 +1381,8 @@
       <w:r>
         <w:rPr>
           <w:rFonts w:asciiTheme="minorEastAsia" w:hAnsiTheme="minorEastAsia"/>
-          <w:szCs w:val="21"/>
+          <w:sz w:val="24"/>
+          <w:szCs w:val="24"/>
         </w:rPr>
         <w:t>内容，系统校验极端评价个数限制；</w:t>
       </w:r>
@@ -1318,7 +1395,8 @@
         </w:numPr>
         <w:rPr>
           <w:rFonts w:asciiTheme="minorEastAsia" w:hAnsiTheme="minorEastAsia" w:hint="eastAsia"/>
-          <w:szCs w:val="21"/>
+          <w:sz w:val="24"/>
+          <w:szCs w:val="24"/>
         </w:rPr>
       </w:pPr>
       <w:r>
@@ -1326,14 +1404,16 @@
           <w:rFonts w:asciiTheme="minorEastAsia" w:hAnsiTheme="minorEastAsia"/>
           <w:b/>
           <w:bCs/>
-          <w:szCs w:val="21"/>
+          <w:sz w:val="24"/>
+          <w:szCs w:val="24"/>
         </w:rPr>
         <w:t>评价修改</w:t>
       </w:r>
       <w:r>
         <w:rPr>
           <w:rFonts w:asciiTheme="minorEastAsia" w:hAnsiTheme="minorEastAsia"/>
-          <w:szCs w:val="21"/>
+          <w:sz w:val="24"/>
+          <w:szCs w:val="24"/>
         </w:rPr>
         <w:t>：在截止日期前且修改次数允许的情况下，修改已提交的评价；</w:t>
       </w:r>
@@ -1346,7 +1426,8 @@
         </w:numPr>
         <w:rPr>
           <w:rFonts w:asciiTheme="minorEastAsia" w:hAnsiTheme="minorEastAsia" w:hint="eastAsia"/>
-          <w:szCs w:val="21"/>
+          <w:sz w:val="24"/>
+          <w:szCs w:val="24"/>
         </w:rPr>
       </w:pPr>
       <w:r>
@@ -1354,14 +1435,16 @@
           <w:rFonts w:asciiTheme="minorEastAsia" w:hAnsiTheme="minorEastAsia"/>
           <w:b/>
           <w:bCs/>
-          <w:szCs w:val="21"/>
+          <w:sz w:val="24"/>
+          <w:szCs w:val="24"/>
         </w:rPr>
         <w:t>历史记录查询</w:t>
       </w:r>
       <w:r>
         <w:rPr>
           <w:rFonts w:asciiTheme="minorEastAsia" w:hAnsiTheme="minorEastAsia"/>
-          <w:szCs w:val="21"/>
+          <w:sz w:val="24"/>
+          <w:szCs w:val="24"/>
         </w:rPr>
         <w:t>：查看个人所有历史满意度评价记录；</w:t>
       </w:r>
@@ -1374,7 +1457,8 @@
         </w:numPr>
         <w:rPr>
           <w:rFonts w:asciiTheme="minorEastAsia" w:hAnsiTheme="minorEastAsia" w:hint="eastAsia"/>
-          <w:szCs w:val="21"/>
+          <w:sz w:val="24"/>
+          <w:szCs w:val="24"/>
         </w:rPr>
       </w:pPr>
       <w:r>
@@ -1382,14 +1466,16 @@
           <w:rFonts w:asciiTheme="minorEastAsia" w:hAnsiTheme="minorEastAsia"/>
           <w:b/>
           <w:bCs/>
-          <w:szCs w:val="21"/>
+          <w:sz w:val="24"/>
+          <w:szCs w:val="24"/>
         </w:rPr>
         <w:t>消息接收</w:t>
       </w:r>
       <w:r>
         <w:rPr>
           <w:rFonts w:asciiTheme="minorEastAsia" w:hAnsiTheme="minorEastAsia"/>
-          <w:szCs w:val="21"/>
+          <w:sz w:val="24"/>
+          <w:szCs w:val="24"/>
         </w:rPr>
         <w:t>：接收系统发送的任务发布、截止提醒等站内 / 邮件消息；</w:t>
       </w:r>
@@ -1402,7 +1488,8 @@
         </w:numPr>
         <w:rPr>
           <w:rFonts w:asciiTheme="minorEastAsia" w:hAnsiTheme="minorEastAsia" w:hint="eastAsia"/>
-          <w:szCs w:val="21"/>
+          <w:sz w:val="24"/>
+          <w:szCs w:val="24"/>
         </w:rPr>
       </w:pPr>
       <w:r>
@@ -1410,37 +1497,32 @@
           <w:rFonts w:asciiTheme="minorEastAsia" w:hAnsiTheme="minorEastAsia"/>
           <w:b/>
           <w:bCs/>
-          <w:szCs w:val="21"/>
+          <w:sz w:val="24"/>
+          <w:szCs w:val="24"/>
         </w:rPr>
         <w:t>公告查看</w:t>
       </w:r>
       <w:r>
         <w:rPr>
           <w:rFonts w:asciiTheme="minorEastAsia" w:hAnsiTheme="minorEastAsia"/>
-          <w:szCs w:val="21"/>
+          <w:sz w:val="24"/>
+          <w:szCs w:val="24"/>
         </w:rPr>
         <w:t>：查看系统发布的各类考核相关公告。</w:t>
       </w:r>
-    </w:p>
-    <w:p>
-      <w:pPr>
-        <w:rPr>
-          <w:color w:val="FF0000"/>
-        </w:rPr>
-      </w:pPr>
     </w:p>
     <w:p>
       <w:pPr>
         <w:pStyle w:val="2"/>
         <w:spacing w:line="240" w:lineRule="auto"/>
         <w:rPr>
-          <w:rFonts w:ascii="Times New Roman" w:eastAsia="宋体" w:hAnsi="Times New Roman" w:hint="eastAsia"/>
-          <w:kern w:val="44"/>
-        </w:rPr>
-      </w:pPr>
-      <w:r>
-        <w:rPr>
-          <w:rFonts w:ascii="Times New Roman" w:eastAsia="宋体" w:hAnsi="Times New Roman"/>
+          <w:rFonts w:asciiTheme="minorEastAsia" w:eastAsiaTheme="minorEastAsia" w:hAnsiTheme="minorEastAsia" w:hint="eastAsia"/>
+          <w:kern w:val="44"/>
+        </w:rPr>
+      </w:pPr>
+      <w:r>
+        <w:rPr>
+          <w:rFonts w:asciiTheme="minorEastAsia" w:eastAsiaTheme="minorEastAsia" w:hAnsiTheme="minorEastAsia"/>
           <w:kern w:val="44"/>
         </w:rPr>
         <w:lastRenderedPageBreak/>
@@ -1448,21 +1530,21 @@
       </w:r>
       <w:r>
         <w:rPr>
-          <w:rFonts w:ascii="Times New Roman" w:eastAsia="宋体" w:hAnsi="Times New Roman" w:hint="eastAsia"/>
+          <w:rFonts w:asciiTheme="minorEastAsia" w:eastAsiaTheme="minorEastAsia" w:hAnsiTheme="minorEastAsia" w:hint="eastAsia"/>
           <w:kern w:val="44"/>
         </w:rPr>
         <w:t>.</w:t>
       </w:r>
       <w:r>
         <w:rPr>
-          <w:rFonts w:ascii="Times New Roman" w:eastAsia="宋体" w:hAnsi="Times New Roman"/>
+          <w:rFonts w:asciiTheme="minorEastAsia" w:eastAsiaTheme="minorEastAsia" w:hAnsiTheme="minorEastAsia"/>
           <w:kern w:val="44"/>
         </w:rPr>
         <w:t>2.2</w:t>
       </w:r>
       <w:r>
         <w:rPr>
-          <w:rFonts w:ascii="Times New Roman" w:eastAsia="宋体" w:hAnsi="Times New Roman" w:hint="eastAsia"/>
+          <w:rFonts w:asciiTheme="minorEastAsia" w:eastAsiaTheme="minorEastAsia" w:hAnsiTheme="minorEastAsia" w:hint="eastAsia"/>
           <w:kern w:val="44"/>
         </w:rPr>
         <w:t>业务流程</w:t>
@@ -1471,7 +1553,7 @@
     <w:p>
       <w:pPr>
         <w:rPr>
-          <w:rFonts w:asciiTheme="minorEastAsia" w:hAnsiTheme="minorEastAsia"/>
+          <w:rFonts w:asciiTheme="minorEastAsia" w:hAnsiTheme="minorEastAsia" w:hint="eastAsia"/>
           <w:sz w:val="24"/>
           <w:szCs w:val="24"/>
         </w:rPr>
@@ -1502,7 +1584,7 @@
         </w:numPr>
         <w:ind w:firstLineChars="0"/>
         <w:rPr>
-          <w:rFonts w:asciiTheme="minorEastAsia" w:hAnsiTheme="minorEastAsia"/>
+          <w:rFonts w:asciiTheme="minorEastAsia" w:hAnsiTheme="minorEastAsia" w:hint="eastAsia"/>
           <w:sz w:val="24"/>
           <w:szCs w:val="24"/>
         </w:rPr>
@@ -1537,7 +1619,7 @@
     <w:p>
       <w:pPr>
         <w:rPr>
-          <w:rFonts w:asciiTheme="minorEastAsia" w:hAnsiTheme="minorEastAsia"/>
+          <w:rFonts w:asciiTheme="minorEastAsia" w:hAnsiTheme="minorEastAsia" w:hint="eastAsia"/>
           <w:sz w:val="24"/>
           <w:szCs w:val="24"/>
         </w:rPr>
@@ -1558,9 +1640,9 @@
           <w:noProof/>
         </w:rPr>
         <w:drawing>
-          <wp:inline distT="0" distB="0" distL="0" distR="0" wp14:anchorId="4F43C559" wp14:editId="75F6D579">
-            <wp:extent cx="4962525" cy="6210300"/>
-            <wp:effectExtent l="0" t="0" r="9525" b="0"/>
+          <wp:inline distT="0" distB="0" distL="0" distR="0" wp14:anchorId="4F43C559" wp14:editId="2A08A5E4">
+            <wp:extent cx="4962525" cy="6115792"/>
+            <wp:effectExtent l="0" t="0" r="0" b="0"/>
             <wp:docPr id="414453378" name="图片 2"/>
             <wp:cNvGraphicFramePr>
               <a:graphicFrameLocks xmlns:a="http://schemas.openxmlformats.org/drawingml/2006/main" noChangeAspect="1"/>
@@ -1590,7 +1672,7 @@
                   <pic:spPr bwMode="auto">
                     <a:xfrm>
                       <a:off x="0" y="0"/>
-                      <a:ext cx="4962525" cy="6210300"/>
+                      <a:ext cx="4963594" cy="6117110"/>
                     </a:xfrm>
                     <a:prstGeom prst="rect">
                       <a:avLst/>
@@ -1612,25 +1694,15 @@
         <w:jc w:val="center"/>
         <w:rPr>
           <w:rFonts w:asciiTheme="minorEastAsia" w:hAnsiTheme="minorEastAsia" w:hint="eastAsia"/>
-          <w:sz w:val="18"/>
-          <w:szCs w:val="18"/>
-        </w:rPr>
-      </w:pPr>
-      <w:r>
-        <w:rPr>
-          <w:rFonts w:asciiTheme="minorEastAsia" w:hAnsiTheme="minorEastAsia" w:hint="eastAsia"/>
-          <w:sz w:val="18"/>
-          <w:szCs w:val="18"/>
-        </w:rPr>
-        <w:t xml:space="preserve">图2 </w:t>
-      </w:r>
-      <w:r>
-        <w:rPr>
-          <w:rFonts w:asciiTheme="minorEastAsia" w:hAnsiTheme="minorEastAsia" w:hint="eastAsia"/>
-          <w:sz w:val="18"/>
-          <w:szCs w:val="18"/>
-        </w:rPr>
-        <w:t>系统管理员年度考核全流程</w:t>
+          <w:szCs w:val="21"/>
+        </w:rPr>
+      </w:pPr>
+      <w:r>
+        <w:rPr>
+          <w:rFonts w:asciiTheme="minorEastAsia" w:hAnsiTheme="minorEastAsia" w:hint="eastAsia"/>
+          <w:szCs w:val="21"/>
+        </w:rPr>
+        <w:t>图2 系统管理员年度考核全流程</w:t>
       </w:r>
     </w:p>
     <w:p>
@@ -2405,13 +2477,32 @@
           <w:szCs w:val="24"/>
         </w:rPr>
       </w:pPr>
-      <w:r>
-        <w:rPr>
-          <w:rFonts w:hint="eastAsia"/>
-          <w:sz w:val="24"/>
-          <w:szCs w:val="24"/>
-        </w:rPr>
-        <w:t>评分、满意度评价任务均截止后，系统自动汇总全量评分与满意度评价数据，生成多维</w:t>
+      <w:bookmarkStart w:id="3" w:name="OLE_LINK7"/>
+      <w:r>
+        <w:rPr>
+          <w:rFonts w:hint="eastAsia"/>
+          <w:sz w:val="24"/>
+          <w:szCs w:val="24"/>
+        </w:rPr>
+        <w:t>评分、满意度评价任务均截止后，系统自动</w:t>
+      </w:r>
+      <w:proofErr w:type="gramStart"/>
+      <w:r>
+        <w:rPr>
+          <w:rFonts w:hint="eastAsia"/>
+          <w:sz w:val="24"/>
+          <w:szCs w:val="24"/>
+        </w:rPr>
+        <w:t>汇总全</w:t>
+      </w:r>
+      <w:proofErr w:type="gramEnd"/>
+      <w:r>
+        <w:rPr>
+          <w:rFonts w:hint="eastAsia"/>
+          <w:sz w:val="24"/>
+          <w:szCs w:val="24"/>
+        </w:rPr>
+        <w:t>量评分与满意度评价数据，生成多维</w:t>
       </w:r>
       <w:proofErr w:type="gramStart"/>
       <w:r>
@@ -2530,6 +2621,7 @@
         <w:t>进行全面复核确认，确保数据准确性。</w:t>
       </w:r>
     </w:p>
+    <w:bookmarkEnd w:id="3"/>
     <w:p>
       <w:pPr>
         <w:pStyle w:val="a3"/>
@@ -2560,6 +2652,7 @@
           <w:szCs w:val="24"/>
         </w:rPr>
       </w:pPr>
+      <w:bookmarkStart w:id="4" w:name="OLE_LINK8"/>
       <w:r>
         <w:rPr>
           <w:rFonts w:hint="eastAsia"/>
@@ -2603,6 +2696,7 @@
         <w:t>管理员编辑考核结果公示公告，通过系统发布并支持置顶展示，将考核结果应用于学校职能部门评优评先、干部考核等工作。</w:t>
       </w:r>
     </w:p>
+    <w:bookmarkEnd w:id="4"/>
     <w:p>
       <w:pPr>
         <w:pStyle w:val="a3"/>
@@ -2790,11 +2884,6 @@
       </w:r>
     </w:p>
     <w:p>
-      <w:pPr>
-        <w:rPr>
-          <w:rFonts w:hint="eastAsia"/>
-        </w:rPr>
-      </w:pPr>
       <w:r>
         <w:rPr>
           <w:rFonts w:hint="eastAsia"/>
@@ -2855,15 +2944,13 @@
         <w:jc w:val="center"/>
         <w:rPr>
           <w:rFonts w:asciiTheme="minorEastAsia" w:hAnsiTheme="minorEastAsia" w:hint="eastAsia"/>
-          <w:sz w:val="18"/>
-          <w:szCs w:val="18"/>
-        </w:rPr>
-      </w:pPr>
-      <w:r>
-        <w:rPr>
-          <w:rFonts w:asciiTheme="minorEastAsia" w:hAnsiTheme="minorEastAsia" w:hint="eastAsia"/>
-          <w:sz w:val="18"/>
-          <w:szCs w:val="18"/>
+          <w:szCs w:val="21"/>
+        </w:rPr>
+      </w:pPr>
+      <w:r>
+        <w:rPr>
+          <w:rFonts w:asciiTheme="minorEastAsia" w:hAnsiTheme="minorEastAsia" w:hint="eastAsia"/>
+          <w:szCs w:val="21"/>
         </w:rPr>
         <w:t>图三 评分用户年度评分流程图</w:t>
       </w:r>
@@ -3096,7 +3183,6 @@
         <w:pStyle w:val="a3"/>
         <w:ind w:left="440" w:firstLineChars="0" w:firstLine="0"/>
         <w:rPr>
-          <w:rFonts w:hint="eastAsia"/>
           <w:sz w:val="24"/>
           <w:szCs w:val="24"/>
         </w:rPr>
@@ -3128,7 +3214,7 @@
       <w:pPr>
         <w:ind w:leftChars="200" w:left="420"/>
         <w:rPr>
-          <w:rFonts w:asciiTheme="minorEastAsia" w:hAnsiTheme="minorEastAsia"/>
+          <w:rFonts w:asciiTheme="minorEastAsia" w:hAnsiTheme="minorEastAsia" w:hint="eastAsia"/>
           <w:sz w:val="24"/>
           <w:szCs w:val="24"/>
         </w:rPr>
@@ -3220,49 +3306,15 @@
         <w:jc w:val="center"/>
         <w:rPr>
           <w:rFonts w:asciiTheme="minorEastAsia" w:hAnsiTheme="minorEastAsia" w:hint="eastAsia"/>
-          <w:sz w:val="18"/>
-          <w:szCs w:val="18"/>
-        </w:rPr>
-      </w:pPr>
-      <w:r>
-        <w:rPr>
-          <w:rFonts w:asciiTheme="minorEastAsia" w:hAnsiTheme="minorEastAsia" w:hint="eastAsia"/>
-          <w:sz w:val="18"/>
-          <w:szCs w:val="18"/>
-        </w:rPr>
-        <w:t>图</w:t>
-      </w:r>
-      <w:r>
-        <w:rPr>
-          <w:rFonts w:asciiTheme="minorEastAsia" w:hAnsiTheme="minorEastAsia" w:hint="eastAsia"/>
-          <w:sz w:val="18"/>
-          <w:szCs w:val="18"/>
-        </w:rPr>
-        <w:t>四</w:t>
-      </w:r>
-      <w:r>
-        <w:rPr>
-          <w:rFonts w:asciiTheme="minorEastAsia" w:hAnsiTheme="minorEastAsia" w:hint="eastAsia"/>
-          <w:sz w:val="18"/>
-          <w:szCs w:val="18"/>
-        </w:rPr>
-        <w:t xml:space="preserve"> </w:t>
-      </w:r>
-      <w:r>
-        <w:rPr>
-          <w:rFonts w:asciiTheme="minorEastAsia" w:hAnsiTheme="minorEastAsia" w:hint="eastAsia"/>
-          <w:sz w:val="18"/>
-          <w:szCs w:val="18"/>
-        </w:rPr>
-        <w:t>满意度评价用户年度评价</w:t>
-      </w:r>
-      <w:r>
-        <w:rPr>
-          <w:rFonts w:asciiTheme="minorEastAsia" w:hAnsiTheme="minorEastAsia" w:hint="eastAsia"/>
-          <w:sz w:val="18"/>
-          <w:szCs w:val="18"/>
-        </w:rPr>
-        <w:t>流程图</w:t>
+          <w:szCs w:val="21"/>
+        </w:rPr>
+      </w:pPr>
+      <w:r>
+        <w:rPr>
+          <w:rFonts w:asciiTheme="minorEastAsia" w:hAnsiTheme="minorEastAsia" w:hint="eastAsia"/>
+          <w:szCs w:val="21"/>
+        </w:rPr>
+        <w:t>图四 满意度评价用户年度评价流程图</w:t>
       </w:r>
     </w:p>
     <w:p>
@@ -3279,7 +3331,7 @@
       <w:pPr>
         <w:ind w:leftChars="200" w:left="420"/>
         <w:rPr>
-          <w:rFonts w:asciiTheme="minorEastAsia" w:hAnsiTheme="minorEastAsia"/>
+          <w:rFonts w:asciiTheme="minorEastAsia" w:hAnsiTheme="minorEastAsia" w:hint="eastAsia"/>
           <w:sz w:val="24"/>
           <w:szCs w:val="24"/>
         </w:rPr>
@@ -3297,7 +3349,7 @@
       <w:pPr>
         <w:ind w:leftChars="200" w:left="420"/>
         <w:rPr>
-          <w:rFonts w:asciiTheme="minorEastAsia" w:hAnsiTheme="minorEastAsia"/>
+          <w:rFonts w:asciiTheme="minorEastAsia" w:hAnsiTheme="minorEastAsia" w:hint="eastAsia"/>
           <w:sz w:val="24"/>
           <w:szCs w:val="24"/>
         </w:rPr>
@@ -3333,7 +3385,7 @@
       <w:pPr>
         <w:ind w:leftChars="200" w:left="420"/>
         <w:rPr>
-          <w:rFonts w:asciiTheme="minorEastAsia" w:hAnsiTheme="minorEastAsia"/>
+          <w:rFonts w:asciiTheme="minorEastAsia" w:hAnsiTheme="minorEastAsia" w:hint="eastAsia"/>
           <w:sz w:val="24"/>
           <w:szCs w:val="24"/>
         </w:rPr>
@@ -3351,7 +3403,7 @@
       <w:pPr>
         <w:ind w:leftChars="200" w:left="420"/>
         <w:rPr>
-          <w:rFonts w:asciiTheme="minorEastAsia" w:hAnsiTheme="minorEastAsia"/>
+          <w:rFonts w:asciiTheme="minorEastAsia" w:hAnsiTheme="minorEastAsia" w:hint="eastAsia"/>
           <w:sz w:val="24"/>
           <w:szCs w:val="24"/>
         </w:rPr>
@@ -3388,6 +3440,7 @@
           <w:szCs w:val="24"/>
         </w:rPr>
       </w:pPr>
+      <w:bookmarkStart w:id="5" w:name="OLE_LINK6"/>
       <w:r>
         <w:rPr>
           <w:rFonts w:hint="eastAsia"/>
@@ -3397,10 +3450,11 @@
         <w:t>业务规则及业务约束</w:t>
       </w:r>
     </w:p>
-    <w:p>
-      <w:pPr>
-        <w:rPr>
-          <w:rFonts w:asciiTheme="minorEastAsia" w:hAnsiTheme="minorEastAsia"/>
+    <w:bookmarkEnd w:id="5"/>
+    <w:p>
+      <w:pPr>
+        <w:rPr>
+          <w:rFonts w:asciiTheme="minorEastAsia" w:hAnsiTheme="minorEastAsia" w:hint="eastAsia"/>
           <w:sz w:val="24"/>
           <w:szCs w:val="24"/>
         </w:rPr>
@@ -3423,7 +3477,7 @@
         </w:numPr>
         <w:ind w:firstLineChars="0"/>
         <w:rPr>
-          <w:rFonts w:asciiTheme="minorEastAsia" w:hAnsiTheme="minorEastAsia"/>
+          <w:rFonts w:asciiTheme="minorEastAsia" w:hAnsiTheme="minorEastAsia" w:hint="eastAsia"/>
           <w:sz w:val="24"/>
           <w:szCs w:val="24"/>
         </w:rPr>
@@ -3441,7 +3495,7 @@
       <w:pPr>
         <w:ind w:leftChars="200" w:left="420"/>
         <w:rPr>
-          <w:rFonts w:asciiTheme="minorEastAsia" w:hAnsiTheme="minorEastAsia"/>
+          <w:rFonts w:asciiTheme="minorEastAsia" w:hAnsiTheme="minorEastAsia" w:hint="eastAsia"/>
           <w:sz w:val="24"/>
           <w:szCs w:val="24"/>
         </w:rPr>
@@ -3459,7 +3513,7 @@
       <w:pPr>
         <w:ind w:leftChars="200" w:left="420"/>
         <w:rPr>
-          <w:rFonts w:asciiTheme="minorEastAsia" w:hAnsiTheme="minorEastAsia"/>
+          <w:rFonts w:asciiTheme="minorEastAsia" w:hAnsiTheme="minorEastAsia" w:hint="eastAsia"/>
           <w:sz w:val="24"/>
           <w:szCs w:val="24"/>
         </w:rPr>
@@ -3477,7 +3531,7 @@
       <w:pPr>
         <w:ind w:leftChars="200" w:left="420"/>
         <w:rPr>
-          <w:rFonts w:asciiTheme="minorEastAsia" w:hAnsiTheme="minorEastAsia"/>
+          <w:rFonts w:asciiTheme="minorEastAsia" w:hAnsiTheme="minorEastAsia" w:hint="eastAsia"/>
           <w:sz w:val="24"/>
           <w:szCs w:val="24"/>
         </w:rPr>
@@ -3495,7 +3549,7 @@
       <w:pPr>
         <w:ind w:leftChars="200" w:left="420"/>
         <w:rPr>
-          <w:rFonts w:asciiTheme="minorEastAsia" w:hAnsiTheme="minorEastAsia"/>
+          <w:rFonts w:asciiTheme="minorEastAsia" w:hAnsiTheme="minorEastAsia" w:hint="eastAsia"/>
           <w:sz w:val="24"/>
           <w:szCs w:val="24"/>
         </w:rPr>
@@ -3518,7 +3572,7 @@
         </w:numPr>
         <w:ind w:firstLineChars="0"/>
         <w:rPr>
-          <w:rFonts w:asciiTheme="minorEastAsia" w:hAnsiTheme="minorEastAsia"/>
+          <w:rFonts w:asciiTheme="minorEastAsia" w:hAnsiTheme="minorEastAsia" w:hint="eastAsia"/>
           <w:sz w:val="24"/>
           <w:szCs w:val="24"/>
         </w:rPr>
@@ -3536,7 +3590,7 @@
       <w:pPr>
         <w:ind w:leftChars="200" w:left="420"/>
         <w:rPr>
-          <w:rFonts w:asciiTheme="minorEastAsia" w:hAnsiTheme="minorEastAsia"/>
+          <w:rFonts w:asciiTheme="minorEastAsia" w:hAnsiTheme="minorEastAsia" w:hint="eastAsia"/>
           <w:sz w:val="24"/>
           <w:szCs w:val="24"/>
         </w:rPr>
@@ -3572,7 +3626,7 @@
       <w:pPr>
         <w:ind w:leftChars="200" w:left="420"/>
         <w:rPr>
-          <w:rFonts w:asciiTheme="minorEastAsia" w:hAnsiTheme="minorEastAsia"/>
+          <w:rFonts w:asciiTheme="minorEastAsia" w:hAnsiTheme="minorEastAsia" w:hint="eastAsia"/>
           <w:sz w:val="24"/>
           <w:szCs w:val="24"/>
         </w:rPr>
@@ -3590,7 +3644,7 @@
       <w:pPr>
         <w:ind w:leftChars="200" w:left="420"/>
         <w:rPr>
-          <w:rFonts w:asciiTheme="minorEastAsia" w:hAnsiTheme="minorEastAsia"/>
+          <w:rFonts w:asciiTheme="minorEastAsia" w:hAnsiTheme="minorEastAsia" w:hint="eastAsia"/>
           <w:sz w:val="24"/>
           <w:szCs w:val="24"/>
         </w:rPr>
@@ -3613,7 +3667,7 @@
         </w:numPr>
         <w:ind w:firstLineChars="0"/>
         <w:rPr>
-          <w:rFonts w:asciiTheme="minorEastAsia" w:hAnsiTheme="minorEastAsia"/>
+          <w:rFonts w:asciiTheme="minorEastAsia" w:hAnsiTheme="minorEastAsia" w:hint="eastAsia"/>
           <w:sz w:val="24"/>
           <w:szCs w:val="24"/>
         </w:rPr>
@@ -3631,7 +3685,7 @@
       <w:pPr>
         <w:ind w:leftChars="200" w:left="420"/>
         <w:rPr>
-          <w:rFonts w:asciiTheme="minorEastAsia" w:hAnsiTheme="minorEastAsia"/>
+          <w:rFonts w:asciiTheme="minorEastAsia" w:hAnsiTheme="minorEastAsia" w:hint="eastAsia"/>
           <w:sz w:val="24"/>
           <w:szCs w:val="24"/>
         </w:rPr>
@@ -3667,7 +3721,7 @@
       <w:pPr>
         <w:ind w:leftChars="200" w:left="420"/>
         <w:rPr>
-          <w:rFonts w:asciiTheme="minorEastAsia" w:hAnsiTheme="minorEastAsia"/>
+          <w:rFonts w:asciiTheme="minorEastAsia" w:hAnsiTheme="minorEastAsia" w:hint="eastAsia"/>
           <w:sz w:val="24"/>
           <w:szCs w:val="24"/>
         </w:rPr>
@@ -3685,7 +3739,7 @@
       <w:pPr>
         <w:ind w:leftChars="200" w:left="420"/>
         <w:rPr>
-          <w:rFonts w:asciiTheme="minorEastAsia" w:hAnsiTheme="minorEastAsia"/>
+          <w:rFonts w:asciiTheme="minorEastAsia" w:hAnsiTheme="minorEastAsia" w:hint="eastAsia"/>
           <w:sz w:val="24"/>
           <w:szCs w:val="24"/>
         </w:rPr>
@@ -3708,7 +3762,7 @@
         </w:numPr>
         <w:ind w:firstLineChars="0"/>
         <w:rPr>
-          <w:rFonts w:asciiTheme="minorEastAsia" w:hAnsiTheme="minorEastAsia"/>
+          <w:rFonts w:asciiTheme="minorEastAsia" w:hAnsiTheme="minorEastAsia" w:hint="eastAsia"/>
           <w:sz w:val="24"/>
           <w:szCs w:val="24"/>
         </w:rPr>
@@ -3726,7 +3780,7 @@
       <w:pPr>
         <w:ind w:leftChars="200" w:left="420"/>
         <w:rPr>
-          <w:rFonts w:asciiTheme="minorEastAsia" w:hAnsiTheme="minorEastAsia"/>
+          <w:rFonts w:asciiTheme="minorEastAsia" w:hAnsiTheme="minorEastAsia" w:hint="eastAsia"/>
           <w:sz w:val="24"/>
           <w:szCs w:val="24"/>
         </w:rPr>
@@ -3744,7 +3798,7 @@
       <w:pPr>
         <w:ind w:leftChars="200" w:left="420"/>
         <w:rPr>
-          <w:rFonts w:asciiTheme="minorEastAsia" w:hAnsiTheme="minorEastAsia"/>
+          <w:rFonts w:asciiTheme="minorEastAsia" w:hAnsiTheme="minorEastAsia" w:hint="eastAsia"/>
           <w:sz w:val="24"/>
           <w:szCs w:val="24"/>
         </w:rPr>
@@ -3763,7 +3817,7 @@
       <w:pPr>
         <w:ind w:leftChars="200" w:left="420"/>
         <w:rPr>
-          <w:rFonts w:asciiTheme="minorEastAsia" w:hAnsiTheme="minorEastAsia"/>
+          <w:rFonts w:asciiTheme="minorEastAsia" w:hAnsiTheme="minorEastAsia" w:hint="eastAsia"/>
           <w:color w:val="FF0000"/>
           <w:sz w:val="24"/>
           <w:szCs w:val="24"/>
@@ -3783,54 +3837,42 @@
         <w:pStyle w:val="2"/>
         <w:spacing w:line="240" w:lineRule="auto"/>
         <w:rPr>
+          <w:rFonts w:asciiTheme="minorEastAsia" w:eastAsiaTheme="minorEastAsia" w:hAnsiTheme="minorEastAsia" w:hint="eastAsia"/>
+          <w:kern w:val="44"/>
+        </w:rPr>
+      </w:pPr>
+      <w:r>
+        <w:rPr>
           <w:rFonts w:asciiTheme="minorEastAsia" w:eastAsiaTheme="minorEastAsia" w:hAnsiTheme="minorEastAsia"/>
           <w:kern w:val="44"/>
-          <w:sz w:val="24"/>
-          <w:szCs w:val="24"/>
-        </w:rPr>
-      </w:pPr>
+        </w:rPr>
+        <w:t>3</w:t>
+      </w:r>
+      <w:r>
+        <w:rPr>
+          <w:rFonts w:asciiTheme="minorEastAsia" w:eastAsiaTheme="minorEastAsia" w:hAnsiTheme="minorEastAsia" w:hint="eastAsia"/>
+          <w:kern w:val="44"/>
+        </w:rPr>
+        <w:t>.</w:t>
+      </w:r>
       <w:r>
         <w:rPr>
           <w:rFonts w:asciiTheme="minorEastAsia" w:eastAsiaTheme="minorEastAsia" w:hAnsiTheme="minorEastAsia"/>
           <w:kern w:val="44"/>
-          <w:sz w:val="24"/>
-          <w:szCs w:val="24"/>
-        </w:rPr>
-        <w:t>3</w:t>
+        </w:rPr>
+        <w:t>2.3</w:t>
       </w:r>
       <w:r>
         <w:rPr>
           <w:rFonts w:asciiTheme="minorEastAsia" w:eastAsiaTheme="minorEastAsia" w:hAnsiTheme="minorEastAsia" w:hint="eastAsia"/>
           <w:kern w:val="44"/>
-          <w:sz w:val="24"/>
-          <w:szCs w:val="24"/>
-        </w:rPr>
-        <w:t>.</w:t>
-      </w:r>
-      <w:r>
-        <w:rPr>
-          <w:rFonts w:asciiTheme="minorEastAsia" w:eastAsiaTheme="minorEastAsia" w:hAnsiTheme="minorEastAsia"/>
-          <w:kern w:val="44"/>
-          <w:sz w:val="24"/>
-          <w:szCs w:val="24"/>
-        </w:rPr>
-        <w:t>2.3</w:t>
+        </w:rPr>
+        <w:t>功能</w:t>
       </w:r>
       <w:r>
         <w:rPr>
           <w:rFonts w:asciiTheme="minorEastAsia" w:eastAsiaTheme="minorEastAsia" w:hAnsiTheme="minorEastAsia" w:hint="eastAsia"/>
           <w:kern w:val="44"/>
-          <w:sz w:val="24"/>
-          <w:szCs w:val="24"/>
-        </w:rPr>
-        <w:t>功能</w:t>
-      </w:r>
-      <w:r>
-        <w:rPr>
-          <w:rFonts w:asciiTheme="minorEastAsia" w:eastAsiaTheme="minorEastAsia" w:hAnsiTheme="minorEastAsia" w:hint="eastAsia"/>
-          <w:kern w:val="44"/>
-          <w:sz w:val="24"/>
-          <w:szCs w:val="24"/>
         </w:rPr>
         <w:t>结构图</w:t>
       </w:r>
@@ -3838,42 +3880,43 @@
     <w:p>
       <w:pPr>
         <w:rPr>
+          <w:rFonts w:asciiTheme="minorEastAsia" w:hAnsiTheme="minorEastAsia" w:hint="eastAsia"/>
+          <w:sz w:val="24"/>
+          <w:szCs w:val="24"/>
+        </w:rPr>
+      </w:pPr>
+      <w:bookmarkStart w:id="6" w:name="OLE_LINK9"/>
+      <w:r>
+        <w:rPr>
           <w:rFonts w:asciiTheme="minorEastAsia" w:hAnsiTheme="minorEastAsia"/>
           <w:sz w:val="24"/>
           <w:szCs w:val="24"/>
         </w:rPr>
-      </w:pPr>
+        <w:t>本系统功能结构采用模块化分层设计，围绕高校年度综合考核</w:t>
+      </w:r>
+      <w:proofErr w:type="gramStart"/>
       <w:r>
         <w:rPr>
           <w:rFonts w:asciiTheme="minorEastAsia" w:hAnsiTheme="minorEastAsia"/>
           <w:sz w:val="24"/>
           <w:szCs w:val="24"/>
         </w:rPr>
-        <w:t>本系统功能结构采用模块化分层设计，围绕高校年度综合考核</w:t>
-      </w:r>
-      <w:proofErr w:type="gramStart"/>
+        <w:t>测评全</w:t>
+      </w:r>
+      <w:proofErr w:type="gramEnd"/>
       <w:r>
         <w:rPr>
           <w:rFonts w:asciiTheme="minorEastAsia" w:hAnsiTheme="minorEastAsia"/>
           <w:sz w:val="24"/>
           <w:szCs w:val="24"/>
         </w:rPr>
-        <w:t>测评全</w:t>
-      </w:r>
-      <w:proofErr w:type="gramEnd"/>
-      <w:r>
-        <w:rPr>
-          <w:rFonts w:asciiTheme="minorEastAsia" w:hAnsiTheme="minorEastAsia"/>
-          <w:sz w:val="24"/>
-          <w:szCs w:val="24"/>
-        </w:rPr>
         <w:t>生命周期，划分为基础信息管理、考核周期管理、工作报告管理、评分任务管理、满意度评价管理、数据统计与分析、考核结果管理、系统公告与消息通知、系统管理九大核心功能模块，各模块间相互独立又协同联动，完整支撑系统管理员、评分用户、满意度评价用户三类角色的业务需求，确保考核工作高效、规范、可控。</w:t>
       </w:r>
     </w:p>
     <w:p>
       <w:pPr>
         <w:rPr>
-          <w:rFonts w:asciiTheme="minorEastAsia" w:hAnsiTheme="minorEastAsia"/>
+          <w:rFonts w:asciiTheme="minorEastAsia" w:hAnsiTheme="minorEastAsia" w:hint="eastAsia"/>
           <w:sz w:val="24"/>
           <w:szCs w:val="24"/>
         </w:rPr>
@@ -3888,24 +3931,24 @@
         </w:numPr>
         <w:ind w:firstLineChars="0"/>
         <w:rPr>
+          <w:rFonts w:asciiTheme="minorEastAsia" w:hAnsiTheme="minorEastAsia" w:hint="eastAsia"/>
+          <w:sz w:val="24"/>
+          <w:szCs w:val="24"/>
+        </w:rPr>
+      </w:pPr>
+      <w:r>
+        <w:rPr>
           <w:rFonts w:asciiTheme="minorEastAsia" w:hAnsiTheme="minorEastAsia"/>
           <w:sz w:val="24"/>
           <w:szCs w:val="24"/>
         </w:rPr>
-      </w:pPr>
-      <w:r>
-        <w:rPr>
-          <w:rFonts w:asciiTheme="minorEastAsia" w:hAnsiTheme="minorEastAsia"/>
-          <w:sz w:val="24"/>
-          <w:szCs w:val="24"/>
-        </w:rPr>
         <w:t>基础信息管理模块</w:t>
       </w:r>
     </w:p>
     <w:p>
       <w:pPr>
         <w:rPr>
-          <w:rFonts w:asciiTheme="minorEastAsia" w:hAnsiTheme="minorEastAsia"/>
+          <w:rFonts w:asciiTheme="minorEastAsia" w:hAnsiTheme="minorEastAsia" w:hint="eastAsia"/>
           <w:sz w:val="24"/>
           <w:szCs w:val="24"/>
         </w:rPr>
@@ -3928,7 +3971,7 @@
         </w:numPr>
         <w:ind w:firstLineChars="0"/>
         <w:rPr>
-          <w:rFonts w:asciiTheme="minorEastAsia" w:hAnsiTheme="minorEastAsia"/>
+          <w:rFonts w:asciiTheme="minorEastAsia" w:hAnsiTheme="minorEastAsia" w:hint="eastAsia"/>
           <w:sz w:val="24"/>
           <w:szCs w:val="24"/>
         </w:rPr>
@@ -3951,7 +3994,7 @@
         </w:numPr>
         <w:ind w:firstLineChars="0"/>
         <w:rPr>
-          <w:rFonts w:asciiTheme="minorEastAsia" w:hAnsiTheme="minorEastAsia"/>
+          <w:rFonts w:asciiTheme="minorEastAsia" w:hAnsiTheme="minorEastAsia" w:hint="eastAsia"/>
           <w:sz w:val="24"/>
           <w:szCs w:val="24"/>
         </w:rPr>
@@ -3974,7 +4017,7 @@
         </w:numPr>
         <w:ind w:firstLineChars="0"/>
         <w:rPr>
-          <w:rFonts w:asciiTheme="minorEastAsia" w:hAnsiTheme="minorEastAsia"/>
+          <w:rFonts w:asciiTheme="minorEastAsia" w:hAnsiTheme="minorEastAsia" w:hint="eastAsia"/>
           <w:sz w:val="24"/>
           <w:szCs w:val="24"/>
         </w:rPr>
@@ -3997,24 +4040,24 @@
         </w:numPr>
         <w:ind w:firstLineChars="0"/>
         <w:rPr>
+          <w:rFonts w:asciiTheme="minorEastAsia" w:hAnsiTheme="minorEastAsia" w:hint="eastAsia"/>
+          <w:sz w:val="24"/>
+          <w:szCs w:val="24"/>
+        </w:rPr>
+      </w:pPr>
+      <w:r>
+        <w:rPr>
           <w:rFonts w:asciiTheme="minorEastAsia" w:hAnsiTheme="minorEastAsia"/>
           <w:sz w:val="24"/>
           <w:szCs w:val="24"/>
         </w:rPr>
-      </w:pPr>
-      <w:r>
-        <w:rPr>
-          <w:rFonts w:asciiTheme="minorEastAsia" w:hAnsiTheme="minorEastAsia"/>
-          <w:sz w:val="24"/>
-          <w:szCs w:val="24"/>
-        </w:rPr>
         <w:t>权限配置管理：基于 RBAC 模型为不同角色分配操作权限，可自定义角色权限集合，支持权限批量分配与回收，确保数据访问安全。</w:t>
       </w:r>
     </w:p>
     <w:p>
       <w:pPr>
         <w:rPr>
-          <w:rFonts w:asciiTheme="minorEastAsia" w:hAnsiTheme="minorEastAsia"/>
+          <w:rFonts w:asciiTheme="minorEastAsia" w:hAnsiTheme="minorEastAsia" w:hint="eastAsia"/>
           <w:sz w:val="24"/>
           <w:szCs w:val="24"/>
         </w:rPr>
@@ -4029,24 +4072,24 @@
         </w:numPr>
         <w:ind w:firstLineChars="0"/>
         <w:rPr>
+          <w:rFonts w:asciiTheme="minorEastAsia" w:hAnsiTheme="minorEastAsia" w:hint="eastAsia"/>
+          <w:sz w:val="24"/>
+          <w:szCs w:val="24"/>
+        </w:rPr>
+      </w:pPr>
+      <w:r>
+        <w:rPr>
           <w:rFonts w:asciiTheme="minorEastAsia" w:hAnsiTheme="minorEastAsia"/>
           <w:sz w:val="24"/>
           <w:szCs w:val="24"/>
         </w:rPr>
-      </w:pPr>
-      <w:r>
-        <w:rPr>
-          <w:rFonts w:asciiTheme="minorEastAsia" w:hAnsiTheme="minorEastAsia"/>
-          <w:sz w:val="24"/>
-          <w:szCs w:val="24"/>
-        </w:rPr>
         <w:t>考核周期管理模块</w:t>
       </w:r>
     </w:p>
     <w:p>
       <w:pPr>
         <w:rPr>
-          <w:rFonts w:asciiTheme="minorEastAsia" w:hAnsiTheme="minorEastAsia"/>
+          <w:rFonts w:asciiTheme="minorEastAsia" w:hAnsiTheme="minorEastAsia" w:hint="eastAsia"/>
           <w:sz w:val="24"/>
           <w:szCs w:val="24"/>
         </w:rPr>
@@ -4069,7 +4112,7 @@
         </w:numPr>
         <w:ind w:firstLineChars="0"/>
         <w:rPr>
-          <w:rFonts w:asciiTheme="minorEastAsia" w:hAnsiTheme="minorEastAsia"/>
+          <w:rFonts w:asciiTheme="minorEastAsia" w:hAnsiTheme="minorEastAsia" w:hint="eastAsia"/>
           <w:sz w:val="24"/>
           <w:szCs w:val="24"/>
         </w:rPr>
@@ -4092,7 +4135,7 @@
         </w:numPr>
         <w:ind w:firstLineChars="0"/>
         <w:rPr>
-          <w:rFonts w:asciiTheme="minorEastAsia" w:hAnsiTheme="minorEastAsia"/>
+          <w:rFonts w:asciiTheme="minorEastAsia" w:hAnsiTheme="minorEastAsia" w:hint="eastAsia"/>
           <w:sz w:val="24"/>
           <w:szCs w:val="24"/>
         </w:rPr>
@@ -4115,7 +4158,7 @@
         </w:numPr>
         <w:ind w:firstLineChars="0"/>
         <w:rPr>
-          <w:rFonts w:asciiTheme="minorEastAsia" w:hAnsiTheme="minorEastAsia"/>
+          <w:rFonts w:asciiTheme="minorEastAsia" w:hAnsiTheme="minorEastAsia" w:hint="eastAsia"/>
           <w:sz w:val="24"/>
           <w:szCs w:val="24"/>
         </w:rPr>
@@ -4138,24 +4181,24 @@
         </w:numPr>
         <w:ind w:firstLineChars="0"/>
         <w:rPr>
+          <w:rFonts w:asciiTheme="minorEastAsia" w:hAnsiTheme="minorEastAsia" w:hint="eastAsia"/>
+          <w:sz w:val="24"/>
+          <w:szCs w:val="24"/>
+        </w:rPr>
+      </w:pPr>
+      <w:r>
+        <w:rPr>
           <w:rFonts w:asciiTheme="minorEastAsia" w:hAnsiTheme="minorEastAsia"/>
           <w:sz w:val="24"/>
           <w:szCs w:val="24"/>
         </w:rPr>
-      </w:pPr>
-      <w:r>
-        <w:rPr>
-          <w:rFonts w:asciiTheme="minorEastAsia" w:hAnsiTheme="minorEastAsia"/>
-          <w:sz w:val="24"/>
-          <w:szCs w:val="24"/>
-        </w:rPr>
         <w:t>周期关联管理：将考核周期与后续评分任务、满意度评价任务、工作报告自动关联，确保数据归属清晰。</w:t>
       </w:r>
     </w:p>
     <w:p>
       <w:pPr>
         <w:rPr>
-          <w:rFonts w:asciiTheme="minorEastAsia" w:hAnsiTheme="minorEastAsia"/>
+          <w:rFonts w:asciiTheme="minorEastAsia" w:hAnsiTheme="minorEastAsia" w:hint="eastAsia"/>
           <w:sz w:val="24"/>
           <w:szCs w:val="24"/>
         </w:rPr>
@@ -4170,24 +4213,24 @@
         </w:numPr>
         <w:ind w:firstLineChars="0"/>
         <w:rPr>
+          <w:rFonts w:asciiTheme="minorEastAsia" w:hAnsiTheme="minorEastAsia" w:hint="eastAsia"/>
+          <w:sz w:val="24"/>
+          <w:szCs w:val="24"/>
+        </w:rPr>
+      </w:pPr>
+      <w:r>
+        <w:rPr>
           <w:rFonts w:asciiTheme="minorEastAsia" w:hAnsiTheme="minorEastAsia"/>
           <w:sz w:val="24"/>
           <w:szCs w:val="24"/>
         </w:rPr>
-      </w:pPr>
-      <w:r>
-        <w:rPr>
-          <w:rFonts w:asciiTheme="minorEastAsia" w:hAnsiTheme="minorEastAsia"/>
-          <w:sz w:val="24"/>
-          <w:szCs w:val="24"/>
-        </w:rPr>
         <w:t>工作报告管理模块</w:t>
       </w:r>
     </w:p>
     <w:p>
       <w:pPr>
         <w:rPr>
-          <w:rFonts w:asciiTheme="minorEastAsia" w:hAnsiTheme="minorEastAsia"/>
+          <w:rFonts w:asciiTheme="minorEastAsia" w:hAnsiTheme="minorEastAsia" w:hint="eastAsia"/>
           <w:sz w:val="24"/>
           <w:szCs w:val="24"/>
         </w:rPr>
@@ -4210,7 +4253,7 @@
         </w:numPr>
         <w:ind w:firstLineChars="0"/>
         <w:rPr>
-          <w:rFonts w:asciiTheme="minorEastAsia" w:hAnsiTheme="minorEastAsia"/>
+          <w:rFonts w:asciiTheme="minorEastAsia" w:hAnsiTheme="minorEastAsia" w:hint="eastAsia"/>
           <w:sz w:val="24"/>
           <w:szCs w:val="24"/>
         </w:rPr>
@@ -4251,27 +4294,19 @@
         </w:numPr>
         <w:ind w:firstLineChars="0"/>
         <w:rPr>
+          <w:rFonts w:asciiTheme="minorEastAsia" w:hAnsiTheme="minorEastAsia" w:hint="eastAsia"/>
+          <w:sz w:val="24"/>
+          <w:szCs w:val="24"/>
+        </w:rPr>
+      </w:pPr>
+      <w:r>
+        <w:rPr>
           <w:rFonts w:asciiTheme="minorEastAsia" w:hAnsiTheme="minorEastAsia"/>
           <w:sz w:val="24"/>
           <w:szCs w:val="24"/>
         </w:rPr>
-      </w:pPr>
-      <w:r>
-        <w:rPr>
-          <w:rFonts w:asciiTheme="minorEastAsia" w:hAnsiTheme="minorEastAsia"/>
-          <w:sz w:val="24"/>
-          <w:szCs w:val="24"/>
-        </w:rPr>
-        <w:t>报告预览：评分用户可在线预览与评分任务关联的部门工作报告，支持翻页、</w:t>
-      </w:r>
-      <w:r>
-        <w:rPr>
-          <w:rFonts w:asciiTheme="minorEastAsia" w:hAnsiTheme="minorEastAsia"/>
-          <w:sz w:val="24"/>
-          <w:szCs w:val="24"/>
-        </w:rPr>
         <w:lastRenderedPageBreak/>
-        <w:t>缩放查看；</w:t>
+        <w:t>报告预览：评分用户可在线预览与评分任务关联的部门工作报告，支持翻页、缩放查看；</w:t>
       </w:r>
     </w:p>
     <w:p>
@@ -4283,7 +4318,7 @@
         </w:numPr>
         <w:ind w:firstLineChars="0"/>
         <w:rPr>
-          <w:rFonts w:asciiTheme="minorEastAsia" w:hAnsiTheme="minorEastAsia"/>
+          <w:rFonts w:asciiTheme="minorEastAsia" w:hAnsiTheme="minorEastAsia" w:hint="eastAsia"/>
           <w:sz w:val="24"/>
           <w:szCs w:val="24"/>
         </w:rPr>
@@ -4306,24 +4341,24 @@
         </w:numPr>
         <w:ind w:firstLineChars="0"/>
         <w:rPr>
+          <w:rFonts w:asciiTheme="minorEastAsia" w:hAnsiTheme="minorEastAsia" w:hint="eastAsia"/>
+          <w:sz w:val="24"/>
+          <w:szCs w:val="24"/>
+        </w:rPr>
+      </w:pPr>
+      <w:r>
+        <w:rPr>
           <w:rFonts w:asciiTheme="minorEastAsia" w:hAnsiTheme="minorEastAsia"/>
           <w:sz w:val="24"/>
           <w:szCs w:val="24"/>
         </w:rPr>
-      </w:pPr>
-      <w:r>
-        <w:rPr>
-          <w:rFonts w:asciiTheme="minorEastAsia" w:hAnsiTheme="minorEastAsia"/>
-          <w:sz w:val="24"/>
-          <w:szCs w:val="24"/>
-        </w:rPr>
         <w:t>逾期催报：系统自动标记逾期未提交报告的部门，管理员可查看逾期清单并向对应部门发送站内 / 邮件催报提醒。</w:t>
       </w:r>
     </w:p>
     <w:p>
       <w:pPr>
         <w:rPr>
-          <w:rFonts w:asciiTheme="minorEastAsia" w:hAnsiTheme="minorEastAsia"/>
+          <w:rFonts w:asciiTheme="minorEastAsia" w:hAnsiTheme="minorEastAsia" w:hint="eastAsia"/>
           <w:sz w:val="24"/>
           <w:szCs w:val="24"/>
         </w:rPr>
@@ -4338,10 +4373,27 @@
         </w:numPr>
         <w:ind w:firstLineChars="0"/>
         <w:rPr>
+          <w:rFonts w:asciiTheme="minorEastAsia" w:hAnsiTheme="minorEastAsia" w:hint="eastAsia"/>
+          <w:sz w:val="24"/>
+          <w:szCs w:val="24"/>
+        </w:rPr>
+      </w:pPr>
+      <w:r>
+        <w:rPr>
           <w:rFonts w:asciiTheme="minorEastAsia" w:hAnsiTheme="minorEastAsia"/>
           <w:sz w:val="24"/>
           <w:szCs w:val="24"/>
         </w:rPr>
+        <w:t>评分任务管理模块</w:t>
+      </w:r>
+    </w:p>
+    <w:p>
+      <w:pPr>
+        <w:rPr>
+          <w:rFonts w:asciiTheme="minorEastAsia" w:hAnsiTheme="minorEastAsia" w:hint="eastAsia"/>
+          <w:sz w:val="24"/>
+          <w:szCs w:val="24"/>
+        </w:rPr>
       </w:pPr>
       <w:r>
         <w:rPr>
@@ -4349,25 +4401,17 @@
           <w:sz w:val="24"/>
           <w:szCs w:val="24"/>
         </w:rPr>
-        <w:t>评分任务管理模块</w:t>
-      </w:r>
-    </w:p>
-    <w:p>
-      <w:pPr>
-        <w:rPr>
-          <w:rFonts w:asciiTheme="minorEastAsia" w:hAnsiTheme="minorEastAsia"/>
-          <w:sz w:val="24"/>
-          <w:szCs w:val="24"/>
-        </w:rPr>
-      </w:pPr>
-      <w:r>
-        <w:rPr>
-          <w:rFonts w:asciiTheme="minorEastAsia" w:hAnsiTheme="minorEastAsia"/>
-          <w:sz w:val="24"/>
-          <w:szCs w:val="24"/>
-        </w:rPr>
         <w:t>本模块为考核核心执行模块之一，覆盖系统管理员的任务管控与评分用户的评分操作，具体功能如下：</w:t>
       </w:r>
+    </w:p>
+    <w:p>
+      <w:pPr>
+        <w:rPr>
+          <w:rFonts w:asciiTheme="minorEastAsia" w:hAnsiTheme="minorEastAsia" w:hint="eastAsia"/>
+          <w:sz w:val="24"/>
+          <w:szCs w:val="24"/>
+        </w:rPr>
+      </w:pPr>
     </w:p>
     <w:p>
       <w:pPr>
@@ -4396,10 +4440,104 @@
     <w:p>
       <w:pPr>
         <w:rPr>
+          <w:rFonts w:asciiTheme="minorEastAsia" w:hAnsiTheme="minorEastAsia" w:hint="eastAsia"/>
+          <w:sz w:val="24"/>
+          <w:szCs w:val="24"/>
+        </w:rPr>
+      </w:pPr>
+      <w:r>
+        <w:rPr>
+          <w:rFonts w:asciiTheme="minorEastAsia" w:hAnsiTheme="minorEastAsia" w:hint="eastAsia"/>
+          <w:sz w:val="24"/>
+          <w:szCs w:val="24"/>
+        </w:rPr>
+        <w:fldChar w:fldCharType="begin"/>
+      </w:r>
+      <w:r>
+        <w:rPr>
+          <w:rFonts w:asciiTheme="minorEastAsia" w:hAnsiTheme="minorEastAsia" w:hint="eastAsia"/>
+          <w:sz w:val="24"/>
+          <w:szCs w:val="24"/>
+        </w:rPr>
+        <w:instrText xml:space="preserve"> = 1 \* GB3 </w:instrText>
+      </w:r>
+      <w:r>
+        <w:rPr>
+          <w:rFonts w:asciiTheme="minorEastAsia" w:hAnsiTheme="minorEastAsia" w:hint="eastAsia"/>
+          <w:sz w:val="24"/>
+          <w:szCs w:val="24"/>
+        </w:rPr>
+        <w:fldChar w:fldCharType="separate"/>
+      </w:r>
+      <w:r>
+        <w:rPr>
+          <w:rFonts w:asciiTheme="minorEastAsia" w:hAnsiTheme="minorEastAsia" w:hint="eastAsia"/>
+          <w:noProof/>
+          <w:sz w:val="24"/>
+          <w:szCs w:val="24"/>
+        </w:rPr>
+        <w:t>①</w:t>
+      </w:r>
+      <w:r>
+        <w:rPr>
+          <w:rFonts w:asciiTheme="minorEastAsia" w:hAnsiTheme="minorEastAsia" w:hint="eastAsia"/>
+          <w:sz w:val="24"/>
+          <w:szCs w:val="24"/>
+        </w:rPr>
+        <w:fldChar w:fldCharType="end"/>
+      </w:r>
+      <w:r>
+        <w:rPr>
           <w:rFonts w:asciiTheme="minorEastAsia" w:hAnsiTheme="minorEastAsia"/>
           <w:sz w:val="24"/>
           <w:szCs w:val="24"/>
         </w:rPr>
+        <w:t>评分任务发布：选择考核年度、被</w:t>
+      </w:r>
+      <w:proofErr w:type="gramStart"/>
+      <w:r>
+        <w:rPr>
+          <w:rFonts w:asciiTheme="minorEastAsia" w:hAnsiTheme="minorEastAsia"/>
+          <w:sz w:val="24"/>
+          <w:szCs w:val="24"/>
+        </w:rPr>
+        <w:t>评职能</w:t>
+      </w:r>
+      <w:proofErr w:type="gramEnd"/>
+      <w:r>
+        <w:rPr>
+          <w:rFonts w:asciiTheme="minorEastAsia" w:hAnsiTheme="minorEastAsia"/>
+          <w:sz w:val="24"/>
+          <w:szCs w:val="24"/>
+        </w:rPr>
+        <w:t>部门，关联已上</w:t>
+      </w:r>
+      <w:proofErr w:type="gramStart"/>
+      <w:r>
+        <w:rPr>
+          <w:rFonts w:asciiTheme="minorEastAsia" w:hAnsiTheme="minorEastAsia"/>
+          <w:sz w:val="24"/>
+          <w:szCs w:val="24"/>
+        </w:rPr>
+        <w:t>传工作</w:t>
+      </w:r>
+      <w:proofErr w:type="gramEnd"/>
+      <w:r>
+        <w:rPr>
+          <w:rFonts w:asciiTheme="minorEastAsia" w:hAnsiTheme="minorEastAsia"/>
+          <w:sz w:val="24"/>
+          <w:szCs w:val="24"/>
+        </w:rPr>
+        <w:t>报告，设定评分起止日期，单条 / 批量发布评分任务；</w:t>
+      </w:r>
+    </w:p>
+    <w:p>
+      <w:pPr>
+        <w:rPr>
+          <w:rFonts w:asciiTheme="minorEastAsia" w:hAnsiTheme="minorEastAsia" w:hint="eastAsia"/>
+          <w:sz w:val="24"/>
+          <w:szCs w:val="24"/>
+        </w:rPr>
       </w:pPr>
       <w:r>
         <w:rPr>
@@ -4415,7 +4553,7 @@
           <w:sz w:val="24"/>
           <w:szCs w:val="24"/>
         </w:rPr>
-        <w:instrText xml:space="preserve"> = 1 \* GB3 </w:instrText>
+        <w:instrText xml:space="preserve"> = 2 \* GB3 </w:instrText>
       </w:r>
       <w:r>
         <w:rPr>
@@ -4432,7 +4570,7 @@
           <w:sz w:val="24"/>
           <w:szCs w:val="24"/>
         </w:rPr>
-        <w:t>①</w:t>
+        <w:t>②</w:t>
       </w:r>
       <w:r>
         <w:rPr>
@@ -4448,7 +4586,7 @@
           <w:sz w:val="24"/>
           <w:szCs w:val="24"/>
         </w:rPr>
-        <w:t>评分任务发布：选择考核年度、被</w:t>
+        <w:t>任务分配：系统按预设规则（</w:t>
       </w:r>
       <w:proofErr w:type="gramStart"/>
       <w:r>
@@ -4457,7 +4595,7 @@
           <w:sz w:val="24"/>
           <w:szCs w:val="24"/>
         </w:rPr>
-        <w:t>评职能</w:t>
+        <w:t>如校领导评所有</w:t>
       </w:r>
       <w:proofErr w:type="gramEnd"/>
       <w:r>
@@ -4466,7 +4604,7 @@
           <w:sz w:val="24"/>
           <w:szCs w:val="24"/>
         </w:rPr>
-        <w:t>部门，关联已上</w:t>
+        <w:t>部门、学院院长</w:t>
       </w:r>
       <w:proofErr w:type="gramStart"/>
       <w:r>
@@ -4475,7 +4613,7 @@
           <w:sz w:val="24"/>
           <w:szCs w:val="24"/>
         </w:rPr>
-        <w:t>传工作</w:t>
+        <w:t>评相关</w:t>
       </w:r>
       <w:proofErr w:type="gramEnd"/>
       <w:r>
@@ -4484,16 +4622,92 @@
           <w:sz w:val="24"/>
           <w:szCs w:val="24"/>
         </w:rPr>
-        <w:t>报告，设定评分起止日期，单条 / 批量发布评分任务；</w:t>
-      </w:r>
-    </w:p>
-    <w:p>
-      <w:pPr>
+        <w:t>服务部门）自动为符合条件的评分用户分配个人评分任务；</w:t>
+      </w:r>
+    </w:p>
+    <w:p>
+      <w:pPr>
+        <w:rPr>
+          <w:rFonts w:asciiTheme="minorEastAsia" w:hAnsiTheme="minorEastAsia" w:hint="eastAsia"/>
+          <w:sz w:val="24"/>
+          <w:szCs w:val="24"/>
+        </w:rPr>
+      </w:pPr>
+      <w:r>
+        <w:rPr>
+          <w:rFonts w:asciiTheme="minorEastAsia" w:hAnsiTheme="minorEastAsia" w:hint="eastAsia"/>
+          <w:sz w:val="24"/>
+          <w:szCs w:val="24"/>
+        </w:rPr>
+        <w:fldChar w:fldCharType="begin"/>
+      </w:r>
+      <w:r>
+        <w:rPr>
+          <w:rFonts w:asciiTheme="minorEastAsia" w:hAnsiTheme="minorEastAsia" w:hint="eastAsia"/>
+          <w:sz w:val="24"/>
+          <w:szCs w:val="24"/>
+        </w:rPr>
+        <w:instrText xml:space="preserve"> = 3 \* GB3 </w:instrText>
+      </w:r>
+      <w:r>
+        <w:rPr>
+          <w:rFonts w:asciiTheme="minorEastAsia" w:hAnsiTheme="minorEastAsia" w:hint="eastAsia"/>
+          <w:sz w:val="24"/>
+          <w:szCs w:val="24"/>
+        </w:rPr>
+        <w:fldChar w:fldCharType="separate"/>
+      </w:r>
+      <w:r>
+        <w:rPr>
+          <w:rFonts w:asciiTheme="minorEastAsia" w:hAnsiTheme="minorEastAsia" w:hint="eastAsia"/>
+          <w:noProof/>
+          <w:sz w:val="24"/>
+          <w:szCs w:val="24"/>
+        </w:rPr>
+        <w:t>③</w:t>
+      </w:r>
+      <w:r>
+        <w:rPr>
+          <w:rFonts w:asciiTheme="minorEastAsia" w:hAnsiTheme="minorEastAsia" w:hint="eastAsia"/>
+          <w:sz w:val="24"/>
+          <w:szCs w:val="24"/>
+        </w:rPr>
+        <w:fldChar w:fldCharType="end"/>
+      </w:r>
+      <w:r>
         <w:rPr>
           <w:rFonts w:asciiTheme="minorEastAsia" w:hAnsiTheme="minorEastAsia"/>
           <w:sz w:val="24"/>
           <w:szCs w:val="24"/>
         </w:rPr>
+        <w:t>任务进度监控：实时查看各部门评分完成进度、已 / 未评分人数、当前平均分，系统自动识别异常评分（过高 / 过低）</w:t>
+      </w:r>
+      <w:proofErr w:type="gramStart"/>
+      <w:r>
+        <w:rPr>
+          <w:rFonts w:asciiTheme="minorEastAsia" w:hAnsiTheme="minorEastAsia"/>
+          <w:sz w:val="24"/>
+          <w:szCs w:val="24"/>
+        </w:rPr>
+        <w:t>并标红提醒</w:t>
+      </w:r>
+      <w:proofErr w:type="gramEnd"/>
+      <w:r>
+        <w:rPr>
+          <w:rFonts w:asciiTheme="minorEastAsia" w:hAnsiTheme="minorEastAsia"/>
+          <w:sz w:val="24"/>
+          <w:szCs w:val="24"/>
+        </w:rPr>
+        <w:t>；</w:t>
+      </w:r>
+    </w:p>
+    <w:p>
+      <w:pPr>
+        <w:rPr>
+          <w:rFonts w:asciiTheme="minorEastAsia" w:hAnsiTheme="minorEastAsia" w:hint="eastAsia"/>
+          <w:sz w:val="24"/>
+          <w:szCs w:val="24"/>
+        </w:rPr>
       </w:pPr>
       <w:r>
         <w:rPr>
@@ -4509,7 +4723,7 @@
           <w:sz w:val="24"/>
           <w:szCs w:val="24"/>
         </w:rPr>
-        <w:instrText xml:space="preserve"> = 2 \* GB3 </w:instrText>
+        <w:instrText xml:space="preserve"> = 4 \* GB3 </w:instrText>
       </w:r>
       <w:r>
         <w:rPr>
@@ -4526,7 +4740,7 @@
           <w:sz w:val="24"/>
           <w:szCs w:val="24"/>
         </w:rPr>
-        <w:t>②</w:t>
+        <w:t>④</w:t>
       </w:r>
       <w:r>
         <w:rPr>
@@ -4542,7 +4756,7 @@
           <w:sz w:val="24"/>
           <w:szCs w:val="24"/>
         </w:rPr>
-        <w:t>任务分配：系统按预设规则（</w:t>
+        <w:t>异常评分处理：</w:t>
       </w:r>
       <w:proofErr w:type="gramStart"/>
       <w:r>
@@ -4551,7 +4765,7 @@
           <w:sz w:val="24"/>
           <w:szCs w:val="24"/>
         </w:rPr>
-        <w:t>如校领导评所有</w:t>
+        <w:t>向存在</w:t>
       </w:r>
       <w:proofErr w:type="gramEnd"/>
       <w:r>
@@ -4560,183 +4774,13 @@
           <w:sz w:val="24"/>
           <w:szCs w:val="24"/>
         </w:rPr>
-        <w:t>部门、学院院长</w:t>
-      </w:r>
-      <w:proofErr w:type="gramStart"/>
-      <w:r>
-        <w:rPr>
-          <w:rFonts w:asciiTheme="minorEastAsia" w:hAnsiTheme="minorEastAsia"/>
-          <w:sz w:val="24"/>
-          <w:szCs w:val="24"/>
-        </w:rPr>
-        <w:t>评相关</w:t>
-      </w:r>
-      <w:proofErr w:type="gramEnd"/>
-      <w:r>
-        <w:rPr>
-          <w:rFonts w:asciiTheme="minorEastAsia" w:hAnsiTheme="minorEastAsia"/>
-          <w:sz w:val="24"/>
-          <w:szCs w:val="24"/>
-        </w:rPr>
-        <w:t>服务部门）自动为符合条件的评分用户分配个人评分任务；</w:t>
-      </w:r>
-    </w:p>
-    <w:p>
-      <w:pPr>
-        <w:rPr>
-          <w:rFonts w:asciiTheme="minorEastAsia" w:hAnsiTheme="minorEastAsia"/>
-          <w:sz w:val="24"/>
-          <w:szCs w:val="24"/>
-        </w:rPr>
-      </w:pPr>
-      <w:r>
-        <w:rPr>
-          <w:rFonts w:asciiTheme="minorEastAsia" w:hAnsiTheme="minorEastAsia" w:hint="eastAsia"/>
-          <w:sz w:val="24"/>
-          <w:szCs w:val="24"/>
-        </w:rPr>
-        <w:fldChar w:fldCharType="begin"/>
-      </w:r>
-      <w:r>
-        <w:rPr>
-          <w:rFonts w:asciiTheme="minorEastAsia" w:hAnsiTheme="minorEastAsia" w:hint="eastAsia"/>
-          <w:sz w:val="24"/>
-          <w:szCs w:val="24"/>
-        </w:rPr>
-        <w:instrText xml:space="preserve"> = 3 \* GB3 </w:instrText>
-      </w:r>
-      <w:r>
-        <w:rPr>
-          <w:rFonts w:asciiTheme="minorEastAsia" w:hAnsiTheme="minorEastAsia" w:hint="eastAsia"/>
-          <w:sz w:val="24"/>
-          <w:szCs w:val="24"/>
-        </w:rPr>
-        <w:fldChar w:fldCharType="separate"/>
-      </w:r>
-      <w:r>
-        <w:rPr>
-          <w:rFonts w:asciiTheme="minorEastAsia" w:hAnsiTheme="minorEastAsia" w:hint="eastAsia"/>
-          <w:noProof/>
-          <w:sz w:val="24"/>
-          <w:szCs w:val="24"/>
-        </w:rPr>
-        <w:t>③</w:t>
-      </w:r>
-      <w:r>
-        <w:rPr>
-          <w:rFonts w:asciiTheme="minorEastAsia" w:hAnsiTheme="minorEastAsia" w:hint="eastAsia"/>
-          <w:sz w:val="24"/>
-          <w:szCs w:val="24"/>
-        </w:rPr>
-        <w:fldChar w:fldCharType="end"/>
-      </w:r>
-      <w:r>
-        <w:rPr>
-          <w:rFonts w:asciiTheme="minorEastAsia" w:hAnsiTheme="minorEastAsia"/>
-          <w:sz w:val="24"/>
-          <w:szCs w:val="24"/>
-        </w:rPr>
-        <w:t>任务进度监控：实时查看各部门评分完成进度、已 / 未评分人数、当前平均分，系统自动识别异常评分（过高 / 过低）</w:t>
-      </w:r>
-      <w:proofErr w:type="gramStart"/>
-      <w:r>
-        <w:rPr>
-          <w:rFonts w:asciiTheme="minorEastAsia" w:hAnsiTheme="minorEastAsia"/>
-          <w:sz w:val="24"/>
-          <w:szCs w:val="24"/>
-        </w:rPr>
-        <w:t>并标红提醒</w:t>
-      </w:r>
-      <w:proofErr w:type="gramEnd"/>
-      <w:r>
-        <w:rPr>
-          <w:rFonts w:asciiTheme="minorEastAsia" w:hAnsiTheme="minorEastAsia"/>
-          <w:sz w:val="24"/>
-          <w:szCs w:val="24"/>
-        </w:rPr>
-        <w:t>；</w:t>
-      </w:r>
-    </w:p>
-    <w:p>
-      <w:pPr>
-        <w:rPr>
-          <w:rFonts w:asciiTheme="minorEastAsia" w:hAnsiTheme="minorEastAsia"/>
-          <w:sz w:val="24"/>
-          <w:szCs w:val="24"/>
-        </w:rPr>
-      </w:pPr>
-      <w:r>
-        <w:rPr>
-          <w:rFonts w:asciiTheme="minorEastAsia" w:hAnsiTheme="minorEastAsia" w:hint="eastAsia"/>
-          <w:sz w:val="24"/>
-          <w:szCs w:val="24"/>
-        </w:rPr>
-        <w:fldChar w:fldCharType="begin"/>
-      </w:r>
-      <w:r>
-        <w:rPr>
-          <w:rFonts w:asciiTheme="minorEastAsia" w:hAnsiTheme="minorEastAsia" w:hint="eastAsia"/>
-          <w:sz w:val="24"/>
-          <w:szCs w:val="24"/>
-        </w:rPr>
-        <w:instrText xml:space="preserve"> = 4 \* GB3 </w:instrText>
-      </w:r>
-      <w:r>
-        <w:rPr>
-          <w:rFonts w:asciiTheme="minorEastAsia" w:hAnsiTheme="minorEastAsia" w:hint="eastAsia"/>
-          <w:sz w:val="24"/>
-          <w:szCs w:val="24"/>
-        </w:rPr>
-        <w:fldChar w:fldCharType="separate"/>
-      </w:r>
-      <w:r>
-        <w:rPr>
-          <w:rFonts w:asciiTheme="minorEastAsia" w:hAnsiTheme="minorEastAsia" w:hint="eastAsia"/>
-          <w:noProof/>
-          <w:sz w:val="24"/>
-          <w:szCs w:val="24"/>
-        </w:rPr>
-        <w:t>④</w:t>
-      </w:r>
-      <w:r>
-        <w:rPr>
-          <w:rFonts w:asciiTheme="minorEastAsia" w:hAnsiTheme="minorEastAsia" w:hint="eastAsia"/>
-          <w:sz w:val="24"/>
-          <w:szCs w:val="24"/>
-        </w:rPr>
-        <w:fldChar w:fldCharType="end"/>
-      </w:r>
-      <w:r>
-        <w:rPr>
-          <w:rFonts w:asciiTheme="minorEastAsia" w:hAnsiTheme="minorEastAsia"/>
-          <w:sz w:val="24"/>
-          <w:szCs w:val="24"/>
-        </w:rPr>
-        <w:t>异常评分处理：</w:t>
-      </w:r>
-      <w:proofErr w:type="gramStart"/>
-      <w:r>
-        <w:rPr>
-          <w:rFonts w:asciiTheme="minorEastAsia" w:hAnsiTheme="minorEastAsia"/>
-          <w:sz w:val="24"/>
-          <w:szCs w:val="24"/>
-        </w:rPr>
-        <w:t>向存在</w:t>
-      </w:r>
-      <w:proofErr w:type="gramEnd"/>
-      <w:r>
-        <w:rPr>
-          <w:rFonts w:asciiTheme="minorEastAsia" w:hAnsiTheme="minorEastAsia"/>
-          <w:sz w:val="24"/>
-          <w:szCs w:val="24"/>
-        </w:rPr>
         <w:t>异常评分的用户发送复核提醒，跟进复核结果；</w:t>
       </w:r>
     </w:p>
     <w:p>
       <w:pPr>
         <w:rPr>
-          <w:rFonts w:asciiTheme="minorEastAsia" w:hAnsiTheme="minorEastAsia"/>
+          <w:rFonts w:asciiTheme="minorEastAsia" w:hAnsiTheme="minorEastAsia" w:hint="eastAsia"/>
           <w:sz w:val="24"/>
           <w:szCs w:val="24"/>
         </w:rPr>
@@ -4801,27 +4845,143 @@
         <w:spacing w:line="360" w:lineRule="auto"/>
         <w:ind w:left="442" w:firstLineChars="0" w:hanging="442"/>
         <w:rPr>
+          <w:rFonts w:asciiTheme="minorEastAsia" w:hAnsiTheme="minorEastAsia" w:hint="eastAsia"/>
+          <w:sz w:val="24"/>
+          <w:szCs w:val="24"/>
+        </w:rPr>
+      </w:pPr>
+      <w:r>
+        <w:rPr>
           <w:rFonts w:asciiTheme="minorEastAsia" w:hAnsiTheme="minorEastAsia"/>
           <w:sz w:val="24"/>
           <w:szCs w:val="24"/>
         </w:rPr>
-      </w:pPr>
+        <w:t>评分用户功能</w:t>
+      </w:r>
+    </w:p>
+    <w:p>
+      <w:pPr>
+        <w:rPr>
+          <w:rFonts w:asciiTheme="minorEastAsia" w:hAnsiTheme="minorEastAsia" w:hint="eastAsia"/>
+          <w:sz w:val="24"/>
+          <w:szCs w:val="24"/>
+        </w:rPr>
+      </w:pPr>
+      <w:r>
+        <w:rPr>
+          <w:rFonts w:asciiTheme="minorEastAsia" w:hAnsiTheme="minorEastAsia" w:hint="eastAsia"/>
+          <w:sz w:val="24"/>
+          <w:szCs w:val="24"/>
+        </w:rPr>
+        <w:fldChar w:fldCharType="begin"/>
+      </w:r>
+      <w:r>
+        <w:rPr>
+          <w:rFonts w:asciiTheme="minorEastAsia" w:hAnsiTheme="minorEastAsia" w:hint="eastAsia"/>
+          <w:sz w:val="24"/>
+          <w:szCs w:val="24"/>
+        </w:rPr>
+        <w:instrText xml:space="preserve"> = 1 \* GB3 </w:instrText>
+      </w:r>
+      <w:r>
+        <w:rPr>
+          <w:rFonts w:asciiTheme="minorEastAsia" w:hAnsiTheme="minorEastAsia" w:hint="eastAsia"/>
+          <w:sz w:val="24"/>
+          <w:szCs w:val="24"/>
+        </w:rPr>
+        <w:fldChar w:fldCharType="separate"/>
+      </w:r>
+      <w:r>
+        <w:rPr>
+          <w:rFonts w:asciiTheme="minorEastAsia" w:hAnsiTheme="minorEastAsia" w:hint="eastAsia"/>
+          <w:noProof/>
+          <w:sz w:val="24"/>
+          <w:szCs w:val="24"/>
+        </w:rPr>
+        <w:t>①</w:t>
+      </w:r>
+      <w:r>
+        <w:rPr>
+          <w:rFonts w:asciiTheme="minorEastAsia" w:hAnsiTheme="minorEastAsia" w:hint="eastAsia"/>
+          <w:sz w:val="24"/>
+          <w:szCs w:val="24"/>
+        </w:rPr>
+        <w:fldChar w:fldCharType="end"/>
+      </w:r>
       <w:r>
         <w:rPr>
           <w:rFonts w:asciiTheme="minorEastAsia" w:hAnsiTheme="minorEastAsia"/>
           <w:sz w:val="24"/>
           <w:szCs w:val="24"/>
         </w:rPr>
-        <w:t>评分用户功能</w:t>
-      </w:r>
-    </w:p>
-    <w:p>
-      <w:pPr>
+        <w:t>任务查看：查看系统分配的个人评分任务清单，包含被评部门、评分时间范围、关联工作报告；</w:t>
+      </w:r>
+    </w:p>
+    <w:p>
+      <w:pPr>
+        <w:rPr>
+          <w:rFonts w:asciiTheme="minorEastAsia" w:hAnsiTheme="minorEastAsia" w:hint="eastAsia"/>
+          <w:sz w:val="24"/>
+          <w:szCs w:val="24"/>
+        </w:rPr>
+      </w:pPr>
+      <w:r>
+        <w:rPr>
+          <w:rFonts w:asciiTheme="minorEastAsia" w:hAnsiTheme="minorEastAsia" w:hint="eastAsia"/>
+          <w:sz w:val="24"/>
+          <w:szCs w:val="24"/>
+        </w:rPr>
+        <w:fldChar w:fldCharType="begin"/>
+      </w:r>
+      <w:r>
+        <w:rPr>
+          <w:rFonts w:asciiTheme="minorEastAsia" w:hAnsiTheme="minorEastAsia" w:hint="eastAsia"/>
+          <w:sz w:val="24"/>
+          <w:szCs w:val="24"/>
+        </w:rPr>
+        <w:instrText xml:space="preserve"> = 2 \* GB3 </w:instrText>
+      </w:r>
+      <w:r>
+        <w:rPr>
+          <w:rFonts w:asciiTheme="minorEastAsia" w:hAnsiTheme="minorEastAsia" w:hint="eastAsia"/>
+          <w:sz w:val="24"/>
+          <w:szCs w:val="24"/>
+        </w:rPr>
+        <w:fldChar w:fldCharType="separate"/>
+      </w:r>
+      <w:r>
+        <w:rPr>
+          <w:rFonts w:asciiTheme="minorEastAsia" w:hAnsiTheme="minorEastAsia" w:hint="eastAsia"/>
+          <w:noProof/>
+          <w:sz w:val="24"/>
+          <w:szCs w:val="24"/>
+        </w:rPr>
+        <w:t>②</w:t>
+      </w:r>
+      <w:r>
+        <w:rPr>
+          <w:rFonts w:asciiTheme="minorEastAsia" w:hAnsiTheme="minorEastAsia" w:hint="eastAsia"/>
+          <w:sz w:val="24"/>
+          <w:szCs w:val="24"/>
+        </w:rPr>
+        <w:fldChar w:fldCharType="end"/>
+      </w:r>
+      <w:r>
         <w:rPr>
           <w:rFonts w:asciiTheme="minorEastAsia" w:hAnsiTheme="minorEastAsia"/>
           <w:sz w:val="24"/>
           <w:szCs w:val="24"/>
         </w:rPr>
+        <w:t>评分提交：对指定部门提交 0-100 分整数评分，填写不少于 20 字的改进建议，系统自动校验评分范围与建议字数有效性；</w:t>
+      </w:r>
+    </w:p>
+    <w:p>
+      <w:pPr>
+        <w:rPr>
+          <w:rFonts w:asciiTheme="minorEastAsia" w:hAnsiTheme="minorEastAsia" w:hint="eastAsia"/>
+          <w:sz w:val="24"/>
+          <w:szCs w:val="24"/>
+        </w:rPr>
       </w:pPr>
       <w:r>
         <w:rPr>
@@ -4837,7 +4997,7 @@
           <w:sz w:val="24"/>
           <w:szCs w:val="24"/>
         </w:rPr>
-        <w:instrText xml:space="preserve"> = 1 \* GB3 </w:instrText>
+        <w:instrText xml:space="preserve"> = 3 \* GB3 </w:instrText>
       </w:r>
       <w:r>
         <w:rPr>
@@ -4854,7 +5014,7 @@
           <w:sz w:val="24"/>
           <w:szCs w:val="24"/>
         </w:rPr>
-        <w:t>①</w:t>
+        <w:t>③</w:t>
       </w:r>
       <w:r>
         <w:rPr>
@@ -4870,129 +5030,13 @@
           <w:sz w:val="24"/>
           <w:szCs w:val="24"/>
         </w:rPr>
-        <w:t>任务查看：查看系统分配的个人评分任务清单，包含被评部门、评分时间范围、关联工作报告；</w:t>
-      </w:r>
-    </w:p>
-    <w:p>
-      <w:pPr>
-        <w:rPr>
-          <w:rFonts w:asciiTheme="minorEastAsia" w:hAnsiTheme="minorEastAsia"/>
-          <w:sz w:val="24"/>
-          <w:szCs w:val="24"/>
-        </w:rPr>
-      </w:pPr>
-      <w:r>
-        <w:rPr>
-          <w:rFonts w:asciiTheme="minorEastAsia" w:hAnsiTheme="minorEastAsia" w:hint="eastAsia"/>
-          <w:sz w:val="24"/>
-          <w:szCs w:val="24"/>
-        </w:rPr>
-        <w:fldChar w:fldCharType="begin"/>
-      </w:r>
-      <w:r>
-        <w:rPr>
-          <w:rFonts w:asciiTheme="minorEastAsia" w:hAnsiTheme="minorEastAsia" w:hint="eastAsia"/>
-          <w:sz w:val="24"/>
-          <w:szCs w:val="24"/>
-        </w:rPr>
-        <w:instrText xml:space="preserve"> = 2 \* GB3 </w:instrText>
-      </w:r>
-      <w:r>
-        <w:rPr>
-          <w:rFonts w:asciiTheme="minorEastAsia" w:hAnsiTheme="minorEastAsia" w:hint="eastAsia"/>
-          <w:sz w:val="24"/>
-          <w:szCs w:val="24"/>
-        </w:rPr>
-        <w:fldChar w:fldCharType="separate"/>
-      </w:r>
-      <w:r>
-        <w:rPr>
-          <w:rFonts w:asciiTheme="minorEastAsia" w:hAnsiTheme="minorEastAsia" w:hint="eastAsia"/>
-          <w:noProof/>
-          <w:sz w:val="24"/>
-          <w:szCs w:val="24"/>
-        </w:rPr>
-        <w:t>②</w:t>
-      </w:r>
-      <w:r>
-        <w:rPr>
-          <w:rFonts w:asciiTheme="minorEastAsia" w:hAnsiTheme="minorEastAsia" w:hint="eastAsia"/>
-          <w:sz w:val="24"/>
-          <w:szCs w:val="24"/>
-        </w:rPr>
-        <w:fldChar w:fldCharType="end"/>
-      </w:r>
-      <w:r>
-        <w:rPr>
-          <w:rFonts w:asciiTheme="minorEastAsia" w:hAnsiTheme="minorEastAsia"/>
-          <w:sz w:val="24"/>
-          <w:szCs w:val="24"/>
-        </w:rPr>
-        <w:t>评分提交：对指定部门提交 0-100 分整数评分，填写不少于 20 字的改进建议，系统自动校验评分范围与建议字数有效性；</w:t>
-      </w:r>
-    </w:p>
-    <w:p>
-      <w:pPr>
-        <w:rPr>
-          <w:rFonts w:asciiTheme="minorEastAsia" w:hAnsiTheme="minorEastAsia"/>
-          <w:sz w:val="24"/>
-          <w:szCs w:val="24"/>
-        </w:rPr>
-      </w:pPr>
-      <w:r>
-        <w:rPr>
-          <w:rFonts w:asciiTheme="minorEastAsia" w:hAnsiTheme="minorEastAsia" w:hint="eastAsia"/>
-          <w:sz w:val="24"/>
-          <w:szCs w:val="24"/>
-        </w:rPr>
-        <w:fldChar w:fldCharType="begin"/>
-      </w:r>
-      <w:r>
-        <w:rPr>
-          <w:rFonts w:asciiTheme="minorEastAsia" w:hAnsiTheme="minorEastAsia" w:hint="eastAsia"/>
-          <w:sz w:val="24"/>
-          <w:szCs w:val="24"/>
-        </w:rPr>
-        <w:instrText xml:space="preserve"> = 3 \* GB3 </w:instrText>
-      </w:r>
-      <w:r>
-        <w:rPr>
-          <w:rFonts w:asciiTheme="minorEastAsia" w:hAnsiTheme="minorEastAsia" w:hint="eastAsia"/>
-          <w:sz w:val="24"/>
-          <w:szCs w:val="24"/>
-        </w:rPr>
-        <w:fldChar w:fldCharType="separate"/>
-      </w:r>
-      <w:r>
-        <w:rPr>
-          <w:rFonts w:asciiTheme="minorEastAsia" w:hAnsiTheme="minorEastAsia" w:hint="eastAsia"/>
-          <w:noProof/>
-          <w:sz w:val="24"/>
-          <w:szCs w:val="24"/>
-        </w:rPr>
-        <w:t>③</w:t>
-      </w:r>
-      <w:r>
-        <w:rPr>
-          <w:rFonts w:asciiTheme="minorEastAsia" w:hAnsiTheme="minorEastAsia" w:hint="eastAsia"/>
-          <w:sz w:val="24"/>
-          <w:szCs w:val="24"/>
-        </w:rPr>
-        <w:fldChar w:fldCharType="end"/>
-      </w:r>
-      <w:r>
-        <w:rPr>
-          <w:rFonts w:asciiTheme="minorEastAsia" w:hAnsiTheme="minorEastAsia"/>
-          <w:sz w:val="24"/>
-          <w:szCs w:val="24"/>
-        </w:rPr>
         <w:t>评分修改：在评分截止日期前且修改次数允许范围内，可修改已提交的评分与建议，系统保留完整修改轨迹；</w:t>
       </w:r>
     </w:p>
     <w:p>
       <w:pPr>
         <w:rPr>
-          <w:rFonts w:asciiTheme="minorEastAsia" w:hAnsiTheme="minorEastAsia"/>
+          <w:rFonts w:asciiTheme="minorEastAsia" w:hAnsiTheme="minorEastAsia" w:hint="eastAsia"/>
           <w:sz w:val="24"/>
           <w:szCs w:val="24"/>
         </w:rPr>
@@ -5114,10 +5158,27 @@
         </w:numPr>
         <w:ind w:firstLineChars="0"/>
         <w:rPr>
+          <w:rFonts w:asciiTheme="minorEastAsia" w:hAnsiTheme="minorEastAsia" w:hint="eastAsia"/>
+          <w:sz w:val="24"/>
+          <w:szCs w:val="24"/>
+        </w:rPr>
+      </w:pPr>
+      <w:r>
+        <w:rPr>
           <w:rFonts w:asciiTheme="minorEastAsia" w:hAnsiTheme="minorEastAsia"/>
           <w:sz w:val="24"/>
           <w:szCs w:val="24"/>
         </w:rPr>
+        <w:t>满意度评价管理模块</w:t>
+      </w:r>
+    </w:p>
+    <w:p>
+      <w:pPr>
+        <w:rPr>
+          <w:rFonts w:asciiTheme="minorEastAsia" w:hAnsiTheme="minorEastAsia" w:hint="eastAsia"/>
+          <w:sz w:val="24"/>
+          <w:szCs w:val="24"/>
+        </w:rPr>
       </w:pPr>
       <w:r>
         <w:rPr>
@@ -5125,16 +5186,33 @@
           <w:sz w:val="24"/>
           <w:szCs w:val="24"/>
         </w:rPr>
-        <w:t>满意度评价管理模块</w:t>
-      </w:r>
-    </w:p>
-    <w:p>
-      <w:pPr>
+        <w:t>本模块为考核核心执行模块之一，覆盖系统管理员的任务管控与满意度评价用户的评价操作，具体功能如下：</w:t>
+      </w:r>
+    </w:p>
+    <w:p>
+      <w:pPr>
+        <w:rPr>
+          <w:rFonts w:asciiTheme="minorEastAsia" w:hAnsiTheme="minorEastAsia" w:hint="eastAsia"/>
+          <w:sz w:val="24"/>
+          <w:szCs w:val="24"/>
+        </w:rPr>
+      </w:pPr>
+      <w:r>
         <w:rPr>
           <w:rFonts w:asciiTheme="minorEastAsia" w:hAnsiTheme="minorEastAsia"/>
           <w:sz w:val="24"/>
           <w:szCs w:val="24"/>
         </w:rPr>
+        <w:t>系统管理员功能</w:t>
+      </w:r>
+    </w:p>
+    <w:p>
+      <w:pPr>
+        <w:rPr>
+          <w:rFonts w:asciiTheme="minorEastAsia" w:hAnsiTheme="minorEastAsia" w:hint="eastAsia"/>
+          <w:sz w:val="24"/>
+          <w:szCs w:val="24"/>
+        </w:rPr>
       </w:pPr>
       <w:r>
         <w:rPr>
@@ -5142,33 +5220,51 @@
           <w:sz w:val="24"/>
           <w:szCs w:val="24"/>
         </w:rPr>
-        <w:t>本模块为考核核心执行模块之一，覆盖系统管理员的任务管控与满意度评价用户的评价操作，具体功能如下：</w:t>
-      </w:r>
-    </w:p>
-    <w:p>
-      <w:pPr>
+        <w:t>满意</w:t>
+      </w:r>
+      <w:proofErr w:type="gramStart"/>
+      <w:r>
         <w:rPr>
           <w:rFonts w:asciiTheme="minorEastAsia" w:hAnsiTheme="minorEastAsia"/>
           <w:sz w:val="24"/>
           <w:szCs w:val="24"/>
         </w:rPr>
-      </w:pPr>
+        <w:t>度任务</w:t>
+      </w:r>
+      <w:proofErr w:type="gramEnd"/>
       <w:r>
         <w:rPr>
           <w:rFonts w:asciiTheme="minorEastAsia" w:hAnsiTheme="minorEastAsia"/>
           <w:sz w:val="24"/>
           <w:szCs w:val="24"/>
         </w:rPr>
-        <w:t>系统管理员功能</w:t>
-      </w:r>
-    </w:p>
-    <w:p>
-      <w:pPr>
+        <w:t>发布：选择考核年度，设定评价起止日期，单条 / 批量发布各职能部门满意度评价任务；</w:t>
+      </w:r>
+    </w:p>
+    <w:p>
+      <w:pPr>
+        <w:rPr>
+          <w:rFonts w:asciiTheme="minorEastAsia" w:hAnsiTheme="minorEastAsia" w:hint="eastAsia"/>
+          <w:sz w:val="24"/>
+          <w:szCs w:val="24"/>
+        </w:rPr>
+      </w:pPr>
+      <w:r>
         <w:rPr>
           <w:rFonts w:asciiTheme="minorEastAsia" w:hAnsiTheme="minorEastAsia"/>
           <w:sz w:val="24"/>
           <w:szCs w:val="24"/>
         </w:rPr>
+        <w:t>评价规则配置：设置极端评价（“非常满意” 和 “不满意”）个数限制、评价修改次数限制；</w:t>
+      </w:r>
+    </w:p>
+    <w:p>
+      <w:pPr>
+        <w:rPr>
+          <w:rFonts w:asciiTheme="minorEastAsia" w:hAnsiTheme="minorEastAsia" w:hint="eastAsia"/>
+          <w:sz w:val="24"/>
+          <w:szCs w:val="24"/>
+        </w:rPr>
       </w:pPr>
       <w:r>
         <w:rPr>
@@ -5176,7 +5272,24 @@
           <w:sz w:val="24"/>
           <w:szCs w:val="24"/>
         </w:rPr>
-        <w:t>满意</w:t>
+        <w:t>任务分配：系统按预设规则（如随机抽取 / 按比例分配）为符合条件的评价用户分配个人评价任务；</w:t>
+      </w:r>
+    </w:p>
+    <w:p>
+      <w:pPr>
+        <w:rPr>
+          <w:rFonts w:asciiTheme="minorEastAsia" w:hAnsiTheme="minorEastAsia" w:hint="eastAsia"/>
+          <w:sz w:val="24"/>
+          <w:szCs w:val="24"/>
+        </w:rPr>
+      </w:pPr>
+      <w:r>
+        <w:rPr>
+          <w:rFonts w:asciiTheme="minorEastAsia" w:hAnsiTheme="minorEastAsia"/>
+          <w:sz w:val="24"/>
+          <w:szCs w:val="24"/>
+        </w:rPr>
+        <w:t>任务进度监控：实时查看各部门评价完成情况、</w:t>
       </w:r>
       <w:proofErr w:type="gramStart"/>
       <w:r>
@@ -5185,7 +5298,7 @@
           <w:sz w:val="24"/>
           <w:szCs w:val="24"/>
         </w:rPr>
-        <w:t>度任务</w:t>
+        <w:t>各满意</w:t>
       </w:r>
       <w:proofErr w:type="gramEnd"/>
       <w:r>
@@ -5194,16 +5307,34 @@
           <w:sz w:val="24"/>
           <w:szCs w:val="24"/>
         </w:rPr>
-        <w:t>发布：选择考核年度，设定评价起止日期，单条 / 批量发布各职能部门满意度评价任务；</w:t>
-      </w:r>
-    </w:p>
-    <w:p>
-      <w:pPr>
+        <w:t>度等级评价人数统计，可按学院 / 年级 / 身份分组统计数据，汇总查看用户评价内容；</w:t>
+      </w:r>
+    </w:p>
+    <w:p>
+      <w:pPr>
+        <w:rPr>
+          <w:rFonts w:asciiTheme="minorEastAsia" w:hAnsiTheme="minorEastAsia" w:hint="eastAsia"/>
+          <w:sz w:val="24"/>
+          <w:szCs w:val="24"/>
+        </w:rPr>
+      </w:pPr>
+      <w:r>
         <w:rPr>
           <w:rFonts w:asciiTheme="minorEastAsia" w:hAnsiTheme="minorEastAsia"/>
           <w:sz w:val="24"/>
           <w:szCs w:val="24"/>
         </w:rPr>
+        <w:lastRenderedPageBreak/>
+        <w:t>任务调整：支持编辑已发布任务的日期范围，或删除未完成的满意度任务（同步删除关联记录）。</w:t>
+      </w:r>
+    </w:p>
+    <w:p>
+      <w:pPr>
+        <w:rPr>
+          <w:rFonts w:asciiTheme="minorEastAsia" w:hAnsiTheme="minorEastAsia" w:hint="eastAsia"/>
+          <w:sz w:val="24"/>
+          <w:szCs w:val="24"/>
+        </w:rPr>
       </w:pPr>
       <w:r>
         <w:rPr>
@@ -5211,16 +5342,33 @@
           <w:sz w:val="24"/>
           <w:szCs w:val="24"/>
         </w:rPr>
-        <w:t>评价规则配置：设置极端评价（“非常满意” 和 “不满意”）个数限制、评价修改次数限制；</w:t>
-      </w:r>
-    </w:p>
-    <w:p>
-      <w:pPr>
+        <w:t>满意度评价用户功能</w:t>
+      </w:r>
+    </w:p>
+    <w:p>
+      <w:pPr>
+        <w:rPr>
+          <w:rFonts w:asciiTheme="minorEastAsia" w:hAnsiTheme="minorEastAsia" w:hint="eastAsia"/>
+          <w:sz w:val="24"/>
+          <w:szCs w:val="24"/>
+        </w:rPr>
+      </w:pPr>
+      <w:r>
         <w:rPr>
           <w:rFonts w:asciiTheme="minorEastAsia" w:hAnsiTheme="minorEastAsia"/>
           <w:sz w:val="24"/>
           <w:szCs w:val="24"/>
         </w:rPr>
+        <w:t>任务查看：查看系统分配的个人满意度评价任务清单，包含被评部门、评价时间范围；</w:t>
+      </w:r>
+    </w:p>
+    <w:p>
+      <w:pPr>
+        <w:rPr>
+          <w:rFonts w:asciiTheme="minorEastAsia" w:hAnsiTheme="minorEastAsia" w:hint="eastAsia"/>
+          <w:sz w:val="24"/>
+          <w:szCs w:val="24"/>
+        </w:rPr>
       </w:pPr>
       <w:r>
         <w:rPr>
@@ -5228,169 +5376,65 @@
           <w:sz w:val="24"/>
           <w:szCs w:val="24"/>
         </w:rPr>
-        <w:t>任务分配：系统按预设规则（如随机抽取 / 按比例分配）为符合条件的评价用户分配个人评价任务；</w:t>
-      </w:r>
-    </w:p>
-    <w:p>
-      <w:pPr>
+        <w:t>评价提交：选择满意度等级（非常满意 / 满意 / 基本满意 / 不满意），可选</w:t>
+      </w:r>
+      <w:proofErr w:type="gramStart"/>
+      <w:r>
         <w:rPr>
           <w:rFonts w:asciiTheme="minorEastAsia" w:hAnsiTheme="minorEastAsia"/>
           <w:sz w:val="24"/>
           <w:szCs w:val="24"/>
         </w:rPr>
-      </w:pPr>
+        <w:t>填评价</w:t>
+      </w:r>
+      <w:proofErr w:type="gramEnd"/>
       <w:r>
         <w:rPr>
           <w:rFonts w:asciiTheme="minorEastAsia" w:hAnsiTheme="minorEastAsia"/>
           <w:sz w:val="24"/>
           <w:szCs w:val="24"/>
         </w:rPr>
-        <w:t>任务进度监控：实时查看各部门评价完成情况、</w:t>
-      </w:r>
-      <w:proofErr w:type="gramStart"/>
+        <w:t>内容，系统自动校验极端评价个数是否超出限制；</w:t>
+      </w:r>
+    </w:p>
+    <w:p>
+      <w:pPr>
+        <w:rPr>
+          <w:rFonts w:asciiTheme="minorEastAsia" w:hAnsiTheme="minorEastAsia" w:hint="eastAsia"/>
+          <w:sz w:val="24"/>
+          <w:szCs w:val="24"/>
+        </w:rPr>
+      </w:pPr>
       <w:r>
         <w:rPr>
           <w:rFonts w:asciiTheme="minorEastAsia" w:hAnsiTheme="minorEastAsia"/>
           <w:sz w:val="24"/>
           <w:szCs w:val="24"/>
         </w:rPr>
-        <w:t>各满意</w:t>
-      </w:r>
-      <w:proofErr w:type="gramEnd"/>
+        <w:t>评价修改：在评价截止日期前且修改次数允许范围内，可修改已提交的满意度等级与评价内容，系统保留修改记录；</w:t>
+      </w:r>
+    </w:p>
+    <w:p>
+      <w:pPr>
+        <w:rPr>
+          <w:rFonts w:asciiTheme="minorEastAsia" w:hAnsiTheme="minorEastAsia" w:hint="eastAsia"/>
+          <w:sz w:val="24"/>
+          <w:szCs w:val="24"/>
+        </w:rPr>
+      </w:pPr>
       <w:r>
         <w:rPr>
           <w:rFonts w:asciiTheme="minorEastAsia" w:hAnsiTheme="minorEastAsia"/>
           <w:sz w:val="24"/>
           <w:szCs w:val="24"/>
         </w:rPr>
-        <w:t>度等级评价人数统计，可按学院 / 年级 / 身份分组统计数据，汇总查看用户评价内容；</w:t>
-      </w:r>
-    </w:p>
-    <w:p>
-      <w:pPr>
-        <w:rPr>
-          <w:rFonts w:asciiTheme="minorEastAsia" w:hAnsiTheme="minorEastAsia"/>
-          <w:sz w:val="24"/>
-          <w:szCs w:val="24"/>
-        </w:rPr>
-      </w:pPr>
-      <w:r>
-        <w:rPr>
-          <w:rFonts w:asciiTheme="minorEastAsia" w:hAnsiTheme="minorEastAsia"/>
-          <w:sz w:val="24"/>
-          <w:szCs w:val="24"/>
-        </w:rPr>
-        <w:t>任务调整：支持编辑已发布任务的日期范围，或删除未完成的满意度任务（同步删除关联记录）。</w:t>
-      </w:r>
-    </w:p>
-    <w:p>
-      <w:pPr>
-        <w:rPr>
-          <w:rFonts w:asciiTheme="minorEastAsia" w:hAnsiTheme="minorEastAsia"/>
-          <w:sz w:val="24"/>
-          <w:szCs w:val="24"/>
-        </w:rPr>
-      </w:pPr>
-      <w:r>
-        <w:rPr>
-          <w:rFonts w:asciiTheme="minorEastAsia" w:hAnsiTheme="minorEastAsia"/>
-          <w:sz w:val="24"/>
-          <w:szCs w:val="24"/>
-        </w:rPr>
-        <w:lastRenderedPageBreak/>
-        <w:t>满意度评价用户功能</w:t>
-      </w:r>
-    </w:p>
-    <w:p>
-      <w:pPr>
-        <w:rPr>
-          <w:rFonts w:asciiTheme="minorEastAsia" w:hAnsiTheme="minorEastAsia"/>
-          <w:sz w:val="24"/>
-          <w:szCs w:val="24"/>
-        </w:rPr>
-      </w:pPr>
-      <w:r>
-        <w:rPr>
-          <w:rFonts w:asciiTheme="minorEastAsia" w:hAnsiTheme="minorEastAsia"/>
-          <w:sz w:val="24"/>
-          <w:szCs w:val="24"/>
-        </w:rPr>
-        <w:t>任务查看：查看系统分配的个人满意度评价任务清单，包含被评部门、评价时间范围；</w:t>
-      </w:r>
-    </w:p>
-    <w:p>
-      <w:pPr>
-        <w:rPr>
-          <w:rFonts w:asciiTheme="minorEastAsia" w:hAnsiTheme="minorEastAsia"/>
-          <w:sz w:val="24"/>
-          <w:szCs w:val="24"/>
-        </w:rPr>
-      </w:pPr>
-      <w:r>
-        <w:rPr>
-          <w:rFonts w:asciiTheme="minorEastAsia" w:hAnsiTheme="minorEastAsia"/>
-          <w:sz w:val="24"/>
-          <w:szCs w:val="24"/>
-        </w:rPr>
-        <w:t>评价提交：选择满意度等级（非常满意 / 满意 / 基本满意 / 不满意），可选</w:t>
-      </w:r>
-      <w:proofErr w:type="gramStart"/>
-      <w:r>
-        <w:rPr>
-          <w:rFonts w:asciiTheme="minorEastAsia" w:hAnsiTheme="minorEastAsia"/>
-          <w:sz w:val="24"/>
-          <w:szCs w:val="24"/>
-        </w:rPr>
-        <w:t>填评价</w:t>
-      </w:r>
-      <w:proofErr w:type="gramEnd"/>
-      <w:r>
-        <w:rPr>
-          <w:rFonts w:asciiTheme="minorEastAsia" w:hAnsiTheme="minorEastAsia"/>
-          <w:sz w:val="24"/>
-          <w:szCs w:val="24"/>
-        </w:rPr>
-        <w:t>内容，系统自动校验极端评价个数是否超出限制；</w:t>
-      </w:r>
-    </w:p>
-    <w:p>
-      <w:pPr>
-        <w:rPr>
-          <w:rFonts w:asciiTheme="minorEastAsia" w:hAnsiTheme="minorEastAsia"/>
-          <w:sz w:val="24"/>
-          <w:szCs w:val="24"/>
-        </w:rPr>
-      </w:pPr>
-      <w:r>
-        <w:rPr>
-          <w:rFonts w:asciiTheme="minorEastAsia" w:hAnsiTheme="minorEastAsia"/>
-          <w:sz w:val="24"/>
-          <w:szCs w:val="24"/>
-        </w:rPr>
-        <w:t>评价修改：在评价截止日期前且修改次数允许范围内，可修改已提交的满意度等级与评价内容，系统保留修改记录；</w:t>
-      </w:r>
-    </w:p>
-    <w:p>
-      <w:pPr>
-        <w:rPr>
-          <w:rFonts w:asciiTheme="minorEastAsia" w:hAnsiTheme="minorEastAsia"/>
-          <w:sz w:val="24"/>
-          <w:szCs w:val="24"/>
-        </w:rPr>
-      </w:pPr>
-      <w:r>
-        <w:rPr>
-          <w:rFonts w:asciiTheme="minorEastAsia" w:hAnsiTheme="minorEastAsia"/>
-          <w:sz w:val="24"/>
-          <w:szCs w:val="24"/>
-        </w:rPr>
         <w:t>历史记录查询：查看个人所有历史满意度评价记录。</w:t>
       </w:r>
     </w:p>
     <w:p>
       <w:pPr>
         <w:rPr>
-          <w:rFonts w:asciiTheme="minorEastAsia" w:hAnsiTheme="minorEastAsia"/>
+          <w:rFonts w:asciiTheme="minorEastAsia" w:hAnsiTheme="minorEastAsia" w:hint="eastAsia"/>
           <w:sz w:val="24"/>
           <w:szCs w:val="24"/>
         </w:rPr>
@@ -5405,10 +5449,27 @@
         </w:numPr>
         <w:ind w:firstLineChars="0"/>
         <w:rPr>
+          <w:rFonts w:asciiTheme="minorEastAsia" w:hAnsiTheme="minorEastAsia" w:hint="eastAsia"/>
+          <w:sz w:val="24"/>
+          <w:szCs w:val="24"/>
+        </w:rPr>
+      </w:pPr>
+      <w:r>
+        <w:rPr>
           <w:rFonts w:asciiTheme="minorEastAsia" w:hAnsiTheme="minorEastAsia"/>
           <w:sz w:val="24"/>
           <w:szCs w:val="24"/>
         </w:rPr>
+        <w:t>数据统计与分析模块</w:t>
+      </w:r>
+    </w:p>
+    <w:p>
+      <w:pPr>
+        <w:rPr>
+          <w:rFonts w:asciiTheme="minorEastAsia" w:hAnsiTheme="minorEastAsia" w:hint="eastAsia"/>
+          <w:sz w:val="24"/>
+          <w:szCs w:val="24"/>
+        </w:rPr>
       </w:pPr>
       <w:r>
         <w:rPr>
@@ -5416,16 +5477,33 @@
           <w:sz w:val="24"/>
           <w:szCs w:val="24"/>
         </w:rPr>
-        <w:t>数据统计与分析模块</w:t>
-      </w:r>
-    </w:p>
-    <w:p>
-      <w:pPr>
+        <w:t>本模块用于考核数据的汇总、统计与可视化展示，仅对系统管理员开放，具体功能如下：</w:t>
+      </w:r>
+    </w:p>
+    <w:p>
+      <w:pPr>
+        <w:rPr>
+          <w:rFonts w:asciiTheme="minorEastAsia" w:hAnsiTheme="minorEastAsia" w:hint="eastAsia"/>
+          <w:sz w:val="24"/>
+          <w:szCs w:val="24"/>
+        </w:rPr>
+      </w:pPr>
+      <w:r>
         <w:rPr>
           <w:rFonts w:asciiTheme="minorEastAsia" w:hAnsiTheme="minorEastAsia"/>
           <w:sz w:val="24"/>
           <w:szCs w:val="24"/>
         </w:rPr>
+        <w:t>数据自动汇总：评分 / 评价任务截止后，系统自动汇总全量评分数据与满意度评价数据；</w:t>
+      </w:r>
+    </w:p>
+    <w:p>
+      <w:pPr>
+        <w:rPr>
+          <w:rFonts w:asciiTheme="minorEastAsia" w:hAnsiTheme="minorEastAsia" w:hint="eastAsia"/>
+          <w:sz w:val="24"/>
+          <w:szCs w:val="24"/>
+        </w:rPr>
       </w:pPr>
       <w:r>
         <w:rPr>
@@ -5433,33 +5511,51 @@
           <w:sz w:val="24"/>
           <w:szCs w:val="24"/>
         </w:rPr>
-        <w:t>本模块用于考核数据的汇总、统计与可视化展示，仅对系统管理员开放，具体功能如下：</w:t>
-      </w:r>
-    </w:p>
-    <w:p>
-      <w:pPr>
+        <w:t>多维</w:t>
+      </w:r>
+      <w:proofErr w:type="gramStart"/>
+      <w:r>
         <w:rPr>
           <w:rFonts w:asciiTheme="minorEastAsia" w:hAnsiTheme="minorEastAsia"/>
           <w:sz w:val="24"/>
           <w:szCs w:val="24"/>
         </w:rPr>
-      </w:pPr>
+        <w:t>度统计</w:t>
+      </w:r>
+      <w:proofErr w:type="gramEnd"/>
       <w:r>
         <w:rPr>
           <w:rFonts w:asciiTheme="minorEastAsia" w:hAnsiTheme="minorEastAsia"/>
           <w:sz w:val="24"/>
           <w:szCs w:val="24"/>
         </w:rPr>
-        <w:t>数据自动汇总：评分 / 评价任务截止后，系统自动汇总全量评分数据与满意度评价数据；</w:t>
-      </w:r>
-    </w:p>
-    <w:p>
-      <w:pPr>
+        <w:t>报表：生成职能部门平均分排名、评分人分布、满意度等级分布、任务完成进度、评分与满意度关联分析、年度趋势等统计报表；</w:t>
+      </w:r>
+    </w:p>
+    <w:p>
+      <w:pPr>
+        <w:rPr>
+          <w:rFonts w:asciiTheme="minorEastAsia" w:hAnsiTheme="minorEastAsia" w:hint="eastAsia"/>
+          <w:sz w:val="24"/>
+          <w:szCs w:val="24"/>
+        </w:rPr>
+      </w:pPr>
+      <w:r>
         <w:rPr>
           <w:rFonts w:asciiTheme="minorEastAsia" w:hAnsiTheme="minorEastAsia"/>
           <w:sz w:val="24"/>
           <w:szCs w:val="24"/>
         </w:rPr>
+        <w:t>可视化图表展示：以柱状图、饼图、折线图等形式展示统计数据，支持图表导出；</w:t>
+      </w:r>
+    </w:p>
+    <w:p>
+      <w:pPr>
+        <w:rPr>
+          <w:rFonts w:asciiTheme="minorEastAsia" w:hAnsiTheme="minorEastAsia" w:hint="eastAsia"/>
+          <w:sz w:val="24"/>
+          <w:szCs w:val="24"/>
+        </w:rPr>
       </w:pPr>
       <w:r>
         <w:rPr>
@@ -5467,82 +5563,30 @@
           <w:sz w:val="24"/>
           <w:szCs w:val="24"/>
         </w:rPr>
-        <w:t>多维</w:t>
-      </w:r>
-      <w:proofErr w:type="gramStart"/>
+        <w:t>数据筛选与复核：按学院、角色、时间区间等条件筛选查看数据，对数据准确性进行复核确认；</w:t>
+      </w:r>
+    </w:p>
+    <w:p>
+      <w:pPr>
+        <w:rPr>
+          <w:rFonts w:asciiTheme="minorEastAsia" w:hAnsiTheme="minorEastAsia" w:hint="eastAsia"/>
+          <w:sz w:val="24"/>
+          <w:szCs w:val="24"/>
+        </w:rPr>
+      </w:pPr>
       <w:r>
         <w:rPr>
           <w:rFonts w:asciiTheme="minorEastAsia" w:hAnsiTheme="minorEastAsia"/>
           <w:sz w:val="24"/>
           <w:szCs w:val="24"/>
         </w:rPr>
-        <w:t>度统计</w:t>
-      </w:r>
-      <w:proofErr w:type="gramEnd"/>
-      <w:r>
-        <w:rPr>
-          <w:rFonts w:asciiTheme="minorEastAsia" w:hAnsiTheme="minorEastAsia"/>
-          <w:sz w:val="24"/>
-          <w:szCs w:val="24"/>
-        </w:rPr>
-        <w:t>报表：生成职能部门平均分排名、评分人分布、满意度等级分布、任务完成进度、评分与满意度关联分析、年度趋势等统计报表；</w:t>
-      </w:r>
-    </w:p>
-    <w:p>
-      <w:pPr>
-        <w:rPr>
-          <w:rFonts w:asciiTheme="minorEastAsia" w:hAnsiTheme="minorEastAsia"/>
-          <w:sz w:val="24"/>
-          <w:szCs w:val="24"/>
-        </w:rPr>
-      </w:pPr>
-      <w:r>
-        <w:rPr>
-          <w:rFonts w:asciiTheme="minorEastAsia" w:hAnsiTheme="minorEastAsia"/>
-          <w:sz w:val="24"/>
-          <w:szCs w:val="24"/>
-        </w:rPr>
-        <w:t>可视化图表展示：以柱状图、饼图、折线图等形式展示统计数据，支持图表导出；</w:t>
-      </w:r>
-    </w:p>
-    <w:p>
-      <w:pPr>
-        <w:rPr>
-          <w:rFonts w:asciiTheme="minorEastAsia" w:hAnsiTheme="minorEastAsia"/>
-          <w:sz w:val="24"/>
-          <w:szCs w:val="24"/>
-        </w:rPr>
-      </w:pPr>
-      <w:r>
-        <w:rPr>
-          <w:rFonts w:asciiTheme="minorEastAsia" w:hAnsiTheme="minorEastAsia"/>
-          <w:sz w:val="24"/>
-          <w:szCs w:val="24"/>
-        </w:rPr>
-        <w:t>数据筛选与复核：按学院、角色、时间区间等条件筛选查看数据，对数据准确性进行复核确认；</w:t>
-      </w:r>
-    </w:p>
-    <w:p>
-      <w:pPr>
-        <w:rPr>
-          <w:rFonts w:asciiTheme="minorEastAsia" w:hAnsiTheme="minorEastAsia"/>
-          <w:sz w:val="24"/>
-          <w:szCs w:val="24"/>
-        </w:rPr>
-      </w:pPr>
-      <w:r>
-        <w:rPr>
-          <w:rFonts w:asciiTheme="minorEastAsia" w:hAnsiTheme="minorEastAsia"/>
-          <w:sz w:val="24"/>
-          <w:szCs w:val="24"/>
-        </w:rPr>
         <w:t>统计数据导出：支持将统计报表导出为 Excel/PDF 格式。</w:t>
       </w:r>
     </w:p>
     <w:p>
       <w:pPr>
         <w:rPr>
-          <w:rFonts w:asciiTheme="minorEastAsia" w:hAnsiTheme="minorEastAsia"/>
+          <w:rFonts w:asciiTheme="minorEastAsia" w:hAnsiTheme="minorEastAsia" w:hint="eastAsia"/>
           <w:sz w:val="24"/>
           <w:szCs w:val="24"/>
         </w:rPr>
@@ -5557,10 +5601,27 @@
         </w:numPr>
         <w:ind w:firstLineChars="0"/>
         <w:rPr>
+          <w:rFonts w:asciiTheme="minorEastAsia" w:hAnsiTheme="minorEastAsia" w:hint="eastAsia"/>
+          <w:sz w:val="24"/>
+          <w:szCs w:val="24"/>
+        </w:rPr>
+      </w:pPr>
+      <w:r>
+        <w:rPr>
           <w:rFonts w:asciiTheme="minorEastAsia" w:hAnsiTheme="minorEastAsia"/>
           <w:sz w:val="24"/>
           <w:szCs w:val="24"/>
         </w:rPr>
+        <w:t>考核结果管理模块</w:t>
+      </w:r>
+    </w:p>
+    <w:p>
+      <w:pPr>
+        <w:rPr>
+          <w:rFonts w:asciiTheme="minorEastAsia" w:hAnsiTheme="minorEastAsia" w:hint="eastAsia"/>
+          <w:sz w:val="24"/>
+          <w:szCs w:val="24"/>
+        </w:rPr>
       </w:pPr>
       <w:r>
         <w:rPr>
@@ -5568,16 +5629,33 @@
           <w:sz w:val="24"/>
           <w:szCs w:val="24"/>
         </w:rPr>
-        <w:t>考核结果管理模块</w:t>
-      </w:r>
-    </w:p>
-    <w:p>
-      <w:pPr>
+        <w:t>本模块用于考核结果的核算、生成、应用与存档，仅对系统管理员开放，具体功能如下：</w:t>
+      </w:r>
+    </w:p>
+    <w:p>
+      <w:pPr>
+        <w:rPr>
+          <w:rFonts w:asciiTheme="minorEastAsia" w:hAnsiTheme="minorEastAsia" w:hint="eastAsia"/>
+          <w:sz w:val="24"/>
+          <w:szCs w:val="24"/>
+        </w:rPr>
+      </w:pPr>
+      <w:r>
         <w:rPr>
           <w:rFonts w:asciiTheme="minorEastAsia" w:hAnsiTheme="minorEastAsia"/>
           <w:sz w:val="24"/>
           <w:szCs w:val="24"/>
         </w:rPr>
+        <w:t>总分核算：按预设权重将评分结果与满意度评价结果整合，核算各职能部门年度绩效考核总分；</w:t>
+      </w:r>
+    </w:p>
+    <w:p>
+      <w:pPr>
+        <w:rPr>
+          <w:rFonts w:asciiTheme="minorEastAsia" w:hAnsiTheme="minorEastAsia" w:hint="eastAsia"/>
+          <w:sz w:val="24"/>
+          <w:szCs w:val="24"/>
+        </w:rPr>
       </w:pPr>
       <w:r>
         <w:rPr>
@@ -5585,16 +5663,33 @@
           <w:sz w:val="24"/>
           <w:szCs w:val="24"/>
         </w:rPr>
-        <w:t>本模块用于考核结果的核算、生成、应用与存档，仅对系统管理员开放，具体功能如下：</w:t>
-      </w:r>
-    </w:p>
-    <w:p>
-      <w:pPr>
+        <w:t>反馈报告生成：系统自动为各部门生成考核反馈报告，包含得分情况、校内排名、用户评价摘要、改进建议汇总；</w:t>
+      </w:r>
+    </w:p>
+    <w:p>
+      <w:pPr>
+        <w:rPr>
+          <w:rFonts w:asciiTheme="minorEastAsia" w:hAnsiTheme="minorEastAsia" w:hint="eastAsia"/>
+          <w:sz w:val="24"/>
+          <w:szCs w:val="24"/>
+        </w:rPr>
+      </w:pPr>
+      <w:r>
         <w:rPr>
           <w:rFonts w:asciiTheme="minorEastAsia" w:hAnsiTheme="minorEastAsia"/>
           <w:sz w:val="24"/>
           <w:szCs w:val="24"/>
         </w:rPr>
+        <w:t>结果公示：编辑考核结果公示公告，支持置顶 / 定时发布，公示内容可自定义；</w:t>
+      </w:r>
+    </w:p>
+    <w:p>
+      <w:pPr>
+        <w:rPr>
+          <w:rFonts w:asciiTheme="minorEastAsia" w:hAnsiTheme="minorEastAsia" w:hint="eastAsia"/>
+          <w:sz w:val="24"/>
+          <w:szCs w:val="24"/>
+        </w:rPr>
       </w:pPr>
       <w:r>
         <w:rPr>
@@ -5602,81 +5697,30 @@
           <w:sz w:val="24"/>
           <w:szCs w:val="24"/>
         </w:rPr>
-        <w:t>总分核算：按预设权重将评分结果与满意度评价结果整合，核算各职能部门年度绩效考核总分；</w:t>
-      </w:r>
-    </w:p>
-    <w:p>
-      <w:pPr>
+        <w:t>结果应用：将考核结果同步至学校评优评先、干部考核等业务模块；</w:t>
+      </w:r>
+    </w:p>
+    <w:p>
+      <w:pPr>
+        <w:rPr>
+          <w:rFonts w:asciiTheme="minorEastAsia" w:hAnsiTheme="minorEastAsia" w:hint="eastAsia"/>
+          <w:sz w:val="24"/>
+          <w:szCs w:val="24"/>
+        </w:rPr>
+      </w:pPr>
+      <w:r>
         <w:rPr>
           <w:rFonts w:asciiTheme="minorEastAsia" w:hAnsiTheme="minorEastAsia"/>
           <w:sz w:val="24"/>
           <w:szCs w:val="24"/>
         </w:rPr>
-      </w:pPr>
-      <w:r>
-        <w:rPr>
-          <w:rFonts w:asciiTheme="minorEastAsia" w:hAnsiTheme="minorEastAsia"/>
-          <w:sz w:val="24"/>
-          <w:szCs w:val="24"/>
-        </w:rPr>
-        <w:t>反馈报告生成：系统自动为各部门生成考核反馈报告，包含得分情况、校内排名、用户评价摘要、改进建议汇总；</w:t>
-      </w:r>
-    </w:p>
-    <w:p>
-      <w:pPr>
-        <w:rPr>
-          <w:rFonts w:asciiTheme="minorEastAsia" w:hAnsiTheme="minorEastAsia"/>
-          <w:sz w:val="24"/>
-          <w:szCs w:val="24"/>
-        </w:rPr>
-      </w:pPr>
-      <w:r>
-        <w:rPr>
-          <w:rFonts w:asciiTheme="minorEastAsia" w:hAnsiTheme="minorEastAsia"/>
-          <w:sz w:val="24"/>
-          <w:szCs w:val="24"/>
-        </w:rPr>
-        <w:t>结果公示：编辑考核结果公示公告，支持置顶 / 定时发布，公示内容可自定义；</w:t>
-      </w:r>
-    </w:p>
-    <w:p>
-      <w:pPr>
-        <w:rPr>
-          <w:rFonts w:asciiTheme="minorEastAsia" w:hAnsiTheme="minorEastAsia"/>
-          <w:sz w:val="24"/>
-          <w:szCs w:val="24"/>
-        </w:rPr>
-      </w:pPr>
-      <w:r>
-        <w:rPr>
-          <w:rFonts w:asciiTheme="minorEastAsia" w:hAnsiTheme="minorEastAsia"/>
-          <w:sz w:val="24"/>
-          <w:szCs w:val="24"/>
-        </w:rPr>
-        <w:t>结果应用：将考核结果同步至学校评优评先、干部考核等业务模块；</w:t>
-      </w:r>
-    </w:p>
-    <w:p>
-      <w:pPr>
-        <w:rPr>
-          <w:rFonts w:asciiTheme="minorEastAsia" w:hAnsiTheme="minorEastAsia"/>
-          <w:sz w:val="24"/>
-          <w:szCs w:val="24"/>
-        </w:rPr>
-      </w:pPr>
-      <w:r>
-        <w:rPr>
-          <w:rFonts w:asciiTheme="minorEastAsia" w:hAnsiTheme="minorEastAsia"/>
-          <w:sz w:val="24"/>
-          <w:szCs w:val="24"/>
-        </w:rPr>
         <w:t>结果导出与存档：将考核结果（含总分、反馈报告、统计报表）导出为 Excel/PDF 格式，完成校内存档与上级上报。</w:t>
       </w:r>
     </w:p>
     <w:p>
       <w:pPr>
         <w:rPr>
-          <w:rFonts w:asciiTheme="minorEastAsia" w:hAnsiTheme="minorEastAsia"/>
+          <w:rFonts w:asciiTheme="minorEastAsia" w:hAnsiTheme="minorEastAsia" w:hint="eastAsia"/>
           <w:sz w:val="24"/>
           <w:szCs w:val="24"/>
         </w:rPr>
@@ -5691,10 +5735,27 @@
         </w:numPr>
         <w:ind w:firstLineChars="0"/>
         <w:rPr>
+          <w:rFonts w:asciiTheme="minorEastAsia" w:hAnsiTheme="minorEastAsia" w:hint="eastAsia"/>
+          <w:sz w:val="24"/>
+          <w:szCs w:val="24"/>
+        </w:rPr>
+      </w:pPr>
+      <w:r>
+        <w:rPr>
           <w:rFonts w:asciiTheme="minorEastAsia" w:hAnsiTheme="minorEastAsia"/>
           <w:sz w:val="24"/>
           <w:szCs w:val="24"/>
         </w:rPr>
+        <w:t>系统公告与消息通知模块</w:t>
+      </w:r>
+    </w:p>
+    <w:p>
+      <w:pPr>
+        <w:rPr>
+          <w:rFonts w:asciiTheme="minorEastAsia" w:hAnsiTheme="minorEastAsia" w:hint="eastAsia"/>
+          <w:sz w:val="24"/>
+          <w:szCs w:val="24"/>
+        </w:rPr>
       </w:pPr>
       <w:r>
         <w:rPr>
@@ -5702,16 +5763,33 @@
           <w:sz w:val="24"/>
           <w:szCs w:val="24"/>
         </w:rPr>
-        <w:t>系统公告与消息通知模块</w:t>
-      </w:r>
-    </w:p>
-    <w:p>
-      <w:pPr>
+        <w:t>本模块为全角色通用模块，实现考核信息的及时同步，具体功能如下：</w:t>
+      </w:r>
+    </w:p>
+    <w:p>
+      <w:pPr>
+        <w:rPr>
+          <w:rFonts w:asciiTheme="minorEastAsia" w:hAnsiTheme="minorEastAsia" w:hint="eastAsia"/>
+          <w:sz w:val="24"/>
+          <w:szCs w:val="24"/>
+        </w:rPr>
+      </w:pPr>
+      <w:r>
         <w:rPr>
           <w:rFonts w:asciiTheme="minorEastAsia" w:hAnsiTheme="minorEastAsia"/>
           <w:sz w:val="24"/>
           <w:szCs w:val="24"/>
         </w:rPr>
+        <w:t>系统管理员功能</w:t>
+      </w:r>
+    </w:p>
+    <w:p>
+      <w:pPr>
+        <w:rPr>
+          <w:rFonts w:asciiTheme="minorEastAsia" w:hAnsiTheme="minorEastAsia" w:hint="eastAsia"/>
+          <w:sz w:val="24"/>
+          <w:szCs w:val="24"/>
+        </w:rPr>
       </w:pPr>
       <w:r>
         <w:rPr>
@@ -5719,16 +5797,33 @@
           <w:sz w:val="24"/>
           <w:szCs w:val="24"/>
         </w:rPr>
-        <w:t>本模块为全角色通用模块，实现考核信息的及时同步，具体功能如下：</w:t>
-      </w:r>
-    </w:p>
-    <w:p>
-      <w:pPr>
+        <w:t>公告管理：编辑考核通知、时间安排、操作指南等系统公告，支持置顶、定时发布、撤回操作；</w:t>
+      </w:r>
+    </w:p>
+    <w:p>
+      <w:pPr>
+        <w:rPr>
+          <w:rFonts w:asciiTheme="minorEastAsia" w:hAnsiTheme="minorEastAsia" w:hint="eastAsia"/>
+          <w:sz w:val="24"/>
+          <w:szCs w:val="24"/>
+        </w:rPr>
+      </w:pPr>
+      <w:r>
         <w:rPr>
           <w:rFonts w:asciiTheme="minorEastAsia" w:hAnsiTheme="minorEastAsia"/>
           <w:sz w:val="24"/>
           <w:szCs w:val="24"/>
         </w:rPr>
+        <w:t>消息通知管理：查看所有用户消息提醒的已读 / 未读状态，对未读提醒用户可二次手动发送提醒；</w:t>
+      </w:r>
+    </w:p>
+    <w:p>
+      <w:pPr>
+        <w:rPr>
+          <w:rFonts w:asciiTheme="minorEastAsia" w:hAnsiTheme="minorEastAsia" w:hint="eastAsia"/>
+          <w:sz w:val="24"/>
+          <w:szCs w:val="24"/>
+        </w:rPr>
       </w:pPr>
       <w:r>
         <w:rPr>
@@ -5736,16 +5831,34 @@
           <w:sz w:val="24"/>
           <w:szCs w:val="24"/>
         </w:rPr>
-        <w:t>系统管理员功能</w:t>
-      </w:r>
-    </w:p>
-    <w:p>
-      <w:pPr>
+        <w:t>通知规则配置：自定义关键节点（任务发布、即将截止、逾期、复核）的提醒方式（站内 / 邮件）与发送频率。</w:t>
+      </w:r>
+    </w:p>
+    <w:p>
+      <w:pPr>
+        <w:rPr>
+          <w:rFonts w:asciiTheme="minorEastAsia" w:hAnsiTheme="minorEastAsia" w:hint="eastAsia"/>
+          <w:sz w:val="24"/>
+          <w:szCs w:val="24"/>
+        </w:rPr>
+      </w:pPr>
+      <w:r>
         <w:rPr>
           <w:rFonts w:asciiTheme="minorEastAsia" w:hAnsiTheme="minorEastAsia"/>
           <w:sz w:val="24"/>
           <w:szCs w:val="24"/>
         </w:rPr>
+        <w:lastRenderedPageBreak/>
+        <w:t>所有用户功能</w:t>
+      </w:r>
+    </w:p>
+    <w:p>
+      <w:pPr>
+        <w:rPr>
+          <w:rFonts w:asciiTheme="minorEastAsia" w:hAnsiTheme="minorEastAsia" w:hint="eastAsia"/>
+          <w:sz w:val="24"/>
+          <w:szCs w:val="24"/>
+        </w:rPr>
       </w:pPr>
       <w:r>
         <w:rPr>
@@ -5753,99 +5866,30 @@
           <w:sz w:val="24"/>
           <w:szCs w:val="24"/>
         </w:rPr>
-        <w:t>公告管理：编辑考核通知、时间安排、操作指南等系统公告，支持置顶、定时发布、撤回操作；</w:t>
-      </w:r>
-    </w:p>
-    <w:p>
-      <w:pPr>
+        <w:t>公告查看：查看系统发布的所有公告，标记公告已读 / 未读；</w:t>
+      </w:r>
+    </w:p>
+    <w:p>
+      <w:pPr>
+        <w:rPr>
+          <w:rFonts w:asciiTheme="minorEastAsia" w:hAnsiTheme="minorEastAsia" w:hint="eastAsia"/>
+          <w:sz w:val="24"/>
+          <w:szCs w:val="24"/>
+        </w:rPr>
+      </w:pPr>
+      <w:r>
         <w:rPr>
           <w:rFonts w:asciiTheme="minorEastAsia" w:hAnsiTheme="minorEastAsia"/>
           <w:sz w:val="24"/>
           <w:szCs w:val="24"/>
         </w:rPr>
-      </w:pPr>
-      <w:r>
-        <w:rPr>
-          <w:rFonts w:asciiTheme="minorEastAsia" w:hAnsiTheme="minorEastAsia"/>
-          <w:sz w:val="24"/>
-          <w:szCs w:val="24"/>
-        </w:rPr>
-        <w:t>消息通知管理：查看所有用户消息提醒的已读 / 未读状态，对未读提醒用户可二次手动发送提醒；</w:t>
-      </w:r>
-    </w:p>
-    <w:p>
-      <w:pPr>
-        <w:rPr>
-          <w:rFonts w:asciiTheme="minorEastAsia" w:hAnsiTheme="minorEastAsia"/>
-          <w:sz w:val="24"/>
-          <w:szCs w:val="24"/>
-        </w:rPr>
-      </w:pPr>
-      <w:r>
-        <w:rPr>
-          <w:rFonts w:asciiTheme="minorEastAsia" w:hAnsiTheme="minorEastAsia"/>
-          <w:sz w:val="24"/>
-          <w:szCs w:val="24"/>
-        </w:rPr>
-        <w:t>通知规则配置：自定义关键节点（任务发布、即将截止、逾期、复核）的提醒方式（站内 / 邮件）与发送频率。</w:t>
-      </w:r>
-    </w:p>
-    <w:p>
-      <w:pPr>
-        <w:rPr>
-          <w:rFonts w:asciiTheme="minorEastAsia" w:hAnsiTheme="minorEastAsia"/>
-          <w:sz w:val="24"/>
-          <w:szCs w:val="24"/>
-        </w:rPr>
-      </w:pPr>
-      <w:r>
-        <w:rPr>
-          <w:rFonts w:asciiTheme="minorEastAsia" w:hAnsiTheme="minorEastAsia"/>
-          <w:sz w:val="24"/>
-          <w:szCs w:val="24"/>
-        </w:rPr>
-        <w:t>所有用户功能</w:t>
-      </w:r>
-    </w:p>
-    <w:p>
-      <w:pPr>
-        <w:rPr>
-          <w:rFonts w:asciiTheme="minorEastAsia" w:hAnsiTheme="minorEastAsia"/>
-          <w:sz w:val="24"/>
-          <w:szCs w:val="24"/>
-        </w:rPr>
-      </w:pPr>
-      <w:r>
-        <w:rPr>
-          <w:rFonts w:asciiTheme="minorEastAsia" w:hAnsiTheme="minorEastAsia"/>
-          <w:sz w:val="24"/>
-          <w:szCs w:val="24"/>
-        </w:rPr>
-        <w:t>公告查看：查看系统发布的所有公告，标记公告已读 / 未读；</w:t>
-      </w:r>
-    </w:p>
-    <w:p>
-      <w:pPr>
-        <w:rPr>
-          <w:rFonts w:asciiTheme="minorEastAsia" w:hAnsiTheme="minorEastAsia"/>
-          <w:sz w:val="24"/>
-          <w:szCs w:val="24"/>
-        </w:rPr>
-      </w:pPr>
-      <w:r>
-        <w:rPr>
-          <w:rFonts w:asciiTheme="minorEastAsia" w:hAnsiTheme="minorEastAsia"/>
-          <w:sz w:val="24"/>
-          <w:szCs w:val="24"/>
-        </w:rPr>
-        <w:lastRenderedPageBreak/>
         <w:t>消息提醒接收：接收系统在关键节点发送的站内 / 邮件提醒，查看提醒详情，标记已读 / 未读。</w:t>
       </w:r>
     </w:p>
     <w:p>
       <w:pPr>
         <w:rPr>
-          <w:rFonts w:asciiTheme="minorEastAsia" w:hAnsiTheme="minorEastAsia"/>
+          <w:rFonts w:asciiTheme="minorEastAsia" w:hAnsiTheme="minorEastAsia" w:hint="eastAsia"/>
           <w:sz w:val="24"/>
           <w:szCs w:val="24"/>
         </w:rPr>
@@ -5860,10 +5904,27 @@
         </w:numPr>
         <w:ind w:firstLineChars="0"/>
         <w:rPr>
+          <w:rFonts w:asciiTheme="minorEastAsia" w:hAnsiTheme="minorEastAsia" w:hint="eastAsia"/>
+          <w:sz w:val="24"/>
+          <w:szCs w:val="24"/>
+        </w:rPr>
+      </w:pPr>
+      <w:r>
+        <w:rPr>
           <w:rFonts w:asciiTheme="minorEastAsia" w:hAnsiTheme="minorEastAsia"/>
           <w:sz w:val="24"/>
           <w:szCs w:val="24"/>
         </w:rPr>
+        <w:t>系统管理模块</w:t>
+      </w:r>
+    </w:p>
+    <w:p>
+      <w:pPr>
+        <w:rPr>
+          <w:rFonts w:asciiTheme="minorEastAsia" w:hAnsiTheme="minorEastAsia" w:hint="eastAsia"/>
+          <w:sz w:val="24"/>
+          <w:szCs w:val="24"/>
+        </w:rPr>
       </w:pPr>
       <w:r>
         <w:rPr>
@@ -5871,16 +5932,33 @@
           <w:sz w:val="24"/>
           <w:szCs w:val="24"/>
         </w:rPr>
-        <w:t>系统管理模块</w:t>
-      </w:r>
-    </w:p>
-    <w:p>
-      <w:pPr>
+        <w:t>本模块为系统底层支撑功能，仅对系统管理员开放，具体功能如下：</w:t>
+      </w:r>
+    </w:p>
+    <w:p>
+      <w:pPr>
+        <w:rPr>
+          <w:rFonts w:asciiTheme="minorEastAsia" w:hAnsiTheme="minorEastAsia" w:hint="eastAsia"/>
+          <w:sz w:val="24"/>
+          <w:szCs w:val="24"/>
+        </w:rPr>
+      </w:pPr>
+      <w:r>
         <w:rPr>
           <w:rFonts w:asciiTheme="minorEastAsia" w:hAnsiTheme="minorEastAsia"/>
           <w:sz w:val="24"/>
           <w:szCs w:val="24"/>
         </w:rPr>
+        <w:t>操作日志管理：记录所有用户敏感操作（如删除任务、修改配置、发布公告），包含操作人、时间、内容、IP 地址，支持日志查询与导出；</w:t>
+      </w:r>
+    </w:p>
+    <w:p>
+      <w:pPr>
+        <w:rPr>
+          <w:rFonts w:asciiTheme="minorEastAsia" w:hAnsiTheme="minorEastAsia" w:hint="eastAsia"/>
+          <w:sz w:val="24"/>
+          <w:szCs w:val="24"/>
+        </w:rPr>
       </w:pPr>
       <w:r>
         <w:rPr>
@@ -5888,33 +5966,51 @@
           <w:sz w:val="24"/>
           <w:szCs w:val="24"/>
         </w:rPr>
-        <w:t>本模块为系统底层支撑功能，仅对系统管理员开放，具体功能如下：</w:t>
-      </w:r>
-    </w:p>
-    <w:p>
-      <w:pPr>
+        <w:t>数据备份与恢复：支持手动 / 自动备份系统数据，可按时间点恢复历史数据；</w:t>
+      </w:r>
+    </w:p>
+    <w:p>
+      <w:pPr>
+        <w:rPr>
+          <w:rFonts w:asciiTheme="minorEastAsia" w:hAnsiTheme="minorEastAsia" w:hint="eastAsia"/>
+          <w:sz w:val="24"/>
+          <w:szCs w:val="24"/>
+        </w:rPr>
+      </w:pPr>
+      <w:r>
         <w:rPr>
           <w:rFonts w:asciiTheme="minorEastAsia" w:hAnsiTheme="minorEastAsia"/>
           <w:sz w:val="24"/>
           <w:szCs w:val="24"/>
         </w:rPr>
-      </w:pPr>
+        <w:t>系统参数配置：配置系统基础参数（如文件上</w:t>
+      </w:r>
+      <w:proofErr w:type="gramStart"/>
       <w:r>
         <w:rPr>
           <w:rFonts w:asciiTheme="minorEastAsia" w:hAnsiTheme="minorEastAsia"/>
           <w:sz w:val="24"/>
           <w:szCs w:val="24"/>
         </w:rPr>
-        <w:t>操作日志管理：记录所有用户敏感操作（如删除任务、修改配置、发布公告），包含操作人、时间、内容、IP 地址，支持日志查询与导出；</w:t>
-      </w:r>
-    </w:p>
-    <w:p>
-      <w:pPr>
+        <w:t>传大小</w:t>
+      </w:r>
+      <w:proofErr w:type="gramEnd"/>
+      <w:r>
         <w:rPr>
           <w:rFonts w:asciiTheme="minorEastAsia" w:hAnsiTheme="minorEastAsia"/>
           <w:sz w:val="24"/>
           <w:szCs w:val="24"/>
         </w:rPr>
+        <w:t>限制、密码复杂度规则、会话超时时间）；</w:t>
+      </w:r>
+    </w:p>
+    <w:p>
+      <w:pPr>
+        <w:rPr>
+          <w:rFonts w:asciiTheme="minorEastAsia" w:hAnsiTheme="minorEastAsia" w:hint="eastAsia"/>
+          <w:sz w:val="24"/>
+          <w:szCs w:val="24"/>
+        </w:rPr>
       </w:pPr>
       <w:r>
         <w:rPr>
@@ -5922,94 +6018,43 @@
           <w:sz w:val="24"/>
           <w:szCs w:val="24"/>
         </w:rPr>
-        <w:t>数据备份与恢复：支持手动 / 自动备份系统数据，可按时间点恢复历史数据；</w:t>
-      </w:r>
-    </w:p>
-    <w:p>
-      <w:pPr>
-        <w:rPr>
-          <w:rFonts w:asciiTheme="minorEastAsia" w:hAnsiTheme="minorEastAsia"/>
-          <w:sz w:val="24"/>
-          <w:szCs w:val="24"/>
-        </w:rPr>
-      </w:pPr>
-      <w:r>
-        <w:rPr>
-          <w:rFonts w:asciiTheme="minorEastAsia" w:hAnsiTheme="minorEastAsia"/>
-          <w:sz w:val="24"/>
-          <w:szCs w:val="24"/>
-        </w:rPr>
-        <w:t>系统参数配置：配置系统基础参数（如文件上</w:t>
-      </w:r>
-      <w:proofErr w:type="gramStart"/>
-      <w:r>
-        <w:rPr>
-          <w:rFonts w:asciiTheme="minorEastAsia" w:hAnsiTheme="minorEastAsia"/>
-          <w:sz w:val="24"/>
-          <w:szCs w:val="24"/>
-        </w:rPr>
-        <w:t>传大小</w:t>
-      </w:r>
-      <w:proofErr w:type="gramEnd"/>
-      <w:r>
-        <w:rPr>
-          <w:rFonts w:asciiTheme="minorEastAsia" w:hAnsiTheme="minorEastAsia"/>
-          <w:sz w:val="24"/>
-          <w:szCs w:val="24"/>
-        </w:rPr>
-        <w:t>限制、密码复杂度规则、会话超时时间）；</w:t>
-      </w:r>
-    </w:p>
-    <w:p>
-      <w:pPr>
-        <w:rPr>
-          <w:rFonts w:asciiTheme="minorEastAsia" w:hAnsiTheme="minorEastAsia"/>
-          <w:sz w:val="24"/>
-          <w:szCs w:val="24"/>
-        </w:rPr>
-      </w:pPr>
-      <w:r>
-        <w:rPr>
-          <w:rFonts w:asciiTheme="minorEastAsia" w:hAnsiTheme="minorEastAsia"/>
-          <w:sz w:val="24"/>
-          <w:szCs w:val="24"/>
-        </w:rPr>
         <w:t>字典数据管理：维护系统字典数据（如满意度等级、职位类型、任务状态），支持字典项的新增 / 编辑 / 删除。</w:t>
       </w:r>
     </w:p>
+    <w:bookmarkEnd w:id="6"/>
     <w:p>
       <w:pPr>
         <w:pStyle w:val="2"/>
         <w:spacing w:line="240" w:lineRule="auto"/>
         <w:rPr>
-          <w:rFonts w:ascii="Times New Roman" w:eastAsia="宋体" w:hAnsi="Times New Roman"/>
-          <w:kern w:val="44"/>
-        </w:rPr>
-      </w:pPr>
-      <w:r>
-        <w:rPr>
-          <w:rFonts w:ascii="Times New Roman" w:eastAsia="宋体" w:hAnsi="Times New Roman"/>
+          <w:rFonts w:asciiTheme="majorEastAsia" w:eastAsiaTheme="majorEastAsia" w:hAnsiTheme="majorEastAsia" w:hint="eastAsia"/>
+          <w:kern w:val="44"/>
+        </w:rPr>
+      </w:pPr>
+      <w:r>
+        <w:rPr>
+          <w:rFonts w:asciiTheme="majorEastAsia" w:eastAsiaTheme="majorEastAsia" w:hAnsiTheme="majorEastAsia"/>
           <w:kern w:val="44"/>
         </w:rPr>
         <w:t>3</w:t>
       </w:r>
       <w:r>
         <w:rPr>
-          <w:rFonts w:ascii="Times New Roman" w:eastAsia="宋体" w:hAnsi="Times New Roman" w:hint="eastAsia"/>
+          <w:rFonts w:asciiTheme="majorEastAsia" w:eastAsiaTheme="majorEastAsia" w:hAnsiTheme="majorEastAsia" w:hint="eastAsia"/>
           <w:kern w:val="44"/>
         </w:rPr>
         <w:t>.</w:t>
       </w:r>
       <w:r>
         <w:rPr>
-          <w:rFonts w:ascii="Times New Roman" w:eastAsia="宋体" w:hAnsi="Times New Roman"/>
+          <w:rFonts w:asciiTheme="majorEastAsia" w:eastAsiaTheme="majorEastAsia" w:hAnsiTheme="majorEastAsia"/>
           <w:kern w:val="44"/>
         </w:rPr>
         <w:t>3</w:t>
       </w:r>
       <w:r>
         <w:rPr>
-          <w:rFonts w:ascii="Times New Roman" w:eastAsia="宋体" w:hAnsi="Times New Roman" w:hint="eastAsia"/>
+          <w:rFonts w:asciiTheme="majorEastAsia" w:eastAsiaTheme="majorEastAsia" w:hAnsiTheme="majorEastAsia" w:hint="eastAsia"/>
           <w:kern w:val="44"/>
         </w:rPr>
         <w:t>用户特点及权限</w:t>
@@ -6951,6 +6996,7 @@
               <w:jc w:val="center"/>
             </w:pPr>
             <w:r>
+              <w:lastRenderedPageBreak/>
               <w:t>考核周期管理模块</w:t>
             </w:r>
           </w:p>
@@ -7054,11 +7100,7 @@
               <w:jc w:val="center"/>
             </w:pPr>
             <w:r>
-              <w:t>考核时间节点</w:t>
-            </w:r>
-            <w:r>
-              <w:lastRenderedPageBreak/>
-              <w:t>配置</w:t>
+              <w:t>考核时间节点配置</w:t>
             </w:r>
           </w:p>
         </w:tc>
@@ -7081,7 +7123,6 @@
                 <w:b/>
                 <w:bCs/>
               </w:rPr>
-              <w:lastRenderedPageBreak/>
               <w:t>√</w:t>
             </w:r>
           </w:p>
@@ -7346,7 +7387,7 @@
                 <w:bCs/>
               </w:rPr>
             </w:pPr>
-            <w:bookmarkStart w:id="0" w:name="OLE_LINK2"/>
+            <w:bookmarkStart w:id="7" w:name="OLE_LINK2"/>
             <w:r>
               <w:rPr>
                 <w:rFonts w:hint="eastAsia"/>
@@ -7355,7 +7396,7 @@
               </w:rPr>
               <w:t>√</w:t>
             </w:r>
-            <w:bookmarkEnd w:id="0"/>
+            <w:bookmarkEnd w:id="7"/>
           </w:p>
         </w:tc>
         <w:tc>
@@ -8449,7 +8490,7 @@
                 <w:bCs/>
               </w:rPr>
             </w:pPr>
-            <w:bookmarkStart w:id="1" w:name="OLE_LINK1"/>
+            <w:bookmarkStart w:id="8" w:name="OLE_LINK1"/>
             <w:r>
               <w:rPr>
                 <w:rFonts w:hint="eastAsia"/>
@@ -8458,7 +8499,7 @@
               </w:rPr>
               <w:t>×</w:t>
             </w:r>
-            <w:bookmarkEnd w:id="1"/>
+            <w:bookmarkEnd w:id="8"/>
           </w:p>
         </w:tc>
         <w:tc>
@@ -9122,7 +9163,11 @@
               <w:jc w:val="center"/>
             </w:pPr>
             <w:r>
-              <w:t>数据筛选与导出</w:t>
+              <w:t>数据筛选与导</w:t>
+            </w:r>
+            <w:r>
+              <w:lastRenderedPageBreak/>
+              <w:t>出</w:t>
             </w:r>
           </w:p>
         </w:tc>
@@ -9145,6 +9190,7 @@
                 <w:b/>
                 <w:bCs/>
               </w:rPr>
+              <w:lastRenderedPageBreak/>
               <w:t>√</w:t>
             </w:r>
           </w:p>
@@ -9200,11 +9246,7 @@
               <w:jc w:val="center"/>
             </w:pPr>
             <w:r>
-              <w:t>公告与消息通</w:t>
-            </w:r>
-            <w:r>
-              <w:lastRenderedPageBreak/>
-              <w:t>知模块</w:t>
+              <w:t>公告与消息通知模块</w:t>
             </w:r>
           </w:p>
         </w:tc>
@@ -9218,15 +9260,10 @@
               <w:jc w:val="center"/>
             </w:pPr>
             <w:r>
-              <w:lastRenderedPageBreak/>
               <w:t>系统公告编辑</w:t>
             </w:r>
             <w:r>
-              <w:t xml:space="preserve"> </w:t>
-            </w:r>
-            <w:r>
-              <w:lastRenderedPageBreak/>
-              <w:t xml:space="preserve">/ </w:t>
+              <w:t xml:space="preserve"> / </w:t>
             </w:r>
             <w:r>
               <w:t>发布</w:t>
@@ -9258,7 +9295,6 @@
                 <w:b/>
                 <w:bCs/>
               </w:rPr>
-              <w:lastRenderedPageBreak/>
               <w:t>√</w:t>
             </w:r>
           </w:p>
@@ -10679,6 +10715,7 @@
           <w:kern w:val="44"/>
         </w:rPr>
       </w:pPr>
+      <w:bookmarkStart w:id="9" w:name="OLE_LINK10"/>
       <w:r>
         <w:rPr>
           <w:rFonts w:ascii="Times New Roman" w:eastAsia="宋体" w:hAnsi="Times New Roman"/>
@@ -10696,49 +10733,71 @@
     </w:p>
     <w:p>
       <w:pPr>
-        <w:numPr>
-          <w:ilvl w:val="0"/>
-          <w:numId w:val="10"/>
-        </w:numPr>
-      </w:pPr>
-      <w:r>
+        <w:rPr>
+          <w:rFonts w:asciiTheme="minorEastAsia" w:hAnsiTheme="minorEastAsia" w:hint="eastAsia"/>
+          <w:sz w:val="24"/>
+          <w:szCs w:val="24"/>
+        </w:rPr>
+      </w:pPr>
+      <w:r>
+        <w:rPr>
+          <w:rFonts w:asciiTheme="minorEastAsia" w:hAnsiTheme="minorEastAsia"/>
+          <w:sz w:val="24"/>
+          <w:szCs w:val="24"/>
+        </w:rPr>
         <w:t>系统开发与维护成本需匹配攀枝花学院校内信息化建设预算，无额外大额经费投入；</w:t>
       </w:r>
     </w:p>
     <w:p>
       <w:pPr>
-        <w:numPr>
-          <w:ilvl w:val="0"/>
-          <w:numId w:val="10"/>
-        </w:numPr>
-      </w:pPr>
-      <w:r>
+        <w:rPr>
+          <w:rFonts w:asciiTheme="minorEastAsia" w:hAnsiTheme="minorEastAsia" w:hint="eastAsia"/>
+          <w:sz w:val="24"/>
+          <w:szCs w:val="24"/>
+        </w:rPr>
+      </w:pPr>
+      <w:r>
+        <w:rPr>
+          <w:rFonts w:asciiTheme="minorEastAsia" w:hAnsiTheme="minorEastAsia"/>
+          <w:sz w:val="24"/>
+          <w:szCs w:val="24"/>
+        </w:rPr>
         <w:t>系统部署采用校内现有服务器资源，</w:t>
       </w:r>
       <w:proofErr w:type="gramStart"/>
       <w:r>
+        <w:rPr>
+          <w:rFonts w:asciiTheme="minorEastAsia" w:hAnsiTheme="minorEastAsia"/>
+          <w:sz w:val="24"/>
+          <w:szCs w:val="24"/>
+        </w:rPr>
         <w:t>不</w:t>
       </w:r>
       <w:proofErr w:type="gramEnd"/>
       <w:r>
+        <w:rPr>
+          <w:rFonts w:asciiTheme="minorEastAsia" w:hAnsiTheme="minorEastAsia"/>
+          <w:sz w:val="24"/>
+          <w:szCs w:val="24"/>
+        </w:rPr>
         <w:t>新增硬件采购成本，仅需支付少量软件授权和维护费用；</w:t>
       </w:r>
     </w:p>
     <w:p>
       <w:pPr>
-        <w:numPr>
-          <w:ilvl w:val="0"/>
-          <w:numId w:val="10"/>
-        </w:numPr>
-      </w:pPr>
-      <w:r>
-        <w:t>系统上线后，需控制后期运维成本，优先由学校人事处</w:t>
-      </w:r>
-      <w:r>
-        <w:t xml:space="preserve"> / </w:t>
-      </w:r>
-      <w:r>
-        <w:t>考核办工作人员完成基础操作，减少外部技术支持依赖。</w:t>
+        <w:rPr>
+          <w:rFonts w:asciiTheme="minorEastAsia" w:hAnsiTheme="minorEastAsia" w:hint="eastAsia"/>
+          <w:sz w:val="24"/>
+          <w:szCs w:val="24"/>
+        </w:rPr>
+      </w:pPr>
+      <w:r>
+        <w:rPr>
+          <w:rFonts w:asciiTheme="minorEastAsia" w:hAnsiTheme="minorEastAsia"/>
+          <w:sz w:val="24"/>
+          <w:szCs w:val="24"/>
+        </w:rPr>
+        <w:t>系统上线后，需控制后期运维成本，优先由学校人事处 / 考核办工作人员完成基础操作，减少外部技术支持依赖。</w:t>
       </w:r>
     </w:p>
     <w:p>
@@ -10772,33 +10831,67 @@
           <w:ilvl w:val="0"/>
           <w:numId w:val="11"/>
         </w:numPr>
+        <w:rPr>
+          <w:sz w:val="24"/>
+          <w:szCs w:val="24"/>
+        </w:rPr>
       </w:pPr>
       <w:r>
         <w:rPr>
           <w:b/>
           <w:bCs/>
+          <w:sz w:val="24"/>
+          <w:szCs w:val="24"/>
         </w:rPr>
         <w:t>开发与部署技术</w:t>
       </w:r>
       <w:r>
+        <w:rPr>
+          <w:sz w:val="24"/>
+          <w:szCs w:val="24"/>
+        </w:rPr>
         <w:t>：系统需适配学校现有校内网络环境和服务器操作系统，兼容主流浏览器（</w:t>
       </w:r>
       <w:r>
+        <w:rPr>
+          <w:sz w:val="24"/>
+          <w:szCs w:val="24"/>
+        </w:rPr>
         <w:t>Chrome</w:t>
       </w:r>
       <w:r>
+        <w:rPr>
+          <w:sz w:val="24"/>
+          <w:szCs w:val="24"/>
+        </w:rPr>
         <w:t>、</w:t>
       </w:r>
       <w:r>
+        <w:rPr>
+          <w:sz w:val="24"/>
+          <w:szCs w:val="24"/>
+        </w:rPr>
         <w:t>Edge</w:t>
       </w:r>
       <w:r>
+        <w:rPr>
+          <w:sz w:val="24"/>
+          <w:szCs w:val="24"/>
+        </w:rPr>
         <w:t>、</w:t>
       </w:r>
       <w:r>
+        <w:rPr>
+          <w:sz w:val="24"/>
+          <w:szCs w:val="24"/>
+        </w:rPr>
         <w:t xml:space="preserve">Firefox </w:t>
       </w:r>
       <w:r>
+        <w:rPr>
+          <w:sz w:val="24"/>
+          <w:szCs w:val="24"/>
+        </w:rPr>
         <w:t>等），保证跨终端（电脑端）的正常访问；</w:t>
       </w:r>
     </w:p>
@@ -10808,27 +10901,53 @@
           <w:ilvl w:val="0"/>
           <w:numId w:val="11"/>
         </w:numPr>
+        <w:rPr>
+          <w:sz w:val="24"/>
+          <w:szCs w:val="24"/>
+        </w:rPr>
       </w:pPr>
       <w:r>
         <w:rPr>
           <w:b/>
           <w:bCs/>
+          <w:sz w:val="24"/>
+          <w:szCs w:val="24"/>
         </w:rPr>
         <w:t>数据格式约束</w:t>
       </w:r>
       <w:r>
+        <w:rPr>
+          <w:sz w:val="24"/>
+          <w:szCs w:val="24"/>
+        </w:rPr>
         <w:t>：职能部门年度工作报告仅支持</w:t>
       </w:r>
       <w:r>
+        <w:rPr>
+          <w:sz w:val="24"/>
+          <w:szCs w:val="24"/>
+        </w:rPr>
         <w:t xml:space="preserve"> PDF </w:t>
       </w:r>
       <w:r>
+        <w:rPr>
+          <w:sz w:val="24"/>
+          <w:szCs w:val="24"/>
+        </w:rPr>
         <w:t>格式上传，考核结果仅支持</w:t>
       </w:r>
       <w:r>
+        <w:rPr>
+          <w:sz w:val="24"/>
+          <w:szCs w:val="24"/>
+        </w:rPr>
         <w:t xml:space="preserve"> Excel/PDF </w:t>
       </w:r>
       <w:r>
+        <w:rPr>
+          <w:sz w:val="24"/>
+          <w:szCs w:val="24"/>
+        </w:rPr>
         <w:t>格式导出，满足学校办公标准化要求；</w:t>
       </w:r>
     </w:p>
@@ -10838,41 +10957,83 @@
           <w:ilvl w:val="0"/>
           <w:numId w:val="11"/>
         </w:numPr>
+        <w:rPr>
+          <w:sz w:val="24"/>
+          <w:szCs w:val="24"/>
+        </w:rPr>
       </w:pPr>
       <w:r>
         <w:rPr>
           <w:b/>
           <w:bCs/>
+          <w:sz w:val="24"/>
+          <w:szCs w:val="24"/>
         </w:rPr>
         <w:t>性能约束</w:t>
       </w:r>
       <w:r>
+        <w:rPr>
+          <w:sz w:val="24"/>
+          <w:szCs w:val="24"/>
+        </w:rPr>
         <w:t>：系统</w:t>
       </w:r>
       <w:proofErr w:type="gramStart"/>
       <w:r>
+        <w:rPr>
+          <w:sz w:val="24"/>
+          <w:szCs w:val="24"/>
+        </w:rPr>
         <w:t>需支持</w:t>
       </w:r>
       <w:proofErr w:type="gramEnd"/>
       <w:r>
+        <w:rPr>
+          <w:sz w:val="24"/>
+          <w:szCs w:val="24"/>
+        </w:rPr>
         <w:t>千余名评价人员同时在线操作，评分</w:t>
       </w:r>
       <w:r>
+        <w:rPr>
+          <w:sz w:val="24"/>
+          <w:szCs w:val="24"/>
+        </w:rPr>
         <w:t xml:space="preserve"> / </w:t>
       </w:r>
       <w:r>
+        <w:rPr>
+          <w:sz w:val="24"/>
+          <w:szCs w:val="24"/>
+        </w:rPr>
         <w:t>评价提交响应时间</w:t>
       </w:r>
       <w:r>
+        <w:rPr>
+          <w:sz w:val="24"/>
+          <w:szCs w:val="24"/>
+        </w:rPr>
         <w:t xml:space="preserve">≤3 </w:t>
       </w:r>
       <w:r>
+        <w:rPr>
+          <w:sz w:val="24"/>
+          <w:szCs w:val="24"/>
+        </w:rPr>
         <w:t>秒，数据统计分析在全量数据下响应时间</w:t>
       </w:r>
       <w:r>
+        <w:rPr>
+          <w:sz w:val="24"/>
+          <w:szCs w:val="24"/>
+        </w:rPr>
         <w:t xml:space="preserve">≤10 </w:t>
       </w:r>
       <w:r>
+        <w:rPr>
+          <w:sz w:val="24"/>
+          <w:szCs w:val="24"/>
+        </w:rPr>
         <w:t>秒；</w:t>
       </w:r>
     </w:p>
@@ -10882,15 +11043,25 @@
           <w:ilvl w:val="0"/>
           <w:numId w:val="11"/>
         </w:numPr>
+        <w:rPr>
+          <w:sz w:val="24"/>
+          <w:szCs w:val="24"/>
+        </w:rPr>
       </w:pPr>
       <w:r>
         <w:rPr>
           <w:b/>
           <w:bCs/>
+          <w:sz w:val="24"/>
+          <w:szCs w:val="24"/>
         </w:rPr>
         <w:t>数据安全技术</w:t>
       </w:r>
       <w:r>
+        <w:rPr>
+          <w:sz w:val="24"/>
+          <w:szCs w:val="24"/>
+        </w:rPr>
         <w:t>：用户密码必须采用加密存储，敏感操作必须留痕，符合高校数据安全管理规范，防止考核数据泄露、篡改；</w:t>
       </w:r>
     </w:p>
@@ -10900,23 +11071,41 @@
           <w:ilvl w:val="0"/>
           <w:numId w:val="11"/>
         </w:numPr>
+        <w:rPr>
+          <w:sz w:val="24"/>
+          <w:szCs w:val="24"/>
+        </w:rPr>
       </w:pPr>
       <w:r>
         <w:rPr>
           <w:b/>
           <w:bCs/>
+          <w:sz w:val="24"/>
+          <w:szCs w:val="24"/>
         </w:rPr>
         <w:t>集成约束</w:t>
       </w:r>
       <w:r>
+        <w:rPr>
+          <w:sz w:val="24"/>
+          <w:szCs w:val="24"/>
+        </w:rPr>
         <w:t>：系统暂不与学校其他信息化系统（如教务系统、人事系统）做深度集成，仅需保证数据独立存储和</w:t>
       </w:r>
       <w:proofErr w:type="gramStart"/>
       <w:r>
+        <w:rPr>
+          <w:sz w:val="24"/>
+          <w:szCs w:val="24"/>
+        </w:rPr>
         <w:t>可</w:t>
       </w:r>
       <w:proofErr w:type="gramEnd"/>
       <w:r>
+        <w:rPr>
+          <w:sz w:val="24"/>
+          <w:szCs w:val="24"/>
+        </w:rPr>
         <w:t>导出。</w:t>
       </w:r>
     </w:p>
@@ -10950,18 +11139,32 @@
           <w:ilvl w:val="0"/>
           <w:numId w:val="12"/>
         </w:numPr>
-      </w:pPr>
-      <w:r>
+        <w:rPr>
+          <w:sz w:val="24"/>
+          <w:szCs w:val="24"/>
+        </w:rPr>
+      </w:pPr>
+      <w:r>
+        <w:rPr>
+          <w:sz w:val="24"/>
+          <w:szCs w:val="24"/>
+        </w:rPr>
         <w:t>系统的考核规则、流程设计必须严格遵循攀枝花学院校</w:t>
       </w:r>
       <w:proofErr w:type="gramStart"/>
       <w:r>
+        <w:rPr>
+          <w:sz w:val="24"/>
+          <w:szCs w:val="24"/>
+        </w:rPr>
         <w:t>内</w:t>
       </w:r>
       <w:r>
         <w:rPr>
           <w:b/>
           <w:bCs/>
+          <w:sz w:val="24"/>
+          <w:szCs w:val="24"/>
         </w:rPr>
         <w:t>职能</w:t>
       </w:r>
@@ -10970,10 +11173,16 @@
         <w:rPr>
           <w:b/>
           <w:bCs/>
+          <w:sz w:val="24"/>
+          <w:szCs w:val="24"/>
         </w:rPr>
         <w:t>部门年度绩效考核管理办法</w:t>
       </w:r>
       <w:r>
+        <w:rPr>
+          <w:sz w:val="24"/>
+          <w:szCs w:val="24"/>
+        </w:rPr>
         <w:t>，不得偏离学校既定考核制度；</w:t>
       </w:r>
     </w:p>
@@ -10983,8 +11192,16 @@
           <w:ilvl w:val="0"/>
           <w:numId w:val="12"/>
         </w:numPr>
-      </w:pPr>
-      <w:r>
+        <w:rPr>
+          <w:sz w:val="24"/>
+          <w:szCs w:val="24"/>
+        </w:rPr>
+      </w:pPr>
+      <w:r>
+        <w:rPr>
+          <w:sz w:val="24"/>
+          <w:szCs w:val="24"/>
+        </w:rPr>
         <w:t>考核数据的收集、存储、使用需符合《中华人民共和国个人信息保护法》，仅用于校内考核工作，不得对外泄露；</w:t>
       </w:r>
     </w:p>
@@ -10994,8 +11211,16 @@
           <w:ilvl w:val="0"/>
           <w:numId w:val="12"/>
         </w:numPr>
-      </w:pPr>
-      <w:r>
+        <w:rPr>
+          <w:sz w:val="24"/>
+          <w:szCs w:val="24"/>
+        </w:rPr>
+      </w:pPr>
+      <w:r>
+        <w:rPr>
+          <w:sz w:val="24"/>
+          <w:szCs w:val="24"/>
+        </w:rPr>
         <w:t>系统的权限设置需符合学校行政层级管理要求，保障各级用户的操作权限与行政职责匹配，杜绝越权操作。</w:t>
       </w:r>
     </w:p>
@@ -11029,8 +11254,16 @@
           <w:ilvl w:val="0"/>
           <w:numId w:val="13"/>
         </w:numPr>
-      </w:pPr>
-      <w:r>
+        <w:rPr>
+          <w:sz w:val="24"/>
+          <w:szCs w:val="24"/>
+        </w:rPr>
+      </w:pPr>
+      <w:r>
+        <w:rPr>
+          <w:sz w:val="24"/>
+          <w:szCs w:val="24"/>
+        </w:rPr>
         <w:t>符合高校信息化系统建设的行业规范，界面设计简洁、操作便捷，适配高校工作人员的计算机操作水平，降低使用门槛；</w:t>
       </w:r>
     </w:p>
@@ -11040,8 +11273,16 @@
           <w:ilvl w:val="0"/>
           <w:numId w:val="13"/>
         </w:numPr>
-      </w:pPr>
-      <w:r>
+        <w:rPr>
+          <w:sz w:val="24"/>
+          <w:szCs w:val="24"/>
+        </w:rPr>
+      </w:pPr>
+      <w:r>
+        <w:rPr>
+          <w:sz w:val="24"/>
+          <w:szCs w:val="24"/>
+        </w:rPr>
         <w:t>考核数据的统计与分析需满足高校绩效考核的行业特点，支持多维度、精细化的数据分析，为高校管理决策提供支撑；</w:t>
       </w:r>
     </w:p>
@@ -11051,14 +11292,30 @@
           <w:ilvl w:val="0"/>
           <w:numId w:val="13"/>
         </w:numPr>
-      </w:pPr>
-      <w:r>
+        <w:rPr>
+          <w:sz w:val="24"/>
+          <w:szCs w:val="24"/>
+        </w:rPr>
+      </w:pPr>
+      <w:r>
+        <w:rPr>
+          <w:sz w:val="24"/>
+          <w:szCs w:val="24"/>
+        </w:rPr>
         <w:t>系统需具备良好的可扩展性，适配未来学校考核规则的调整、职能部门</w:t>
       </w:r>
       <w:r>
+        <w:rPr>
+          <w:sz w:val="24"/>
+          <w:szCs w:val="24"/>
+        </w:rPr>
         <w:t xml:space="preserve"> / </w:t>
       </w:r>
       <w:r>
+        <w:rPr>
+          <w:sz w:val="24"/>
+          <w:szCs w:val="24"/>
+        </w:rPr>
         <w:t>教学单位的变动，无需大规模重构系统。</w:t>
       </w:r>
     </w:p>
@@ -11131,21 +11388,39 @@
           <w:ilvl w:val="0"/>
           <w:numId w:val="14"/>
         </w:numPr>
+        <w:rPr>
+          <w:sz w:val="24"/>
+          <w:szCs w:val="24"/>
+        </w:rPr>
       </w:pPr>
       <w:r>
         <w:rPr>
           <w:b/>
           <w:bCs/>
+          <w:sz w:val="24"/>
+          <w:szCs w:val="24"/>
         </w:rPr>
         <w:t>用户基础条件</w:t>
       </w:r>
       <w:r>
+        <w:rPr>
+          <w:sz w:val="24"/>
+          <w:szCs w:val="24"/>
+        </w:rPr>
         <w:t>：系统所有用户均具备基础的计算机和网络操作能力，能够熟练使用浏览器完成线上操作，学校人事处</w:t>
       </w:r>
       <w:r>
+        <w:rPr>
+          <w:sz w:val="24"/>
+          <w:szCs w:val="24"/>
+        </w:rPr>
         <w:t xml:space="preserve"> / </w:t>
       </w:r>
       <w:r>
+        <w:rPr>
+          <w:sz w:val="24"/>
+          <w:szCs w:val="24"/>
+        </w:rPr>
         <w:t>考核办可提供简单的系统操作培训；</w:t>
       </w:r>
     </w:p>
@@ -11155,21 +11430,47 @@
           <w:ilvl w:val="0"/>
           <w:numId w:val="14"/>
         </w:numPr>
+        <w:rPr>
+          <w:sz w:val="24"/>
+          <w:szCs w:val="24"/>
+        </w:rPr>
       </w:pPr>
       <w:r>
         <w:rPr>
           <w:b/>
           <w:bCs/>
+          <w:sz w:val="24"/>
+          <w:szCs w:val="24"/>
         </w:rPr>
         <w:t>硬件与网络条件</w:t>
       </w:r>
       <w:r>
-        <w:t>：攀枝花学院已为系统部署提供稳定的校内服务器和网络环境，服务器</w:t>
-      </w:r>
-      <w:r>
+        <w:rPr>
+          <w:sz w:val="24"/>
+          <w:szCs w:val="24"/>
+        </w:rPr>
+        <w:t>：攀枝花学院已为系统部署提供稳定的校内服务器和网络</w:t>
+      </w:r>
+      <w:r>
+        <w:rPr>
+          <w:sz w:val="24"/>
+          <w:szCs w:val="24"/>
+        </w:rPr>
+        <w:lastRenderedPageBreak/>
+        <w:t>环境，服务器</w:t>
+      </w:r>
+      <w:r>
+        <w:rPr>
+          <w:sz w:val="24"/>
+          <w:szCs w:val="24"/>
+        </w:rPr>
         <w:t xml:space="preserve"> 7×24 </w:t>
       </w:r>
       <w:r>
+        <w:rPr>
+          <w:sz w:val="24"/>
+          <w:szCs w:val="24"/>
+        </w:rPr>
         <w:t>小时正常运行，校内用户均可通过校园网访问系统，无网络中断风险；</w:t>
       </w:r>
     </w:p>
@@ -11179,26 +11480,40 @@
           <w:ilvl w:val="0"/>
           <w:numId w:val="14"/>
         </w:numPr>
+        <w:rPr>
+          <w:sz w:val="24"/>
+          <w:szCs w:val="24"/>
+        </w:rPr>
       </w:pPr>
       <w:r>
         <w:rPr>
           <w:b/>
           <w:bCs/>
+          <w:sz w:val="24"/>
+          <w:szCs w:val="24"/>
         </w:rPr>
         <w:t>数据基础条件</w:t>
       </w:r>
       <w:r>
+        <w:rPr>
+          <w:sz w:val="24"/>
+          <w:szCs w:val="24"/>
+        </w:rPr>
         <w:t>：攀枝花学院人事处</w:t>
       </w:r>
       <w:r>
+        <w:rPr>
+          <w:sz w:val="24"/>
+          <w:szCs w:val="24"/>
+        </w:rPr>
         <w:t xml:space="preserve"> / </w:t>
       </w:r>
       <w:r>
-        <w:t>考核办可提供完整的校内职能部门、教学单位、</w:t>
-      </w:r>
-      <w:r>
-        <w:lastRenderedPageBreak/>
-        <w:t>职位信息及三类用户的基础信息（姓名、身份、联系方式等），确保系统基础数据的准确性和完整性；</w:t>
+        <w:rPr>
+          <w:sz w:val="24"/>
+          <w:szCs w:val="24"/>
+        </w:rPr>
+        <w:t>考核办可提供完整的校内职能部门、教学单位、职位信息及三类用户的基础信息（姓名、身份、联系方式等），确保系统基础数据的准确性和完整性；</w:t>
       </w:r>
     </w:p>
     <w:p>
@@ -11207,15 +11522,25 @@
           <w:ilvl w:val="0"/>
           <w:numId w:val="14"/>
         </w:numPr>
+        <w:rPr>
+          <w:sz w:val="24"/>
+          <w:szCs w:val="24"/>
+        </w:rPr>
       </w:pPr>
       <w:r>
         <w:rPr>
           <w:b/>
           <w:bCs/>
+          <w:sz w:val="24"/>
+          <w:szCs w:val="24"/>
         </w:rPr>
         <w:t>考核规则稳定性</w:t>
       </w:r>
       <w:r>
+        <w:rPr>
+          <w:sz w:val="24"/>
+          <w:szCs w:val="24"/>
+        </w:rPr>
         <w:t>：系统开发与使用期间，攀枝花学院职能部门年度绩效考核的核心规则（考核主体、考核维度、权重设置等）无重大调整，仅存在细节优化；</w:t>
       </w:r>
     </w:p>
@@ -11225,21 +11550,39 @@
           <w:ilvl w:val="0"/>
           <w:numId w:val="14"/>
         </w:numPr>
+        <w:rPr>
+          <w:sz w:val="24"/>
+          <w:szCs w:val="24"/>
+        </w:rPr>
       </w:pPr>
       <w:r>
         <w:rPr>
           <w:b/>
           <w:bCs/>
+          <w:sz w:val="24"/>
+          <w:szCs w:val="24"/>
         </w:rPr>
         <w:t>用户配合度</w:t>
       </w:r>
       <w:r>
+        <w:rPr>
+          <w:sz w:val="24"/>
+          <w:szCs w:val="24"/>
+        </w:rPr>
         <w:t>：所有评分用户、满意度评价用户均能在系统配置的时间节点内完成线上评分</w:t>
       </w:r>
       <w:r>
+        <w:rPr>
+          <w:sz w:val="24"/>
+          <w:szCs w:val="24"/>
+        </w:rPr>
         <w:t xml:space="preserve"> / </w:t>
       </w:r>
       <w:r>
+        <w:rPr>
+          <w:sz w:val="24"/>
+          <w:szCs w:val="24"/>
+        </w:rPr>
         <w:t>评价操作，管理员的催报、复核提醒能得到及时响应；</w:t>
       </w:r>
     </w:p>
@@ -11249,21 +11592,39 @@
           <w:ilvl w:val="0"/>
           <w:numId w:val="14"/>
         </w:numPr>
+        <w:rPr>
+          <w:sz w:val="24"/>
+          <w:szCs w:val="24"/>
+        </w:rPr>
       </w:pPr>
       <w:r>
         <w:rPr>
           <w:b/>
           <w:bCs/>
+          <w:sz w:val="24"/>
+          <w:szCs w:val="24"/>
         </w:rPr>
         <w:t>文件规范条件</w:t>
       </w:r>
       <w:r>
+        <w:rPr>
+          <w:sz w:val="24"/>
+          <w:szCs w:val="24"/>
+        </w:rPr>
         <w:t>：各职能部门提交的年度工作报告均能按学校要求整理为</w:t>
       </w:r>
       <w:r>
+        <w:rPr>
+          <w:sz w:val="24"/>
+          <w:szCs w:val="24"/>
+        </w:rPr>
         <w:t xml:space="preserve"> PDF </w:t>
       </w:r>
       <w:r>
+        <w:rPr>
+          <w:sz w:val="24"/>
+          <w:szCs w:val="24"/>
+        </w:rPr>
         <w:t>格式，内容完整、格式规范，便于系统上传和在线预览；</w:t>
       </w:r>
     </w:p>
@@ -11273,15 +11634,25 @@
           <w:ilvl w:val="0"/>
           <w:numId w:val="14"/>
         </w:numPr>
+        <w:rPr>
+          <w:sz w:val="24"/>
+          <w:szCs w:val="24"/>
+        </w:rPr>
       </w:pPr>
       <w:r>
         <w:rPr>
           <w:b/>
           <w:bCs/>
+          <w:sz w:val="24"/>
+          <w:szCs w:val="24"/>
         </w:rPr>
         <w:t>系统运维条件</w:t>
       </w:r>
       <w:r>
+        <w:rPr>
+          <w:sz w:val="24"/>
+          <w:szCs w:val="24"/>
+        </w:rPr>
         <w:t>：学校配备专职的信息化系统运维人员，能够完成系统的日常维护、故障排查、数据备份等工作，保障系统稳定运行。</w:t>
       </w:r>
     </w:p>
@@ -11315,18 +11686,32 @@
           <w:ilvl w:val="0"/>
           <w:numId w:val="15"/>
         </w:numPr>
-      </w:pPr>
-      <w:r>
+        <w:rPr>
+          <w:sz w:val="24"/>
+          <w:szCs w:val="24"/>
+        </w:rPr>
+      </w:pPr>
+      <w:r>
+        <w:rPr>
+          <w:sz w:val="24"/>
+          <w:szCs w:val="24"/>
+        </w:rPr>
         <w:t>以上假设均基于</w:t>
       </w:r>
       <w:r>
         <w:rPr>
           <w:b/>
           <w:bCs/>
+          <w:sz w:val="24"/>
+          <w:szCs w:val="24"/>
         </w:rPr>
         <w:t>攀枝花学院职能部门年度绩效考核的实际工作需求</w:t>
       </w:r>
       <w:r>
+        <w:rPr>
+          <w:sz w:val="24"/>
+          <w:szCs w:val="24"/>
+        </w:rPr>
         <w:t>，结合学校现有信息化建设基础、人员配置情况制定；</w:t>
       </w:r>
     </w:p>
@@ -11336,8 +11721,16 @@
           <w:ilvl w:val="0"/>
           <w:numId w:val="15"/>
         </w:numPr>
-      </w:pPr>
-      <w:r>
+        <w:rPr>
+          <w:sz w:val="24"/>
+          <w:szCs w:val="24"/>
+        </w:rPr>
+      </w:pPr>
+      <w:r>
+        <w:rPr>
+          <w:sz w:val="24"/>
+          <w:szCs w:val="24"/>
+        </w:rPr>
         <w:t>参考攀枝花学院现有校内信息化系统（如教务、人事系统）的使用和运维模式，确保假设符合学校实际运营情况；</w:t>
       </w:r>
     </w:p>
@@ -11347,16 +11740,32 @@
           <w:ilvl w:val="0"/>
           <w:numId w:val="15"/>
         </w:numPr>
-      </w:pPr>
-      <w:r>
+        <w:rPr>
+          <w:sz w:val="24"/>
+          <w:szCs w:val="24"/>
+        </w:rPr>
+      </w:pPr>
+      <w:r>
+        <w:rPr>
+          <w:sz w:val="24"/>
+          <w:szCs w:val="24"/>
+        </w:rPr>
         <w:t>依据高校绩效考核工作的行业共性和操作流程，保障假设的合理性和</w:t>
       </w:r>
       <w:proofErr w:type="gramStart"/>
       <w:r>
+        <w:rPr>
+          <w:sz w:val="24"/>
+          <w:szCs w:val="24"/>
+        </w:rPr>
         <w:t>可</w:t>
       </w:r>
       <w:proofErr w:type="gramEnd"/>
       <w:r>
+        <w:rPr>
+          <w:sz w:val="24"/>
+          <w:szCs w:val="24"/>
+        </w:rPr>
         <w:t>落地性；</w:t>
       </w:r>
     </w:p>
@@ -11366,11 +11775,20 @@
           <w:ilvl w:val="0"/>
           <w:numId w:val="15"/>
         </w:numPr>
-      </w:pPr>
-      <w:r>
+        <w:rPr>
+          <w:sz w:val="24"/>
+          <w:szCs w:val="24"/>
+        </w:rPr>
+      </w:pPr>
+      <w:r>
+        <w:rPr>
+          <w:sz w:val="24"/>
+          <w:szCs w:val="24"/>
+        </w:rPr>
         <w:t>结合系统设计的功能模块和操作流程，确保假设能够支撑系统的正常上线和使用。</w:t>
       </w:r>
     </w:p>
+    <w:bookmarkEnd w:id="9"/>
     <w:p/>
     <w:p>
       <w:pPr>
@@ -11632,6 +12050,7 @@
           <w:rFonts w:ascii="Times New Roman" w:eastAsia="宋体" w:hAnsi="Times New Roman"/>
           <w:kern w:val="44"/>
         </w:rPr>
+        <w:lastRenderedPageBreak/>
         <w:t>4</w:t>
       </w:r>
       <w:r>
@@ -11725,6 +12144,573 @@
           <w:rFonts w:ascii="Times New Roman" w:eastAsia="宋体" w:hAnsi="Times New Roman"/>
           <w:kern w:val="44"/>
         </w:rPr>
+        <w:t>4</w:t>
+      </w:r>
+      <w:r>
+        <w:rPr>
+          <w:rFonts w:ascii="Times New Roman" w:eastAsia="宋体" w:hAnsi="Times New Roman" w:hint="eastAsia"/>
+          <w:kern w:val="44"/>
+        </w:rPr>
+        <w:t>.</w:t>
+      </w:r>
+      <w:r>
+        <w:rPr>
+          <w:rFonts w:ascii="Times New Roman" w:eastAsia="宋体" w:hAnsi="Times New Roman"/>
+          <w:kern w:val="44"/>
+        </w:rPr>
+        <w:t>5</w:t>
+      </w:r>
+      <w:r>
+        <w:rPr>
+          <w:rFonts w:ascii="Times New Roman" w:eastAsia="宋体" w:hAnsi="Times New Roman" w:hint="eastAsia"/>
+          <w:kern w:val="44"/>
+        </w:rPr>
+        <w:t>数据库需求</w:t>
+      </w:r>
+    </w:p>
+    <w:p>
+      <w:pPr>
+        <w:pStyle w:val="2"/>
+        <w:spacing w:line="240" w:lineRule="auto"/>
+        <w:rPr>
+          <w:rFonts w:ascii="Times New Roman" w:eastAsia="宋体" w:hAnsi="Times New Roman"/>
+          <w:kern w:val="44"/>
+        </w:rPr>
+      </w:pPr>
+      <w:r>
+        <w:rPr>
+          <w:rFonts w:ascii="Times New Roman" w:eastAsia="宋体" w:hAnsi="Times New Roman"/>
+          <w:kern w:val="44"/>
+        </w:rPr>
+        <w:t>4</w:t>
+      </w:r>
+      <w:r>
+        <w:rPr>
+          <w:rFonts w:ascii="Times New Roman" w:eastAsia="宋体" w:hAnsi="Times New Roman" w:hint="eastAsia"/>
+          <w:kern w:val="44"/>
+        </w:rPr>
+        <w:t>.</w:t>
+      </w:r>
+      <w:r>
+        <w:rPr>
+          <w:rFonts w:ascii="Times New Roman" w:eastAsia="宋体" w:hAnsi="Times New Roman"/>
+          <w:kern w:val="44"/>
+        </w:rPr>
+        <w:t>5</w:t>
+      </w:r>
+      <w:r>
+        <w:rPr>
+          <w:rFonts w:ascii="Times New Roman" w:eastAsia="宋体" w:hAnsi="Times New Roman"/>
+          <w:kern w:val="44"/>
+        </w:rPr>
+        <w:t xml:space="preserve">.1 </w:t>
+      </w:r>
+      <w:r>
+        <w:rPr>
+          <w:rFonts w:ascii="Times New Roman" w:eastAsia="宋体" w:hAnsi="Times New Roman" w:hint="eastAsia"/>
+          <w:kern w:val="44"/>
+        </w:rPr>
+        <w:t>E</w:t>
+      </w:r>
+      <w:r>
+        <w:rPr>
+          <w:rFonts w:ascii="Times New Roman" w:eastAsia="宋体" w:hAnsi="Times New Roman"/>
+          <w:kern w:val="44"/>
+        </w:rPr>
+        <w:t>-R</w:t>
+      </w:r>
+      <w:r>
+        <w:rPr>
+          <w:rFonts w:ascii="Times New Roman" w:eastAsia="宋体" w:hAnsi="Times New Roman" w:hint="eastAsia"/>
+          <w:kern w:val="44"/>
+        </w:rPr>
+        <w:t>图</w:t>
+      </w:r>
+    </w:p>
+    <w:p>
+      <w:r>
+        <w:rPr>
+          <w:rFonts w:hint="eastAsia"/>
+        </w:rPr>
+        <w:t>//</w:t>
+      </w:r>
+      <w:r>
+        <w:rPr>
+          <w:rFonts w:hint="eastAsia"/>
+        </w:rPr>
+        <w:t>画出</w:t>
+      </w:r>
+      <w:r>
+        <w:rPr>
+          <w:rFonts w:hint="eastAsia"/>
+        </w:rPr>
+        <w:t>E-R</w:t>
+      </w:r>
+      <w:r>
+        <w:rPr>
+          <w:rFonts w:hint="eastAsia"/>
+        </w:rPr>
+        <w:t>图，需求阶段可以有多对多关系。所有</w:t>
+      </w:r>
+      <w:r>
+        <w:rPr>
+          <w:rFonts w:hint="eastAsia"/>
+        </w:rPr>
+        <w:t>实体间的关系</w:t>
+      </w:r>
+      <w:r>
+        <w:rPr>
+          <w:rFonts w:hint="eastAsia"/>
+        </w:rPr>
+        <w:t>只反应</w:t>
+      </w:r>
+      <w:r>
+        <w:rPr>
+          <w:rFonts w:hint="eastAsia"/>
+        </w:rPr>
+        <w:t>现实</w:t>
+      </w:r>
+      <w:r>
+        <w:rPr>
+          <w:rFonts w:hint="eastAsia"/>
+        </w:rPr>
+        <w:t>和</w:t>
+      </w:r>
+      <w:r>
+        <w:rPr>
+          <w:rFonts w:hint="eastAsia"/>
+        </w:rPr>
+        <w:t>业务</w:t>
+      </w:r>
+      <w:r>
+        <w:rPr>
+          <w:rFonts w:hint="eastAsia"/>
+        </w:rPr>
+        <w:t>需求</w:t>
+      </w:r>
+      <w:r>
+        <w:rPr>
+          <w:rFonts w:hint="eastAsia"/>
+        </w:rPr>
+        <w:t>，不处理设计</w:t>
+      </w:r>
+      <w:r>
+        <w:rPr>
+          <w:rFonts w:hint="eastAsia"/>
+        </w:rPr>
+        <w:t>问题。</w:t>
+      </w:r>
+    </w:p>
+    <w:p>
+      <w:r>
+        <w:rPr>
+          <w:rFonts w:hint="eastAsia"/>
+        </w:rPr>
+        <w:t>//</w:t>
+      </w:r>
+      <w:r>
+        <w:rPr>
+          <w:rFonts w:hint="eastAsia"/>
+        </w:rPr>
+        <w:t>对</w:t>
+      </w:r>
+      <w:r>
+        <w:rPr>
+          <w:rFonts w:hint="eastAsia"/>
+        </w:rPr>
+        <w:t>E-R</w:t>
+      </w:r>
+      <w:r>
+        <w:rPr>
+          <w:rFonts w:hint="eastAsia"/>
+        </w:rPr>
+        <w:t>图做解释</w:t>
+      </w:r>
+    </w:p>
+    <w:p>
+      <w:pPr>
+        <w:rPr>
+          <w:color w:val="FF0000"/>
+        </w:rPr>
+      </w:pPr>
+      <w:r>
+        <w:rPr>
+          <w:rFonts w:hint="eastAsia"/>
+          <w:color w:val="FF0000"/>
+        </w:rPr>
+        <w:t>//</w:t>
+      </w:r>
+      <w:r>
+        <w:rPr>
+          <w:rFonts w:hint="eastAsia"/>
+          <w:color w:val="FF0000"/>
+        </w:rPr>
+        <w:t>重点</w:t>
+      </w:r>
+      <w:r>
+        <w:rPr>
+          <w:rFonts w:hint="eastAsia"/>
+          <w:color w:val="FF0000"/>
+        </w:rPr>
+        <w:t>、详细、完整</w:t>
+      </w:r>
+    </w:p>
+    <w:p>
+      <w:pPr>
+        <w:pStyle w:val="2"/>
+        <w:spacing w:line="240" w:lineRule="auto"/>
+        <w:rPr>
+          <w:rFonts w:ascii="Times New Roman" w:eastAsia="宋体" w:hAnsi="Times New Roman"/>
+          <w:kern w:val="44"/>
+        </w:rPr>
+      </w:pPr>
+      <w:r>
+        <w:rPr>
+          <w:rFonts w:ascii="Times New Roman" w:eastAsia="宋体" w:hAnsi="Times New Roman"/>
+          <w:kern w:val="44"/>
+        </w:rPr>
+        <w:t>4</w:t>
+      </w:r>
+      <w:r>
+        <w:rPr>
+          <w:rFonts w:ascii="Times New Roman" w:eastAsia="宋体" w:hAnsi="Times New Roman" w:hint="eastAsia"/>
+          <w:kern w:val="44"/>
+        </w:rPr>
+        <w:t>.</w:t>
+      </w:r>
+      <w:r>
+        <w:rPr>
+          <w:rFonts w:ascii="Times New Roman" w:eastAsia="宋体" w:hAnsi="Times New Roman"/>
+          <w:kern w:val="44"/>
+        </w:rPr>
+        <w:t>5</w:t>
+      </w:r>
+      <w:r>
+        <w:rPr>
+          <w:rFonts w:ascii="Times New Roman" w:eastAsia="宋体" w:hAnsi="Times New Roman"/>
+          <w:kern w:val="44"/>
+        </w:rPr>
+        <w:t xml:space="preserve">.2 </w:t>
+      </w:r>
+      <w:r>
+        <w:rPr>
+          <w:rFonts w:ascii="Times New Roman" w:eastAsia="宋体" w:hAnsi="Times New Roman" w:hint="eastAsia"/>
+          <w:kern w:val="44"/>
+        </w:rPr>
+        <w:t>实体</w:t>
+      </w:r>
+      <w:r>
+        <w:rPr>
+          <w:rFonts w:ascii="Times New Roman" w:eastAsia="宋体" w:hAnsi="Times New Roman" w:hint="eastAsia"/>
+          <w:kern w:val="44"/>
+        </w:rPr>
+        <w:t>-</w:t>
+      </w:r>
+      <w:r>
+        <w:rPr>
+          <w:rFonts w:ascii="Times New Roman" w:eastAsia="宋体" w:hAnsi="Times New Roman" w:hint="eastAsia"/>
+          <w:kern w:val="44"/>
+        </w:rPr>
+        <w:t>属性图</w:t>
+      </w:r>
+    </w:p>
+    <w:p>
+      <w:r>
+        <w:rPr>
+          <w:rFonts w:hint="eastAsia"/>
+        </w:rPr>
+        <w:t>//</w:t>
+      </w:r>
+      <w:r>
+        <w:rPr>
+          <w:rFonts w:hint="eastAsia"/>
+        </w:rPr>
+        <w:t>画出实体</w:t>
+      </w:r>
+      <w:r>
+        <w:rPr>
+          <w:rFonts w:hint="eastAsia"/>
+        </w:rPr>
+        <w:t>-</w:t>
+      </w:r>
+      <w:r>
+        <w:rPr>
+          <w:rFonts w:hint="eastAsia"/>
+        </w:rPr>
+        <w:t>属性图</w:t>
+      </w:r>
+    </w:p>
+    <w:p>
+      <w:pPr>
+        <w:rPr>
+          <w:color w:val="FF0000"/>
+        </w:rPr>
+      </w:pPr>
+      <w:r>
+        <w:rPr>
+          <w:rFonts w:hint="eastAsia"/>
+          <w:color w:val="FF0000"/>
+        </w:rPr>
+        <w:t>//</w:t>
+      </w:r>
+      <w:r>
+        <w:rPr>
+          <w:rFonts w:hint="eastAsia"/>
+          <w:color w:val="FF0000"/>
+        </w:rPr>
+        <w:t>重点</w:t>
+      </w:r>
+      <w:r>
+        <w:rPr>
+          <w:rFonts w:hint="eastAsia"/>
+          <w:color w:val="FF0000"/>
+        </w:rPr>
+        <w:t>、详细、完整</w:t>
+      </w:r>
+    </w:p>
+    <w:p>
+      <w:pPr>
+        <w:pStyle w:val="2"/>
+        <w:spacing w:line="240" w:lineRule="auto"/>
+        <w:rPr>
+          <w:rFonts w:ascii="Times New Roman" w:eastAsia="宋体" w:hAnsi="Times New Roman"/>
+          <w:kern w:val="44"/>
+        </w:rPr>
+      </w:pPr>
+      <w:r>
+        <w:rPr>
+          <w:rFonts w:ascii="Times New Roman" w:eastAsia="宋体" w:hAnsi="Times New Roman"/>
+          <w:kern w:val="44"/>
+        </w:rPr>
+        <w:t>4</w:t>
+      </w:r>
+      <w:r>
+        <w:rPr>
+          <w:rFonts w:ascii="Times New Roman" w:eastAsia="宋体" w:hAnsi="Times New Roman" w:hint="eastAsia"/>
+          <w:kern w:val="44"/>
+        </w:rPr>
+        <w:t>.</w:t>
+      </w:r>
+      <w:r>
+        <w:rPr>
+          <w:rFonts w:ascii="Times New Roman" w:eastAsia="宋体" w:hAnsi="Times New Roman"/>
+          <w:kern w:val="44"/>
+        </w:rPr>
+        <w:t>6</w:t>
+      </w:r>
+      <w:r>
+        <w:rPr>
+          <w:rFonts w:ascii="Times New Roman" w:eastAsia="宋体" w:hAnsi="Times New Roman" w:hint="eastAsia"/>
+          <w:kern w:val="44"/>
+        </w:rPr>
+        <w:t>外部接口</w:t>
+      </w:r>
+    </w:p>
+    <w:p>
+      <w:r>
+        <w:rPr>
+          <w:rFonts w:hint="eastAsia"/>
+        </w:rPr>
+        <w:t>//</w:t>
+      </w:r>
+      <w:r>
+        <w:rPr>
+          <w:rFonts w:hint="eastAsia"/>
+        </w:rPr>
+        <w:t>按实际情况进行描述，下面的内容不一定都有</w:t>
+      </w:r>
+    </w:p>
+    <w:p>
+      <w:pPr>
+        <w:pStyle w:val="2"/>
+        <w:spacing w:line="240" w:lineRule="auto"/>
+        <w:rPr>
+          <w:rFonts w:ascii="Times New Roman" w:eastAsia="宋体" w:hAnsi="Times New Roman"/>
+          <w:kern w:val="44"/>
+        </w:rPr>
+      </w:pPr>
+      <w:r>
+        <w:rPr>
+          <w:rFonts w:ascii="Times New Roman" w:eastAsia="宋体" w:hAnsi="Times New Roman"/>
+          <w:kern w:val="44"/>
+        </w:rPr>
+        <w:t>4</w:t>
+      </w:r>
+      <w:r>
+        <w:rPr>
+          <w:rFonts w:ascii="Times New Roman" w:eastAsia="宋体" w:hAnsi="Times New Roman" w:hint="eastAsia"/>
+          <w:kern w:val="44"/>
+        </w:rPr>
+        <w:t>.</w:t>
+      </w:r>
+      <w:r>
+        <w:rPr>
+          <w:rFonts w:ascii="Times New Roman" w:eastAsia="宋体" w:hAnsi="Times New Roman"/>
+          <w:kern w:val="44"/>
+        </w:rPr>
+        <w:t>6</w:t>
+      </w:r>
+      <w:r>
+        <w:rPr>
+          <w:rFonts w:ascii="Times New Roman" w:eastAsia="宋体" w:hAnsi="Times New Roman"/>
+          <w:kern w:val="44"/>
+        </w:rPr>
+        <w:t xml:space="preserve">.1 </w:t>
+      </w:r>
+      <w:r>
+        <w:rPr>
+          <w:rFonts w:ascii="Times New Roman" w:eastAsia="宋体" w:hAnsi="Times New Roman" w:hint="eastAsia"/>
+          <w:kern w:val="44"/>
+        </w:rPr>
+        <w:t>用户接口</w:t>
+      </w:r>
+    </w:p>
+    <w:p>
+      <w:r>
+        <w:rPr>
+          <w:rFonts w:hint="eastAsia"/>
+        </w:rPr>
+        <w:t>//</w:t>
+      </w:r>
+      <w:r>
+        <w:rPr>
+          <w:rFonts w:hint="eastAsia"/>
+        </w:rPr>
+        <w:t>如果是人机界面很重要的项目，放界面原型图、页面内及页面间的导航图，并辅以文字说明</w:t>
+      </w:r>
+    </w:p>
+    <w:p>
+      <w:r>
+        <w:rPr>
+          <w:rFonts w:hint="eastAsia"/>
+        </w:rPr>
+        <w:t>//</w:t>
+      </w:r>
+      <w:r>
+        <w:rPr>
+          <w:rFonts w:hint="eastAsia"/>
+        </w:rPr>
+        <w:t>对于通讯设备，描述控制台接口</w:t>
+      </w:r>
+    </w:p>
+    <w:p>
+      <w:pPr>
+        <w:pStyle w:val="2"/>
+        <w:spacing w:line="240" w:lineRule="auto"/>
+        <w:rPr>
+          <w:rFonts w:ascii="Times New Roman" w:eastAsia="宋体" w:hAnsi="Times New Roman"/>
+          <w:kern w:val="44"/>
+        </w:rPr>
+      </w:pPr>
+      <w:r>
+        <w:rPr>
+          <w:rFonts w:ascii="Times New Roman" w:eastAsia="宋体" w:hAnsi="Times New Roman"/>
+          <w:kern w:val="44"/>
+        </w:rPr>
+        <w:t>4</w:t>
+      </w:r>
+      <w:r>
+        <w:rPr>
+          <w:rFonts w:ascii="Times New Roman" w:eastAsia="宋体" w:hAnsi="Times New Roman" w:hint="eastAsia"/>
+          <w:kern w:val="44"/>
+        </w:rPr>
+        <w:t>.</w:t>
+      </w:r>
+      <w:r>
+        <w:rPr>
+          <w:rFonts w:ascii="Times New Roman" w:eastAsia="宋体" w:hAnsi="Times New Roman"/>
+          <w:kern w:val="44"/>
+        </w:rPr>
+        <w:t>6</w:t>
+      </w:r>
+      <w:r>
+        <w:rPr>
+          <w:rFonts w:ascii="Times New Roman" w:eastAsia="宋体" w:hAnsi="Times New Roman"/>
+          <w:kern w:val="44"/>
+        </w:rPr>
+        <w:t xml:space="preserve">.2 </w:t>
+      </w:r>
+      <w:r>
+        <w:rPr>
+          <w:rFonts w:ascii="Times New Roman" w:eastAsia="宋体" w:hAnsi="Times New Roman" w:hint="eastAsia"/>
+          <w:kern w:val="44"/>
+        </w:rPr>
+        <w:t>硬件接口</w:t>
+      </w:r>
+    </w:p>
+    <w:p>
+      <w:r>
+        <w:rPr>
+          <w:rFonts w:hint="eastAsia"/>
+        </w:rPr>
+        <w:t>//</w:t>
+      </w:r>
+      <w:r>
+        <w:rPr>
+          <w:rFonts w:hint="eastAsia"/>
+        </w:rPr>
+        <w:t>产品的硬件接口，纯软件的没有</w:t>
+      </w:r>
+    </w:p>
+    <w:p>
+      <w:pPr>
+        <w:pStyle w:val="2"/>
+        <w:spacing w:line="240" w:lineRule="auto"/>
+        <w:rPr>
+          <w:rFonts w:ascii="Times New Roman" w:eastAsia="宋体" w:hAnsi="Times New Roman"/>
+          <w:kern w:val="44"/>
+        </w:rPr>
+      </w:pPr>
+      <w:r>
+        <w:rPr>
+          <w:rFonts w:ascii="Times New Roman" w:eastAsia="宋体" w:hAnsi="Times New Roman" w:hint="eastAsia"/>
+          <w:kern w:val="44"/>
+        </w:rPr>
+        <w:t>4</w:t>
+      </w:r>
+      <w:r>
+        <w:rPr>
+          <w:rFonts w:ascii="Times New Roman" w:eastAsia="宋体" w:hAnsi="Times New Roman"/>
+          <w:kern w:val="44"/>
+        </w:rPr>
+        <w:t xml:space="preserve">.6.3 </w:t>
+      </w:r>
+      <w:r>
+        <w:rPr>
+          <w:rFonts w:ascii="Times New Roman" w:eastAsia="宋体" w:hAnsi="Times New Roman" w:hint="eastAsia"/>
+          <w:kern w:val="44"/>
+        </w:rPr>
+        <w:t>软件接口</w:t>
+      </w:r>
+    </w:p>
+    <w:p>
+      <w:r>
+        <w:rPr>
+          <w:rFonts w:hint="eastAsia"/>
+        </w:rPr>
+        <w:t>//</w:t>
+      </w:r>
+      <w:r>
+        <w:rPr>
+          <w:rFonts w:hint="eastAsia"/>
+        </w:rPr>
+        <w:t>与外部系统（上级系统、其它系统）的软件接口</w:t>
+      </w:r>
+    </w:p>
+    <w:p>
+      <w:pPr>
+        <w:pStyle w:val="2"/>
+        <w:spacing w:line="240" w:lineRule="auto"/>
+        <w:rPr>
+          <w:rFonts w:ascii="Times New Roman" w:eastAsia="宋体" w:hAnsi="Times New Roman"/>
+          <w:kern w:val="44"/>
+        </w:rPr>
+      </w:pPr>
+      <w:r>
+        <w:rPr>
+          <w:rFonts w:ascii="Times New Roman" w:eastAsia="宋体" w:hAnsi="Times New Roman"/>
+          <w:kern w:val="44"/>
+        </w:rPr>
         <w:lastRenderedPageBreak/>
         <w:t>4</w:t>
       </w:r>
@@ -11740,14 +12726,35 @@
           <w:rFonts w:ascii="Times New Roman" w:eastAsia="宋体" w:hAnsi="Times New Roman"/>
           <w:kern w:val="44"/>
         </w:rPr>
-        <w:t>5</w:t>
+        <w:t>6</w:t>
+      </w:r>
+      <w:r>
+        <w:rPr>
+          <w:rFonts w:ascii="Times New Roman" w:eastAsia="宋体" w:hAnsi="Times New Roman"/>
+          <w:kern w:val="44"/>
+        </w:rPr>
+        <w:t xml:space="preserve">.4 </w:t>
       </w:r>
       <w:r>
         <w:rPr>
           <w:rFonts w:ascii="Times New Roman" w:eastAsia="宋体" w:hAnsi="Times New Roman" w:hint="eastAsia"/>
           <w:kern w:val="44"/>
         </w:rPr>
-        <w:t>数据库需求</w:t>
+        <w:t>通讯接口</w:t>
+      </w:r>
+    </w:p>
+    <w:p>
+      <w:r>
+        <w:rPr>
+          <w:rFonts w:hint="eastAsia"/>
+        </w:rPr>
+        <w:t>//</w:t>
+      </w:r>
+      <w:r>
+        <w:rPr>
+          <w:rFonts w:hint="eastAsia"/>
+        </w:rPr>
+        <w:t>与外部系统（上级系统、其它系统）的通讯接口</w:t>
       </w:r>
     </w:p>
     <w:p>
@@ -11764,595 +12771,6 @@
           <w:rFonts w:ascii="Times New Roman" w:eastAsia="宋体" w:hAnsi="Times New Roman"/>
           <w:kern w:val="44"/>
         </w:rPr>
-        <w:t>4</w:t>
-      </w:r>
-      <w:r>
-        <w:rPr>
-          <w:rFonts w:ascii="Times New Roman" w:eastAsia="宋体" w:hAnsi="Times New Roman" w:hint="eastAsia"/>
-          <w:kern w:val="44"/>
-        </w:rPr>
-        <w:t>.</w:t>
-      </w:r>
-      <w:r>
-        <w:rPr>
-          <w:rFonts w:ascii="Times New Roman" w:eastAsia="宋体" w:hAnsi="Times New Roman"/>
-          <w:kern w:val="44"/>
-        </w:rPr>
-        <w:t>5</w:t>
-      </w:r>
-      <w:r>
-        <w:rPr>
-          <w:rFonts w:ascii="Times New Roman" w:eastAsia="宋体" w:hAnsi="Times New Roman"/>
-          <w:kern w:val="44"/>
-        </w:rPr>
-        <w:t xml:space="preserve">.1 </w:t>
-      </w:r>
-      <w:r>
-        <w:rPr>
-          <w:rFonts w:ascii="Times New Roman" w:eastAsia="宋体" w:hAnsi="Times New Roman" w:hint="eastAsia"/>
-          <w:kern w:val="44"/>
-        </w:rPr>
-        <w:t>E</w:t>
-      </w:r>
-      <w:r>
-        <w:rPr>
-          <w:rFonts w:ascii="Times New Roman" w:eastAsia="宋体" w:hAnsi="Times New Roman"/>
-          <w:kern w:val="44"/>
-        </w:rPr>
-        <w:t>-R</w:t>
-      </w:r>
-      <w:r>
-        <w:rPr>
-          <w:rFonts w:ascii="Times New Roman" w:eastAsia="宋体" w:hAnsi="Times New Roman" w:hint="eastAsia"/>
-          <w:kern w:val="44"/>
-        </w:rPr>
-        <w:t>图</w:t>
-      </w:r>
-    </w:p>
-    <w:p>
-      <w:r>
-        <w:rPr>
-          <w:rFonts w:hint="eastAsia"/>
-        </w:rPr>
-        <w:t>//</w:t>
-      </w:r>
-      <w:r>
-        <w:rPr>
-          <w:rFonts w:hint="eastAsia"/>
-        </w:rPr>
-        <w:t>画出</w:t>
-      </w:r>
-      <w:r>
-        <w:rPr>
-          <w:rFonts w:hint="eastAsia"/>
-        </w:rPr>
-        <w:t>E-R</w:t>
-      </w:r>
-      <w:r>
-        <w:rPr>
-          <w:rFonts w:hint="eastAsia"/>
-        </w:rPr>
-        <w:t>图，需求阶段可以有多对多关系。所有</w:t>
-      </w:r>
-      <w:r>
-        <w:rPr>
-          <w:rFonts w:hint="eastAsia"/>
-        </w:rPr>
-        <w:t>实体间的关系</w:t>
-      </w:r>
-      <w:r>
-        <w:rPr>
-          <w:rFonts w:hint="eastAsia"/>
-        </w:rPr>
-        <w:t>只反应</w:t>
-      </w:r>
-      <w:r>
-        <w:rPr>
-          <w:rFonts w:hint="eastAsia"/>
-        </w:rPr>
-        <w:t>现实</w:t>
-      </w:r>
-      <w:r>
-        <w:rPr>
-          <w:rFonts w:hint="eastAsia"/>
-        </w:rPr>
-        <w:t>和</w:t>
-      </w:r>
-      <w:r>
-        <w:rPr>
-          <w:rFonts w:hint="eastAsia"/>
-        </w:rPr>
-        <w:t>业务</w:t>
-      </w:r>
-      <w:r>
-        <w:rPr>
-          <w:rFonts w:hint="eastAsia"/>
-        </w:rPr>
-        <w:t>需求</w:t>
-      </w:r>
-      <w:r>
-        <w:rPr>
-          <w:rFonts w:hint="eastAsia"/>
-        </w:rPr>
-        <w:t>，不处理设计</w:t>
-      </w:r>
-      <w:r>
-        <w:rPr>
-          <w:rFonts w:hint="eastAsia"/>
-        </w:rPr>
-        <w:t>问题。</w:t>
-      </w:r>
-    </w:p>
-    <w:p>
-      <w:r>
-        <w:rPr>
-          <w:rFonts w:hint="eastAsia"/>
-        </w:rPr>
-        <w:t>//</w:t>
-      </w:r>
-      <w:r>
-        <w:rPr>
-          <w:rFonts w:hint="eastAsia"/>
-        </w:rPr>
-        <w:t>对</w:t>
-      </w:r>
-      <w:r>
-        <w:rPr>
-          <w:rFonts w:hint="eastAsia"/>
-        </w:rPr>
-        <w:t>E-R</w:t>
-      </w:r>
-      <w:r>
-        <w:rPr>
-          <w:rFonts w:hint="eastAsia"/>
-        </w:rPr>
-        <w:t>图做解释</w:t>
-      </w:r>
-    </w:p>
-    <w:p>
-      <w:pPr>
-        <w:rPr>
-          <w:color w:val="FF0000"/>
-        </w:rPr>
-      </w:pPr>
-      <w:r>
-        <w:rPr>
-          <w:rFonts w:hint="eastAsia"/>
-          <w:color w:val="FF0000"/>
-        </w:rPr>
-        <w:t>//</w:t>
-      </w:r>
-      <w:r>
-        <w:rPr>
-          <w:rFonts w:hint="eastAsia"/>
-          <w:color w:val="FF0000"/>
-        </w:rPr>
-        <w:t>重点</w:t>
-      </w:r>
-      <w:r>
-        <w:rPr>
-          <w:rFonts w:hint="eastAsia"/>
-          <w:color w:val="FF0000"/>
-        </w:rPr>
-        <w:t>、详细、完整</w:t>
-      </w:r>
-    </w:p>
-    <w:p>
-      <w:pPr>
-        <w:pStyle w:val="2"/>
-        <w:spacing w:line="240" w:lineRule="auto"/>
-        <w:rPr>
-          <w:rFonts w:ascii="Times New Roman" w:eastAsia="宋体" w:hAnsi="Times New Roman"/>
-          <w:kern w:val="44"/>
-        </w:rPr>
-      </w:pPr>
-      <w:r>
-        <w:rPr>
-          <w:rFonts w:ascii="Times New Roman" w:eastAsia="宋体" w:hAnsi="Times New Roman"/>
-          <w:kern w:val="44"/>
-        </w:rPr>
-        <w:t>4</w:t>
-      </w:r>
-      <w:r>
-        <w:rPr>
-          <w:rFonts w:ascii="Times New Roman" w:eastAsia="宋体" w:hAnsi="Times New Roman" w:hint="eastAsia"/>
-          <w:kern w:val="44"/>
-        </w:rPr>
-        <w:t>.</w:t>
-      </w:r>
-      <w:r>
-        <w:rPr>
-          <w:rFonts w:ascii="Times New Roman" w:eastAsia="宋体" w:hAnsi="Times New Roman"/>
-          <w:kern w:val="44"/>
-        </w:rPr>
-        <w:t>5</w:t>
-      </w:r>
-      <w:r>
-        <w:rPr>
-          <w:rFonts w:ascii="Times New Roman" w:eastAsia="宋体" w:hAnsi="Times New Roman"/>
-          <w:kern w:val="44"/>
-        </w:rPr>
-        <w:t xml:space="preserve">.2 </w:t>
-      </w:r>
-      <w:r>
-        <w:rPr>
-          <w:rFonts w:ascii="Times New Roman" w:eastAsia="宋体" w:hAnsi="Times New Roman" w:hint="eastAsia"/>
-          <w:kern w:val="44"/>
-        </w:rPr>
-        <w:t>实体</w:t>
-      </w:r>
-      <w:r>
-        <w:rPr>
-          <w:rFonts w:ascii="Times New Roman" w:eastAsia="宋体" w:hAnsi="Times New Roman" w:hint="eastAsia"/>
-          <w:kern w:val="44"/>
-        </w:rPr>
-        <w:t>-</w:t>
-      </w:r>
-      <w:r>
-        <w:rPr>
-          <w:rFonts w:ascii="Times New Roman" w:eastAsia="宋体" w:hAnsi="Times New Roman" w:hint="eastAsia"/>
-          <w:kern w:val="44"/>
-        </w:rPr>
-        <w:t>属性图</w:t>
-      </w:r>
-    </w:p>
-    <w:p>
-      <w:r>
-        <w:rPr>
-          <w:rFonts w:hint="eastAsia"/>
-        </w:rPr>
-        <w:t>//</w:t>
-      </w:r>
-      <w:r>
-        <w:rPr>
-          <w:rFonts w:hint="eastAsia"/>
-        </w:rPr>
-        <w:t>画出实体</w:t>
-      </w:r>
-      <w:r>
-        <w:rPr>
-          <w:rFonts w:hint="eastAsia"/>
-        </w:rPr>
-        <w:t>-</w:t>
-      </w:r>
-      <w:r>
-        <w:rPr>
-          <w:rFonts w:hint="eastAsia"/>
-        </w:rPr>
-        <w:t>属性图</w:t>
-      </w:r>
-    </w:p>
-    <w:p>
-      <w:pPr>
-        <w:rPr>
-          <w:color w:val="FF0000"/>
-        </w:rPr>
-      </w:pPr>
-      <w:r>
-        <w:rPr>
-          <w:rFonts w:hint="eastAsia"/>
-          <w:color w:val="FF0000"/>
-        </w:rPr>
-        <w:t>//</w:t>
-      </w:r>
-      <w:r>
-        <w:rPr>
-          <w:rFonts w:hint="eastAsia"/>
-          <w:color w:val="FF0000"/>
-        </w:rPr>
-        <w:t>重点</w:t>
-      </w:r>
-      <w:r>
-        <w:rPr>
-          <w:rFonts w:hint="eastAsia"/>
-          <w:color w:val="FF0000"/>
-        </w:rPr>
-        <w:t>、详细、完整</w:t>
-      </w:r>
-    </w:p>
-    <w:p>
-      <w:pPr>
-        <w:pStyle w:val="2"/>
-        <w:spacing w:line="240" w:lineRule="auto"/>
-        <w:rPr>
-          <w:rFonts w:ascii="Times New Roman" w:eastAsia="宋体" w:hAnsi="Times New Roman"/>
-          <w:kern w:val="44"/>
-        </w:rPr>
-      </w:pPr>
-      <w:r>
-        <w:rPr>
-          <w:rFonts w:ascii="Times New Roman" w:eastAsia="宋体" w:hAnsi="Times New Roman"/>
-          <w:kern w:val="44"/>
-        </w:rPr>
-        <w:t>4</w:t>
-      </w:r>
-      <w:r>
-        <w:rPr>
-          <w:rFonts w:ascii="Times New Roman" w:eastAsia="宋体" w:hAnsi="Times New Roman" w:hint="eastAsia"/>
-          <w:kern w:val="44"/>
-        </w:rPr>
-        <w:t>.</w:t>
-      </w:r>
-      <w:r>
-        <w:rPr>
-          <w:rFonts w:ascii="Times New Roman" w:eastAsia="宋体" w:hAnsi="Times New Roman"/>
-          <w:kern w:val="44"/>
-        </w:rPr>
-        <w:t>6</w:t>
-      </w:r>
-      <w:r>
-        <w:rPr>
-          <w:rFonts w:ascii="Times New Roman" w:eastAsia="宋体" w:hAnsi="Times New Roman" w:hint="eastAsia"/>
-          <w:kern w:val="44"/>
-        </w:rPr>
-        <w:t>外部接口</w:t>
-      </w:r>
-    </w:p>
-    <w:p>
-      <w:r>
-        <w:rPr>
-          <w:rFonts w:hint="eastAsia"/>
-        </w:rPr>
-        <w:t>//</w:t>
-      </w:r>
-      <w:r>
-        <w:rPr>
-          <w:rFonts w:hint="eastAsia"/>
-        </w:rPr>
-        <w:t>按实际情况进行描述，下面的内容不一定都有</w:t>
-      </w:r>
-    </w:p>
-    <w:p>
-      <w:pPr>
-        <w:pStyle w:val="2"/>
-        <w:spacing w:line="240" w:lineRule="auto"/>
-        <w:rPr>
-          <w:rFonts w:ascii="Times New Roman" w:eastAsia="宋体" w:hAnsi="Times New Roman"/>
-          <w:kern w:val="44"/>
-        </w:rPr>
-      </w:pPr>
-      <w:r>
-        <w:rPr>
-          <w:rFonts w:ascii="Times New Roman" w:eastAsia="宋体" w:hAnsi="Times New Roman"/>
-          <w:kern w:val="44"/>
-        </w:rPr>
-        <w:t>4</w:t>
-      </w:r>
-      <w:r>
-        <w:rPr>
-          <w:rFonts w:ascii="Times New Roman" w:eastAsia="宋体" w:hAnsi="Times New Roman" w:hint="eastAsia"/>
-          <w:kern w:val="44"/>
-        </w:rPr>
-        <w:t>.</w:t>
-      </w:r>
-      <w:r>
-        <w:rPr>
-          <w:rFonts w:ascii="Times New Roman" w:eastAsia="宋体" w:hAnsi="Times New Roman"/>
-          <w:kern w:val="44"/>
-        </w:rPr>
-        <w:t>6</w:t>
-      </w:r>
-      <w:r>
-        <w:rPr>
-          <w:rFonts w:ascii="Times New Roman" w:eastAsia="宋体" w:hAnsi="Times New Roman"/>
-          <w:kern w:val="44"/>
-        </w:rPr>
-        <w:t xml:space="preserve">.1 </w:t>
-      </w:r>
-      <w:r>
-        <w:rPr>
-          <w:rFonts w:ascii="Times New Roman" w:eastAsia="宋体" w:hAnsi="Times New Roman" w:hint="eastAsia"/>
-          <w:kern w:val="44"/>
-        </w:rPr>
-        <w:t>用户接口</w:t>
-      </w:r>
-    </w:p>
-    <w:p>
-      <w:r>
-        <w:rPr>
-          <w:rFonts w:hint="eastAsia"/>
-        </w:rPr>
-        <w:t>//</w:t>
-      </w:r>
-      <w:r>
-        <w:rPr>
-          <w:rFonts w:hint="eastAsia"/>
-        </w:rPr>
-        <w:t>如果是人机界面很重要的项目，放界面原型图、页面内及页面间的导航图，并辅以文字说明</w:t>
-      </w:r>
-    </w:p>
-    <w:p>
-      <w:r>
-        <w:rPr>
-          <w:rFonts w:hint="eastAsia"/>
-        </w:rPr>
-        <w:t>//</w:t>
-      </w:r>
-      <w:r>
-        <w:rPr>
-          <w:rFonts w:hint="eastAsia"/>
-        </w:rPr>
-        <w:t>对于通讯设备，描述控制台接口</w:t>
-      </w:r>
-    </w:p>
-    <w:p>
-      <w:pPr>
-        <w:pStyle w:val="2"/>
-        <w:spacing w:line="240" w:lineRule="auto"/>
-        <w:rPr>
-          <w:rFonts w:ascii="Times New Roman" w:eastAsia="宋体" w:hAnsi="Times New Roman"/>
-          <w:kern w:val="44"/>
-        </w:rPr>
-      </w:pPr>
-      <w:r>
-        <w:rPr>
-          <w:rFonts w:ascii="Times New Roman" w:eastAsia="宋体" w:hAnsi="Times New Roman"/>
-          <w:kern w:val="44"/>
-        </w:rPr>
-        <w:t>4</w:t>
-      </w:r>
-      <w:r>
-        <w:rPr>
-          <w:rFonts w:ascii="Times New Roman" w:eastAsia="宋体" w:hAnsi="Times New Roman" w:hint="eastAsia"/>
-          <w:kern w:val="44"/>
-        </w:rPr>
-        <w:t>.</w:t>
-      </w:r>
-      <w:r>
-        <w:rPr>
-          <w:rFonts w:ascii="Times New Roman" w:eastAsia="宋体" w:hAnsi="Times New Roman"/>
-          <w:kern w:val="44"/>
-        </w:rPr>
-        <w:t>6</w:t>
-      </w:r>
-      <w:r>
-        <w:rPr>
-          <w:rFonts w:ascii="Times New Roman" w:eastAsia="宋体" w:hAnsi="Times New Roman"/>
-          <w:kern w:val="44"/>
-        </w:rPr>
-        <w:t xml:space="preserve">.2 </w:t>
-      </w:r>
-      <w:r>
-        <w:rPr>
-          <w:rFonts w:ascii="Times New Roman" w:eastAsia="宋体" w:hAnsi="Times New Roman" w:hint="eastAsia"/>
-          <w:kern w:val="44"/>
-        </w:rPr>
-        <w:t>硬件接口</w:t>
-      </w:r>
-    </w:p>
-    <w:p>
-      <w:r>
-        <w:rPr>
-          <w:rFonts w:hint="eastAsia"/>
-        </w:rPr>
-        <w:t>//</w:t>
-      </w:r>
-      <w:r>
-        <w:rPr>
-          <w:rFonts w:hint="eastAsia"/>
-        </w:rPr>
-        <w:t>产品的硬件接口，纯软件的没有</w:t>
-      </w:r>
-    </w:p>
-    <w:p>
-      <w:pPr>
-        <w:pStyle w:val="2"/>
-        <w:spacing w:line="240" w:lineRule="auto"/>
-        <w:rPr>
-          <w:rFonts w:ascii="Times New Roman" w:eastAsia="宋体" w:hAnsi="Times New Roman"/>
-          <w:kern w:val="44"/>
-        </w:rPr>
-      </w:pPr>
-      <w:r>
-        <w:rPr>
-          <w:rFonts w:ascii="Times New Roman" w:eastAsia="宋体" w:hAnsi="Times New Roman" w:hint="eastAsia"/>
-          <w:kern w:val="44"/>
-        </w:rPr>
-        <w:t>4</w:t>
-      </w:r>
-      <w:r>
-        <w:rPr>
-          <w:rFonts w:ascii="Times New Roman" w:eastAsia="宋体" w:hAnsi="Times New Roman"/>
-          <w:kern w:val="44"/>
-        </w:rPr>
-        <w:t xml:space="preserve">.6.3 </w:t>
-      </w:r>
-      <w:r>
-        <w:rPr>
-          <w:rFonts w:ascii="Times New Roman" w:eastAsia="宋体" w:hAnsi="Times New Roman" w:hint="eastAsia"/>
-          <w:kern w:val="44"/>
-        </w:rPr>
-        <w:t>软件接口</w:t>
-      </w:r>
-    </w:p>
-    <w:p>
-      <w:r>
-        <w:rPr>
-          <w:rFonts w:hint="eastAsia"/>
-        </w:rPr>
-        <w:t>//</w:t>
-      </w:r>
-      <w:r>
-        <w:rPr>
-          <w:rFonts w:hint="eastAsia"/>
-        </w:rPr>
-        <w:t>与外部系统（上级系统、其它系统）的软件接口</w:t>
-      </w:r>
-    </w:p>
-    <w:p>
-      <w:pPr>
-        <w:pStyle w:val="2"/>
-        <w:spacing w:line="240" w:lineRule="auto"/>
-        <w:rPr>
-          <w:rFonts w:ascii="Times New Roman" w:eastAsia="宋体" w:hAnsi="Times New Roman"/>
-          <w:kern w:val="44"/>
-        </w:rPr>
-      </w:pPr>
-      <w:r>
-        <w:rPr>
-          <w:rFonts w:ascii="Times New Roman" w:eastAsia="宋体" w:hAnsi="Times New Roman"/>
-          <w:kern w:val="44"/>
-        </w:rPr>
-        <w:t>4</w:t>
-      </w:r>
-      <w:r>
-        <w:rPr>
-          <w:rFonts w:ascii="Times New Roman" w:eastAsia="宋体" w:hAnsi="Times New Roman" w:hint="eastAsia"/>
-          <w:kern w:val="44"/>
-        </w:rPr>
-        <w:t>.</w:t>
-      </w:r>
-      <w:r>
-        <w:rPr>
-          <w:rFonts w:ascii="Times New Roman" w:eastAsia="宋体" w:hAnsi="Times New Roman"/>
-          <w:kern w:val="44"/>
-        </w:rPr>
-        <w:t>6</w:t>
-      </w:r>
-      <w:r>
-        <w:rPr>
-          <w:rFonts w:ascii="Times New Roman" w:eastAsia="宋体" w:hAnsi="Times New Roman"/>
-          <w:kern w:val="44"/>
-        </w:rPr>
-        <w:t xml:space="preserve">.4 </w:t>
-      </w:r>
-      <w:r>
-        <w:rPr>
-          <w:rFonts w:ascii="Times New Roman" w:eastAsia="宋体" w:hAnsi="Times New Roman" w:hint="eastAsia"/>
-          <w:kern w:val="44"/>
-        </w:rPr>
-        <w:t>通讯接口</w:t>
-      </w:r>
-    </w:p>
-    <w:p>
-      <w:r>
-        <w:rPr>
-          <w:rFonts w:hint="eastAsia"/>
-        </w:rPr>
-        <w:t>//</w:t>
-      </w:r>
-      <w:r>
-        <w:rPr>
-          <w:rFonts w:hint="eastAsia"/>
-        </w:rPr>
-        <w:t>与外部系统（上级系统、其它系统）的通讯接口</w:t>
-      </w:r>
-    </w:p>
-    <w:p>
-      <w:pPr>
-        <w:pStyle w:val="2"/>
-        <w:spacing w:line="240" w:lineRule="auto"/>
-        <w:rPr>
-          <w:rFonts w:ascii="Times New Roman" w:eastAsia="宋体" w:hAnsi="Times New Roman"/>
-          <w:kern w:val="44"/>
-        </w:rPr>
-      </w:pPr>
-      <w:r>
-        <w:rPr>
-          <w:rFonts w:ascii="Times New Roman" w:eastAsia="宋体" w:hAnsi="Times New Roman"/>
-          <w:kern w:val="44"/>
-        </w:rPr>
-        <w:lastRenderedPageBreak/>
         <w:t>4</w:t>
       </w:r>
       <w:r>
@@ -17650,6 +18068,7 @@
   <w:style w:type="character" w:default="1" w:styleId="a0">
     <w:name w:val="Default Paragraph Font"/>
     <w:uiPriority w:val="1"/>
+    <w:semiHidden/>
     <w:unhideWhenUsed/>
   </w:style>
   <w:style w:type="table" w:default="1" w:styleId="a1">
